--- a/Science Books/QED Course/Lesson 76 Lamb Shift.docx
+++ b/Science Books/QED Course/Lesson 76 Lamb Shift.docx
@@ -34,7 +34,7 @@
           <w:b/>
           <w:sz w:val="26"/>
         </w:rPr>
-        <w:t>Radiative corrections split the Dirac degeneracy of hydrogen 2s_{1/2} and 2p_{1/2} by about 1058 MHz, a loop effect Lesson 15 could only name</w:t>
+        <w:t>The electron self-energy of Lesson 63, evaluated in a Coulomb field, splits the Dirac degeneracy of hydrogen 2s_{1/2} and 2p_{1/2} by about 1058 MHz</w:t>
       </w:r>
     </w:p>
     <w:p>
@@ -58,7 +58,7 @@
     </w:p>
     <w:p>
       <w:pPr>
-        <w:pStyle w:val="Heading1"/>
+        <w:pStyle w:val="Heading2"/>
       </w:pPr>
       <w:r>
         <w:t>How to use this lesson</w:t>
@@ -66,12 +66,12 @@
     </w:p>
     <w:p>
       <w:r>
-        <w:t>The Dirac equation, with the Coulomb field as a fixed A_μ, predicts that 2s_{1/2} and 2p_{1/2} have the same energy (Lesson 15's fine-structure formula depending on n and j only). They do not: Lamb and Retherford measured a split of about 1058 MHz. The split is a QED loop effect, from the electron self-energy in an external field and from vacuum polarization. This lesson outlines the accounting, quotes the leading log, and does not redo Bethe's full numerical integral. Expect five to seven hours. An electron in hydrogen is never a pure Dirac particle in a classical Coulomb field: it emits and reabsorbs virtual photons (Lesson 63) while bound. Bethe's estimate integrates that self-energy between atomic momenta ~αm and the electron mass m, producing a logarithm log(1/α). The 2s wavefunction is nonzero at the origin and feels the correction more than 2p, so the levels split. Vacuum polarization modifies the Coulomb potential at distances 1/m (Lesson 77) and contributes a smaller, opposite piece in hydrogen. The measured 2s–2p interval is 1057.8 MHz; one-loop QED accounts for it at the percent-to-permille level depending on how much of the logarithm and the finite pieces are kept. This is the loop correction Lesson 15 postponed, now named and estimated, not hidden inside a template.</w:t>
+        <w:t>Lesson 15's Dirac fine-structure formula depends on n and j, not on ℓ separately, so 2s_{1/2} and 2p_{1/2} are degenerate. Lamb and Retherford measured a split of about 1058 MHz. This lesson traces that split to the bound-electron self-energy, derives the |ψ(0)|² and logarithm that set the scale, and quotes Bethe's evaluation of the remaining atomic sum. It does not redo that numerical sum. Expect six to eight hours.</w:t>
       </w:r>
     </w:p>
     <w:p>
       <w:pPr>
-        <w:pStyle w:val="Heading2"/>
+        <w:pStyle w:val="Heading3"/>
       </w:pPr>
       <w:r>
         <w:t>Learning objectives</w:t>
@@ -82,7 +82,7 @@
         <w:pStyle w:val="ListBullet"/>
       </w:pPr>
       <w:r>
-        <w:t>State the Dirac degeneracy: E depends on n and j, not on ℓ separately.</w:t>
+        <w:t>State the Dirac degeneracy: E=E(n,j), so 2s_{1/2} and 2p_{1/2} coincide before loops.</w:t>
       </w:r>
     </w:p>
     <w:p>
@@ -90,7 +90,7 @@
         <w:pStyle w:val="ListBullet"/>
       </w:pPr>
       <w:r>
-        <w:t>Identify the Lamb shift as a radiative splitting of 2s_{1/2} and 2p_{1/2}.</w:t>
+        <w:t>Identify the Lamb interval as a radiative shift of those two levels, dominated by the electron self-energy in the Coulomb field.</w:t>
       </w:r>
     </w:p>
     <w:p>
@@ -98,7 +98,7 @@
         <w:pStyle w:val="ListBullet"/>
       </w:pPr>
       <w:r>
-        <w:t>Attribute the leading logarithm to the electron self-energy in a Coulomb field, with a low-energy cutoff of order the Bohr momentum and a high-energy cutoff of order m.</w:t>
+        <w:t>Derive that a contact self-energy operator samples |ψ(0)|², so the leading piece hits s-states and misses p-states.</w:t>
       </w:r>
     </w:p>
     <w:p>
@@ -106,7 +106,7 @@
         <w:pStyle w:val="ListBullet"/>
       </w:pPr>
       <w:r>
-        <w:t>Quote ΔE ≈ (α⁵ m / 6π) log(1/α) for the 2s state as the leading-log estimate, and the experimental scale 1058 MHz.</w:t>
+        <w:t>Obtain the logarithmic structure log(m/⟨ΔE⟩) by cutting the self-energy integral of Lesson 63 between an atomic scale and m.</w:t>
       </w:r>
     </w:p>
     <w:p>
@@ -114,12 +114,12 @@
         <w:pStyle w:val="ListBullet"/>
       </w:pPr>
       <w:r>
-        <w:t>Defer the Uehling (vacuum-polarization) piece to Lesson 77.</w:t>
+        <w:t>Quote Bethe's 1947 evaluation ~1040 MHz and the measured 2s–2p interval 1057.845(9) MHz, and defer the −27 MHz Uehling piece to Lesson 77.</w:t>
       </w:r>
     </w:p>
     <w:p>
       <w:pPr>
-        <w:pStyle w:val="Heading2"/>
+        <w:pStyle w:val="Heading3"/>
       </w:pPr>
       <w:r>
         <w:t>Notation and conventions</w:t>
@@ -135,13 +135,15 @@
         <w:tblLook w:firstColumn="1" w:firstRow="1" w:lastColumn="0" w:lastRow="0" w:noHBand="0" w:noVBand="1" w:val="04A0"/>
       </w:tblPr>
       <w:tblGrid>
-        <w:gridCol w:w="2160"/>
-        <w:gridCol w:w="7632"/>
+        <w:gridCol w:w="2448"/>
+        <w:gridCol w:w="2448"/>
+        <w:gridCol w:w="2448"/>
+        <w:gridCol w:w="2448"/>
       </w:tblGrid>
       <w:tr>
         <w:tc>
           <w:tcPr>
-            <w:tcW w:type="dxa" w:w="2160"/>
+            <w:tcW w:type="dxa" w:w="2448"/>
             <w:shd w:fill="1F4E78"/>
             <w:vAlign w:val="center"/>
             <w:tcMar>
@@ -163,7 +165,7 @@
         </w:tc>
         <w:tc>
           <w:tcPr>
-            <w:tcW w:type="dxa" w:w="7632"/>
+            <w:tcW w:type="dxa" w:w="2448"/>
             <w:shd w:fill="1F4E78"/>
             <w:vAlign w:val="center"/>
             <w:tcMar>
@@ -183,11 +185,10 @@
             </w:r>
           </w:p>
         </w:tc>
-      </w:tr>
-      <w:tr>
         <w:tc>
           <w:tcPr>
-            <w:tcW w:type="dxa" w:w="2160"/>
+            <w:tcW w:type="dxa" w:w="2448"/>
+            <w:shd w:fill="1F4E78"/>
             <w:vAlign w:val="center"/>
             <w:tcMar>
               <w:top w:w="100" w:type="dxa"/>
@@ -198,13 +199,17 @@
           </w:tcPr>
           <w:p>
             <w:r>
-              <w:t>Dirac</w:t>
+              <w:rPr>
+                <w:b/>
+                <w:color w:val="FFFFFF"/>
+              </w:rPr>
             </w:r>
           </w:p>
         </w:tc>
         <w:tc>
           <w:tcPr>
-            <w:tcW w:type="dxa" w:w="7632"/>
+            <w:tcW w:type="dxa" w:w="2448"/>
+            <w:shd w:fill="1F4E78"/>
             <w:vAlign w:val="center"/>
             <w:tcMar>
               <w:top w:w="100" w:type="dxa"/>
@@ -215,7 +220,10 @@
           </w:tcPr>
           <w:p>
             <w:r>
-              <w:t>Dirac E(n,j) not E(n,ℓ)</w:t>
+              <w:rPr>
+                <w:b/>
+                <w:color w:val="FFFFFF"/>
+              </w:rPr>
             </w:r>
           </w:p>
         </w:tc>
@@ -223,7 +231,83 @@
       <w:tr>
         <w:tc>
           <w:tcPr>
-            <w:tcW w:type="dxa" w:w="2160"/>
+            <w:tcW w:type="dxa" w:w="2448"/>
+            <w:vAlign w:val="center"/>
+            <w:tcMar>
+              <w:top w:w="100" w:type="dxa"/>
+              <w:start w:w="100" w:type="dxa"/>
+              <w:bottom w:w="100" w:type="dxa"/>
+              <w:end w:w="100" w:type="dxa"/>
+            </w:tcMar>
+          </w:tcPr>
+          <w:p>
+            <w:r>
+              <w:t>2s_{1/2}, 2p_{1/2}</w:t>
+            </w:r>
+          </w:p>
+        </w:tc>
+        <w:tc>
+          <w:tcPr>
+            <w:tcW w:type="dxa" w:w="2448"/>
+            <w:vAlign w:val="center"/>
+            <w:tcMar>
+              <w:top w:w="100" w:type="dxa"/>
+              <w:start w:w="100" w:type="dxa"/>
+              <w:bottom w:w="100" w:type="dxa"/>
+              <w:end w:w="100" w:type="dxa"/>
+            </w:tcMar>
+          </w:tcPr>
+          <w:p>
+            <w:r>
+              <w:t>Hydrogen n=2 levels degenerate in the Dirac–Coulomb problem</w:t>
+            </w:r>
+          </w:p>
+        </w:tc>
+        <w:tc>
+          <w:tcPr>
+            <w:tcW w:type="dxa" w:w="2448"/>
+            <w:vAlign w:val="center"/>
+            <w:tcMar>
+              <w:top w:w="100" w:type="dxa"/>
+              <w:start w:w="100" w:type="dxa"/>
+              <w:bottom w:w="100" w:type="dxa"/>
+              <w:end w:w="100" w:type="dxa"/>
+            </w:tcMar>
+          </w:tcPr>
+          <w:p/>
+        </w:tc>
+        <w:tc>
+          <w:tcPr>
+            <w:tcW w:type="dxa" w:w="2448"/>
+            <w:vAlign w:val="center"/>
+            <w:tcMar>
+              <w:top w:w="100" w:type="dxa"/>
+              <w:start w:w="100" w:type="dxa"/>
+              <w:bottom w:w="100" w:type="dxa"/>
+              <w:end w:w="100" w:type="dxa"/>
+            </w:tcMar>
+          </w:tcPr>
+          <w:p/>
+        </w:tc>
+      </w:tr>
+      <w:tr>
+        <w:tc>
+          <w:tcPr>
+            <w:tcW w:type="dxa" w:w="2448"/>
+            <w:vAlign w:val="center"/>
+            <w:shd w:fill="EAF2F8"/>
+            <w:tcMar>
+              <w:top w:w="100" w:type="dxa"/>
+              <w:start w:w="100" w:type="dxa"/>
+              <w:bottom w:w="100" w:type="dxa"/>
+              <w:end w:w="100" w:type="dxa"/>
+            </w:tcMar>
+          </w:tcPr>
+          <w:p/>
+        </w:tc>
+        <w:tc>
+          <w:tcPr>
+            <w:tcW w:type="dxa" w:w="2448"/>
             <w:vAlign w:val="center"/>
             <w:shd w:fill="EAF2F8"/>
             <w:tcMar>
@@ -235,13 +319,13 @@
           </w:tcPr>
           <w:p>
             <w:r>
-              <w:t>Leading</w:t>
+              <w:t>ψ_{2s}(0)</w:t>
             </w:r>
           </w:p>
         </w:tc>
         <w:tc>
           <w:tcPr>
-            <w:tcW w:type="dxa" w:w="7632"/>
+            <w:tcW w:type="dxa" w:w="2448"/>
             <w:vAlign w:val="center"/>
             <w:shd w:fill="EAF2F8"/>
             <w:tcMar>
@@ -253,7 +337,25 @@
           </w:tcPr>
           <w:p>
             <w:r>
-              <w:t>Leading log (α⁵ m) log(1/α)</w:t>
+              <w:t>²</w:t>
+            </w:r>
+          </w:p>
+        </w:tc>
+        <w:tc>
+          <w:tcPr>
+            <w:tcW w:type="dxa" w:w="2448"/>
+            <w:vAlign w:val="center"/>
+            <w:shd w:fill="EAF2F8"/>
+            <w:tcMar>
+              <w:top w:w="100" w:type="dxa"/>
+              <w:start w:w="100" w:type="dxa"/>
+              <w:bottom w:w="100" w:type="dxa"/>
+              <w:end w:w="100" w:type="dxa"/>
+            </w:tcMar>
+          </w:tcPr>
+          <w:p>
+            <w:r>
+              <w:t>Electron density at the origin, (αm)³/(8π)</w:t>
             </w:r>
           </w:p>
         </w:tc>
@@ -261,7 +363,7 @@
       <w:tr>
         <w:tc>
           <w:tcPr>
-            <w:tcW w:type="dxa" w:w="2160"/>
+            <w:tcW w:type="dxa" w:w="2448"/>
             <w:vAlign w:val="center"/>
             <w:tcMar>
               <w:top w:w="100" w:type="dxa"/>
@@ -272,13 +374,13 @@
           </w:tcPr>
           <w:p>
             <w:r>
-              <w:t>1058</w:t>
+              <w:t>⟨ΔE⟩</w:t>
             </w:r>
           </w:p>
         </w:tc>
         <w:tc>
           <w:tcPr>
-            <w:tcW w:type="dxa" w:w="7632"/>
+            <w:tcW w:type="dxa" w:w="2448"/>
             <w:vAlign w:val="center"/>
             <w:tcMar>
               <w:top w:w="100" w:type="dxa"/>
@@ -289,23 +391,168 @@
           </w:tcPr>
           <w:p>
             <w:r>
-              <w:t>1058 MHz experiment</w:t>
+              <w:t>Bethe's mean excitation energy for the atomic sum</w:t>
             </w:r>
           </w:p>
+        </w:tc>
+        <w:tc>
+          <w:tcPr>
+            <w:tcW w:type="dxa" w:w="2448"/>
+            <w:vAlign w:val="center"/>
+            <w:tcMar>
+              <w:top w:w="100" w:type="dxa"/>
+              <w:start w:w="100" w:type="dxa"/>
+              <w:bottom w:w="100" w:type="dxa"/>
+              <w:end w:w="100" w:type="dxa"/>
+            </w:tcMar>
+          </w:tcPr>
+          <w:p/>
+        </w:tc>
+        <w:tc>
+          <w:tcPr>
+            <w:tcW w:type="dxa" w:w="2448"/>
+            <w:vAlign w:val="center"/>
+            <w:tcMar>
+              <w:top w:w="100" w:type="dxa"/>
+              <w:start w:w="100" w:type="dxa"/>
+              <w:bottom w:w="100" w:type="dxa"/>
+              <w:end w:w="100" w:type="dxa"/>
+            </w:tcMar>
+          </w:tcPr>
+          <w:p/>
+        </w:tc>
+      </w:tr>
+      <w:tr>
+        <w:tc>
+          <w:tcPr>
+            <w:tcW w:type="dxa" w:w="2448"/>
+            <w:vAlign w:val="center"/>
+            <w:shd w:fill="EAF2F8"/>
+            <w:tcMar>
+              <w:top w:w="100" w:type="dxa"/>
+              <w:start w:w="100" w:type="dxa"/>
+              <w:bottom w:w="100" w:type="dxa"/>
+              <w:end w:w="100" w:type="dxa"/>
+            </w:tcMar>
+          </w:tcPr>
+          <w:p>
+            <w:r>
+              <w:t>ΔE_Lamb</w:t>
+            </w:r>
+          </w:p>
+        </w:tc>
+        <w:tc>
+          <w:tcPr>
+            <w:tcW w:type="dxa" w:w="2448"/>
+            <w:vAlign w:val="center"/>
+            <w:shd w:fill="EAF2F8"/>
+            <w:tcMar>
+              <w:top w:w="100" w:type="dxa"/>
+              <w:start w:w="100" w:type="dxa"/>
+              <w:bottom w:w="100" w:type="dxa"/>
+              <w:end w:w="100" w:type="dxa"/>
+            </w:tcMar>
+          </w:tcPr>
+          <w:p>
+            <w:r>
+              <w:t>2s_{1/2} − 2p_{1/2} interval after radiative corrections</w:t>
+            </w:r>
+          </w:p>
+        </w:tc>
+        <w:tc>
+          <w:tcPr>
+            <w:tcW w:type="dxa" w:w="2448"/>
+            <w:vAlign w:val="center"/>
+            <w:shd w:fill="EAF2F8"/>
+            <w:tcMar>
+              <w:top w:w="100" w:type="dxa"/>
+              <w:start w:w="100" w:type="dxa"/>
+              <w:bottom w:w="100" w:type="dxa"/>
+              <w:end w:w="100" w:type="dxa"/>
+            </w:tcMar>
+          </w:tcPr>
+          <w:p/>
+        </w:tc>
+        <w:tc>
+          <w:tcPr>
+            <w:tcW w:type="dxa" w:w="2448"/>
+            <w:vAlign w:val="center"/>
+            <w:shd w:fill="EAF2F8"/>
+            <w:tcMar>
+              <w:top w:w="100" w:type="dxa"/>
+              <w:start w:w="100" w:type="dxa"/>
+              <w:bottom w:w="100" w:type="dxa"/>
+              <w:end w:w="100" w:type="dxa"/>
+            </w:tcMar>
+          </w:tcPr>
+          <w:p/>
         </w:tc>
       </w:tr>
     </w:tbl>
     <w:p>
       <w:pPr>
-        <w:pStyle w:val="Heading1"/>
+        <w:pStyle w:val="Heading2"/>
       </w:pPr>
       <w:r>
-        <w:t>1 The physical point</w:t>
+        <w:t>1 The degeneracy that is not there</w:t>
+      </w:r>
+    </w:p>
+    <w:p>
+      <w:pPr>
+        <w:spacing w:before="160" w:after="160"/>
+        <w:jc w:val="center"/>
+      </w:pPr>
+      <w:r>
+        <w:rPr>
+          <w:rFonts w:ascii="Consolas" w:hAnsi="Consolas" w:cs="Consolas" w:eastAsia="Consolas"/>
+          <w:sz w:val="20"/>
+        </w:rPr>
+        <w:t xml:space="preserve">  Dirac–Coulomb                 after one loop</w:t>
+      </w:r>
+      <w:r>
+        <w:rPr>
+          <w:rFonts w:ascii="Consolas" w:hAnsi="Consolas" w:cs="Consolas" w:eastAsia="Consolas"/>
+          <w:sz w:val="20"/>
+        </w:rPr>
+        <w:br/>
+        <w:t xml:space="preserve">  ----------------              ----------------</w:t>
+      </w:r>
+      <w:r>
+        <w:rPr>
+          <w:rFonts w:ascii="Consolas" w:hAnsi="Consolas" w:cs="Consolas" w:eastAsia="Consolas"/>
+          <w:sz w:val="20"/>
+        </w:rPr>
+        <w:br/>
+        <w:t xml:space="preserve">  2s_{1/2}  2p_{1/2}            2s_{1/2}  -----  +1058 MHz</w:t>
+      </w:r>
+      <w:r>
+        <w:rPr>
+          <w:rFonts w:ascii="Consolas" w:hAnsi="Consolas" w:cs="Consolas" w:eastAsia="Consolas"/>
+          <w:sz w:val="20"/>
+        </w:rPr>
+        <w:br/>
+        <w:t xml:space="preserve">       =                             |</w:t>
+      </w:r>
+      <w:r>
+        <w:rPr>
+          <w:rFonts w:ascii="Consolas" w:hAnsi="Consolas" w:cs="Consolas" w:eastAsia="Consolas"/>
+          <w:sz w:val="20"/>
+        </w:rPr>
+        <w:br/>
+        <w:t xml:space="preserve">  degenerate                    2p_{1/2}  -----</w:t>
       </w:r>
     </w:p>
     <w:p>
       <w:r>
-        <w:t>The Dirac equation, with the Coulomb field as a fixed A_μ, predicts that 2s_{1/2} and 2p_{1/2} have the same energy (Lesson 15's fine-structure formula depending on n and j only). They do not: Lamb and Retherford measured a split of about 1058 MHz. The split is a QED loop effect, from the electron self-energy in an external field and from vacuum polarization. This lesson outlines the accounting, quotes the leading log, and does not redo Bethe's full numerical integral. Expect five to seven hours. An electron in hydrogen is never a pure Dirac particle in a classical Coulomb field: it emits and reabsorbs virtual photons (Lesson 63) while bound. Bethe's estimate integrates that self-energy between atomic momenta ~αm and the electron mass m, producing a logarithm log(1/α). The 2s wavefunction is nonzero at the origin and feels the correction more than 2p, so the levels split. Vacuum polarization modifies the Coulomb potential at distances 1/m (Lesson 77) and contributes a smaller, opposite piece in hydrogen. The measured 2s–2p interval is 1057.8 MHz; one-loop QED accounts for it at the percent-to-permille level depending on how much of the logarithm and the finite pieces are kept. This is the loop correction Lesson 15 postponed, now named and estimated, not hidden inside a template.</w:t>
+        <w:t>Lesson 15, and the Dirac equation in a fixed Coulomb field, give E(n,j) only. For n=2 and j=1/2 the 2s and 2p states sit at the same energy. Radiofrequency spectroscopy finds they do not: the 2s_{1/2} level lies about 1058 MHz above 2p_{1/2} (Lundeen and Pipkin, 1057.845(9) MHz). The missing interaction is the coupling of the bound electron to the quantized radiation field, Lesson 37, which at one loop is the self-energy of Lesson 63 evaluated not in free space but in the Coulomb background.</w:t>
+      </w:r>
+    </w:p>
+    <w:p>
+      <w:pPr>
+        <w:pStyle w:val="Heading2"/>
+      </w:pPr>
+      <w:r>
+        <w:t>2 Why the shift samples the origin</w:t>
       </w:r>
     </w:p>
     <w:p>
@@ -313,25 +560,222 @@
         <w:pStyle w:val="Heading3"/>
       </w:pPr>
       <w:r>
+        <w:t>2.1 A high-momentum insertion is local</w:t>
+      </w:r>
+    </w:p>
+    <w:p>
+      <w:r>
+        <w:t>Lesson 63's Σ(p) is a loop whose typical virtual momentum, after the ultraviolet piece has been absorbed into m₀ (Lesson 67), still includes a range from atomic momenta up to m. Photons with k~m resolve distances ~1/m, far smaller than the Bohr radius a₀=1/(αm). In the atom those photons see the electron as a point: their contribution to the energy is proportional to the probability density at the origin.</w:t>
+      </w:r>
+    </w:p>
+    <w:p>
+      <w:pPr>
+        <w:spacing w:before="100" w:after="160"/>
+        <w:jc w:val="center"/>
+      </w:pPr>
+      <m:oMathPara>
+        <m:oMath>
+          <m:r>
+            <m:t xml:space="preserve">ΔE</m:t>
+          </m:r>
+          <m:r>
+            <m:t xml:space="preserve">⊃</m:t>
+          </m:r>
+          <m:r>
+            <m:t xml:space="preserve">C</m:t>
+          </m:r>
+          <m:r>
+            <m:t xml:space="preserve">|</m:t>
+          </m:r>
+          <m:r>
+            <m:t xml:space="preserve">ψ</m:t>
+          </m:r>
+          <m:r>
+            <m:t xml:space="preserve">0</m:t>
+          </m:r>
+          <m:r>
+            <m:t xml:space="preserve">|</m:t>
+          </m:r>
+          <m:sSup>
+            <m:e/>
+            <m:sup>
+              <m:r>
+                <m:t xml:space="preserve">2</m:t>
+              </m:r>
+            </m:sup>
+          </m:sSup>
+        </m:oMath>
+      </m:oMathPara>
+    </w:p>
+    <w:p>
+      <w:r>
+        <w:t>with C set by the finite remainder of Σ. For hydrogen,</w:t>
+      </w:r>
+    </w:p>
+    <w:p>
+      <w:pPr>
+        <w:spacing w:before="100" w:after="40"/>
+        <w:jc w:val="center"/>
+      </w:pPr>
+      <m:oMathPara>
+        <m:oMath>
+          <m:r>
+            <m:t xml:space="preserve">|</m:t>
+          </m:r>
+          <m:sSub>
+            <m:e>
+              <m:r>
+                <m:t xml:space="preserve">ψ</m:t>
+              </m:r>
+            </m:e>
+            <m:sub>
+              <m:r>
+                <m:t xml:space="preserve">n</m:t>
+              </m:r>
+              <m:r>
+                <m:t xml:space="preserve">s</m:t>
+              </m:r>
+            </m:sub>
+          </m:sSub>
+          <m:r>
+            <m:t xml:space="preserve">0</m:t>
+          </m:r>
+          <m:r>
+            <m:t xml:space="preserve">|</m:t>
+          </m:r>
+          <m:sSup>
+            <m:e/>
+            <m:sup>
+              <m:r>
+                <m:t xml:space="preserve">2</m:t>
+              </m:r>
+            </m:sup>
+          </m:sSup>
+          <m:r>
+            <m:t xml:space="preserve">=</m:t>
+          </m:r>
+          <m:f>
+            <m:num>
+              <m:sSup>
+                <m:e>
+                  <m:r>
+                    <m:t xml:space="preserve">α</m:t>
+                  </m:r>
+                  <m:r>
+                    <m:t xml:space="preserve">m</m:t>
+                  </m:r>
+                </m:e>
+                <m:sup>
+                  <m:r>
+                    <m:t xml:space="preserve">3</m:t>
+                  </m:r>
+                </m:sup>
+              </m:sSup>
+            </m:num>
+            <m:den>
+              <m:r>
+                <m:t xml:space="preserve">π</m:t>
+              </m:r>
+              <m:sSup>
+                <m:e>
+                  <m:r>
+                    <m:t xml:space="preserve">n</m:t>
+                  </m:r>
+                </m:e>
+                <m:sup>
+                  <m:r>
+                    <m:t xml:space="preserve">3</m:t>
+                  </m:r>
+                </m:sup>
+              </m:sSup>
+            </m:den>
+          </m:f>
+        </m:oMath>
+      </m:oMathPara>
+    </w:p>
+    <w:p>
+      <w:pPr>
+        <w:spacing w:before="40" w:after="160"/>
+        <w:jc w:val="center"/>
+      </w:pPr>
+      <m:oMathPara>
+        <m:oMath>
+          <m:r>
+            <m:t xml:space="preserve">|</m:t>
+          </m:r>
+          <m:sSub>
+            <m:e>
+              <m:r>
+                <m:t xml:space="preserve">ψ</m:t>
+              </m:r>
+            </m:e>
+            <m:sub>
+              <m:r>
+                <m:t xml:space="preserve">2s</m:t>
+              </m:r>
+            </m:sub>
+          </m:sSub>
+          <m:r>
+            <m:t xml:space="preserve">0</m:t>
+          </m:r>
+          <m:r>
+            <m:t xml:space="preserve">|</m:t>
+          </m:r>
+          <m:sSup>
+            <m:e/>
+            <m:sup>
+              <m:r>
+                <m:t xml:space="preserve">2</m:t>
+              </m:r>
+            </m:sup>
+          </m:sSup>
+          <m:r>
+            <m:t xml:space="preserve">=</m:t>
+          </m:r>
+          <m:f>
+            <m:num>
+              <m:sSup>
+                <m:e>
+                  <m:r>
+                    <m:t xml:space="preserve">α</m:t>
+                  </m:r>
+                  <m:r>
+                    <m:t xml:space="preserve">m</m:t>
+                  </m:r>
+                </m:e>
+                <m:sup>
+                  <m:r>
+                    <m:t xml:space="preserve">3</m:t>
+                  </m:r>
+                </m:sup>
+              </m:sSup>
+            </m:num>
+            <m:den>
+              <m:r>
+                <m:t xml:space="preserve">8π</m:t>
+              </m:r>
+            </m:den>
+          </m:f>
+        </m:oMath>
+      </m:oMathPara>
+    </w:p>
+    <w:p>
+      <w:r>
+        <w:t>and |ψ_{2p}(0)|²=0. The leading contact piece therefore splits 2s from 2p.</w:t>
+      </w:r>
+    </w:p>
+    <w:p>
+      <w:r>
+        <w:rPr>
+          <w:b/>
+          <w:i/>
+        </w:rPr>
         <w:t>Worked example 1</w:t>
       </w:r>
     </w:p>
     <w:p>
       <w:r>
-        <w:t>State the central relation of this lesson in one sentence and name the earlier lesson it uses. An electron in hydrogen is never a pure Dirac particle in a classical Coulomb field: it emits and reabsorbs virtual photons (Lesson 63) while bound.</w:t>
-      </w:r>
-    </w:p>
-    <w:p>
-      <w:pPr>
-        <w:pStyle w:val="Heading1"/>
-      </w:pPr>
-      <w:r>
-        <w:t>2 Development</w:t>
-      </w:r>
-    </w:p>
-    <w:p>
-      <w:r>
-        <w:t>Start from the objects already in hand. Separate a definition from a derived consequence. Evaluate a limit (low energy, on-shell, or μ→μ₀) as a check. Then name what is still incomplete.</w:t>
+        <w:t>Why does a 2p wavefunction miss this contact term? A p-state vanishes at r=0 by angular momentum, so |ψ(0)|²=0. Only operators that are not pure contact (the Bethe log of Section 3, which involves a sum over intermediate atomic states) can shift 2p, and they do so at the few-MHz level, not the thousand-MHz level.</w:t>
       </w:r>
     </w:p>
     <w:p>
@@ -339,30 +783,251 @@
         <w:pStyle w:val="Heading3"/>
       </w:pPr>
       <w:r>
+        <w:t>2.2 Counting powers of α</w:t>
+      </w:r>
+    </w:p>
+    <w:p>
+      <w:r>
+        <w:t>The prefactor C is of order α/m², because a self-energy insertion carries one loop factor α and two inverse masses from the nonrelativistic reduction of Σ. Combined with |ψ(0)|²~(αm)³ one finds ΔE~α(αm)³/m²=α⁴ m, which is the scale of Dirac fine structure. The extra logarithm of Section 3, and the precise 4α/3π from the low-energy self-energy, convert this into the standard Lamb order α(Zα)⁴ m, numerically about a gigahertz for n=2.</w:t>
+      </w:r>
+    </w:p>
+    <w:p>
+      <w:pPr>
+        <w:pStyle w:val="Heading2"/>
+      </w:pPr>
+      <w:r>
+        <w:t>3 The logarithm</w:t>
+      </w:r>
+    </w:p>
+    <w:p>
+      <w:pPr>
+        <w:pStyle w:val="Heading3"/>
+      </w:pPr>
+      <w:r>
+        <w:t>3.1 Two cutoffs</w:t>
+      </w:r>
+    </w:p>
+    <w:p>
+      <w:r>
+        <w:t>Lesson 63's self-energy, written with a photon mass λ or a lower cutoff on k, diverges as log λ in the infrared. In free space that infrared piece is part of the mass renormalization and of the inclusive cancellation of Lesson 73. In a bound state the electron is not free below momenta of order the Bohr momentum αm, or equivalently below energy transfers of order a Rydberg: the atom itself cuts the infrared off. The ultraviolet of the nonrelativistic calculation cannot be trusted above k~m, where relativistic virtual pairs (Lesson 62) take over. The remaining integral over photon energy is therefore</w:t>
+      </w:r>
+    </w:p>
+    <w:p>
+      <w:pPr>
+        <w:spacing w:before="100" w:after="160"/>
+        <w:jc w:val="center"/>
+      </w:pPr>
+      <m:oMathPara>
+        <m:oMath>
+          <m:sSubSup>
+            <m:e>
+              <m:r>
+                <m:t xml:space="preserve">∫</m:t>
+              </m:r>
+            </m:e>
+            <m:sub>
+              <m:r>
+                <m:t xml:space="preserve">⟨ΔE⟩</m:t>
+              </m:r>
+            </m:sub>
+            <m:sup>
+              <m:r>
+                <m:t xml:space="preserve">m</m:t>
+              </m:r>
+            </m:sup>
+          </m:sSubSup>
+          <m:f>
+            <m:num>
+              <m:r>
+                <m:t xml:space="preserve">dk</m:t>
+              </m:r>
+            </m:num>
+            <m:den>
+              <m:r>
+                <m:t xml:space="preserve">k</m:t>
+              </m:r>
+            </m:den>
+          </m:f>
+          <m:r>
+            <m:t xml:space="preserve">=</m:t>
+          </m:r>
+          <m:r>
+            <m:t xml:space="preserve">log</m:t>
+          </m:r>
+          <m:f>
+            <m:num>
+              <m:r>
+                <m:t xml:space="preserve">m</m:t>
+              </m:r>
+            </m:num>
+            <m:den>
+              <m:r>
+                <m:t xml:space="preserve">⟨ΔE⟩</m:t>
+              </m:r>
+            </m:den>
+          </m:f>
+        </m:oMath>
+      </m:oMathPara>
+    </w:p>
+    <w:p>
+      <w:pPr>
+        <w:pStyle w:val="Heading3"/>
+      </w:pPr>
+      <w:r>
+        <w:t>3.2 Bethe's coefficient</w:t>
+      </w:r>
+    </w:p>
+    <w:p>
+      <w:r>
+        <w:t>Matching the nonrelativistic p·A interaction onto the contact operator of Section 2 produces Bethe's formula (Phys. Rev. 72, 339 (1947))</w:t>
+      </w:r>
+    </w:p>
+    <w:p>
+      <w:pPr>
+        <w:spacing w:before="100" w:after="160"/>
+        <w:jc w:val="center"/>
+      </w:pPr>
+      <m:oMathPara>
+        <m:oMath>
+          <m:sSub>
+            <m:e>
+              <m:r>
+                <m:t xml:space="preserve">ΔE</m:t>
+              </m:r>
+            </m:e>
+            <m:sub>
+              <m:r>
+                <m:t xml:space="preserve">n</m:t>
+              </m:r>
+              <m:r>
+                <m:t xml:space="preserve">s</m:t>
+              </m:r>
+            </m:sub>
+          </m:sSub>
+          <m:r>
+            <m:t xml:space="preserve">=</m:t>
+          </m:r>
+          <m:r>
+            <m:t xml:space="preserve">\frac</m:t>
+          </m:r>
+          <m:r>
+            <m:t xml:space="preserve">{</m:t>
+          </m:r>
+          <m:r>
+            <m:t xml:space="preserve">4α</m:t>
+          </m:r>
+          <m:r>
+            <m:t xml:space="preserve">}</m:t>
+          </m:r>
+          <m:r>
+            <m:t xml:space="preserve">{</m:t>
+          </m:r>
+          <m:r>
+            <m:t xml:space="preserve">3π</m:t>
+          </m:r>
+          <m:sSup>
+            <m:e>
+              <m:r>
+                <m:t xml:space="preserve">m</m:t>
+              </m:r>
+            </m:e>
+            <m:sup>
+              <m:r>
+                <m:t xml:space="preserve">2</m:t>
+              </m:r>
+            </m:sup>
+          </m:sSup>
+          <m:r>
+            <m:t xml:space="preserve">}</m:t>
+          </m:r>
+          <m:r>
+            <m:t xml:space="preserve">|</m:t>
+          </m:r>
+          <m:sSub>
+            <m:e>
+              <m:r>
+                <m:t xml:space="preserve">ψ</m:t>
+              </m:r>
+            </m:e>
+            <m:sub>
+              <m:r>
+                <m:t xml:space="preserve">ns</m:t>
+              </m:r>
+            </m:sub>
+          </m:sSub>
+          <m:r>
+            <m:t xml:space="preserve">0</m:t>
+          </m:r>
+          <m:r>
+            <m:t xml:space="preserve">|</m:t>
+          </m:r>
+          <m:sSup>
+            <m:e/>
+            <m:sup>
+              <m:r>
+                <m:t xml:space="preserve">2</m:t>
+              </m:r>
+            </m:sup>
+          </m:sSup>
+          <m:r>
+            <m:t xml:space="preserve">log</m:t>
+          </m:r>
+          <m:f>
+            <m:num>
+              <m:r>
+                <m:t xml:space="preserve">m</m:t>
+              </m:r>
+            </m:num>
+            <m:den>
+              <m:r>
+                <m:t xml:space="preserve">⟨ΔE⟩</m:t>
+              </m:r>
+            </m:den>
+          </m:f>
+          <m:r>
+            <m:t xml:space="preserve">+</m:t>
+          </m:r>
+          <m:r>
+            <m:t xml:space="preserve">finite</m:t>
+          </m:r>
+        </m:oMath>
+      </m:oMathPara>
+    </w:p>
+    <w:p>
+      <w:r>
+        <w:t>The mean excitation ⟨ΔE⟩ is a purely atomic number, a weighted sum over Coulomb matrix elements. Bethe evaluated it as about 17.8 Ry for 2s. Substituting |ψ_{2s}(0)|² from Section 2 then yields an interval of order 10³ MHz; Bethe's 1947 number was about 1040 MHz. Subsequent evaluations of the same leading logarithm give 1050.56 MHz before the Uehling piece, higher-order QED, reduced mass, and proton size are added.</w:t>
+      </w:r>
+    </w:p>
+    <w:p>
+      <w:r>
+        <w:rPr>
+          <w:b/>
+          <w:i/>
+        </w:rPr>
         <w:t>Worked example 2</w:t>
       </w:r>
     </w:p>
     <w:p>
       <w:r>
-        <w:t>Identify which step is a definition, which is a physical assumption, and which is algebra, using this lesson's core relation.</w:t>
+        <w:t>Convert 1058 MHz to electronvolts and compare it with the 2s binding energy 3.4 eV. E=hν with 1 eV ≡ 2.418×10¹⁴ Hz, so 1058 MHz = 4.37×10⁻⁶ eV, about one millionth of the binding energy. Radiative corrections are small in hydrogen because α/π is small; they are visible because the Dirac degeneracy had cancelled the larger α⁴ m pieces between 2s and 2p.</w:t>
       </w:r>
     </w:p>
     <w:p>
       <w:pPr>
-        <w:pStyle w:val="Heading1"/>
+        <w:pStyle w:val="Heading2"/>
       </w:pPr>
       <w:r>
-        <w:t>3 What is not being claimed</w:t>
+        <w:t>4 What is not being computed here</w:t>
       </w:r>
     </w:p>
     <w:p>
       <w:r>
-        <w:t>This lesson does not replace a numerical computer algebra evaluation of every integral it names. It does state a checkable relation, a limit, and the connection to a previous derivation in this course.</w:t>
+        <w:t>This lesson does not evaluate Bethe's atomic sum, does not compute the relativistic high-momentum piece of the self-energy, and does not include vacuum polarization. Lesson 77 does the last of those, a −27 MHz shift. The remaining tens of MHz that take 1040 MHz to 1057.8 MHz are higher-order QED, recoil, and finite nuclear size, not computed in this volume. The claim that is derived here is the mechanism: a loop self-energy, local at scale 1/m, samples |ψ(0)|² and is cut off in the infrared by the atomic level spacing, producing a gigahertz 2s–2p split that the Dirac equation cannot generate.</w:t>
       </w:r>
     </w:p>
     <w:p>
       <w:pPr>
-        <w:pStyle w:val="Heading1"/>
+        <w:pStyle w:val="Heading2"/>
       </w:pPr>
       <w:r>
         <w:t>Connections to QED</w:t>
@@ -378,13 +1043,15 @@
         <w:tblLook w:firstColumn="1" w:firstRow="1" w:lastColumn="0" w:lastRow="0" w:noHBand="0" w:noVBand="1" w:val="04A0"/>
       </w:tblPr>
       <w:tblGrid>
-        <w:gridCol w:w="3264"/>
-        <w:gridCol w:w="6528"/>
+        <w:gridCol w:w="2448"/>
+        <w:gridCol w:w="2448"/>
+        <w:gridCol w:w="2448"/>
+        <w:gridCol w:w="2448"/>
       </w:tblGrid>
       <w:tr>
         <w:tc>
           <w:tcPr>
-            <w:tcW w:type="dxa" w:w="3264"/>
+            <w:tcW w:type="dxa" w:w="2448"/>
             <w:shd w:fill="1F4E78"/>
             <w:vAlign w:val="center"/>
             <w:tcMar>
@@ -406,7 +1073,7 @@
         </w:tc>
         <w:tc>
           <w:tcPr>
-            <w:tcW w:type="dxa" w:w="6528"/>
+            <w:tcW w:type="dxa" w:w="2448"/>
             <w:shd w:fill="1F4E78"/>
             <w:vAlign w:val="center"/>
             <w:tcMar>
@@ -426,11 +1093,10 @@
             </w:r>
           </w:p>
         </w:tc>
-      </w:tr>
-      <w:tr>
         <w:tc>
           <w:tcPr>
-            <w:tcW w:type="dxa" w:w="3264"/>
+            <w:tcW w:type="dxa" w:w="2448"/>
+            <w:shd w:fill="1F4E78"/>
             <w:vAlign w:val="center"/>
             <w:tcMar>
               <w:top w:w="100" w:type="dxa"/>
@@ -441,13 +1107,17 @@
           </w:tcPr>
           <w:p>
             <w:r>
-              <w:t>Dirac E(n,j) not E(n,ℓ)</w:t>
+              <w:rPr>
+                <w:b/>
+                <w:color w:val="FFFFFF"/>
+              </w:rPr>
             </w:r>
           </w:p>
         </w:tc>
         <w:tc>
           <w:tcPr>
-            <w:tcW w:type="dxa" w:w="6528"/>
+            <w:tcW w:type="dxa" w:w="2448"/>
+            <w:shd w:fill="1F4E78"/>
             <w:vAlign w:val="center"/>
             <w:tcMar>
               <w:top w:w="100" w:type="dxa"/>
@@ -458,7 +1128,10 @@
           </w:tcPr>
           <w:p>
             <w:r>
-              <w:t>Used in later precision or formal chapters</w:t>
+              <w:rPr>
+                <w:b/>
+                <w:color w:val="FFFFFF"/>
+              </w:rPr>
             </w:r>
           </w:p>
         </w:tc>
@@ -466,7 +1139,69 @@
       <w:tr>
         <w:tc>
           <w:tcPr>
-            <w:tcW w:type="dxa" w:w="3264"/>
+            <w:tcW w:type="dxa" w:w="2448"/>
+            <w:vAlign w:val="center"/>
+            <w:tcMar>
+              <w:top w:w="100" w:type="dxa"/>
+              <w:start w:w="100" w:type="dxa"/>
+              <w:bottom w:w="100" w:type="dxa"/>
+              <w:end w:w="100" w:type="dxa"/>
+            </w:tcMar>
+          </w:tcPr>
+          <w:p>
+            <w:r>
+              <w:t>Dirac E(n,j) degeneracy split by loops</w:t>
+            </w:r>
+          </w:p>
+        </w:tc>
+        <w:tc>
+          <w:tcPr>
+            <w:tcW w:type="dxa" w:w="2448"/>
+            <w:vAlign w:val="center"/>
+            <w:tcMar>
+              <w:top w:w="100" w:type="dxa"/>
+              <w:start w:w="100" w:type="dxa"/>
+              <w:bottom w:w="100" w:type="dxa"/>
+              <w:end w:w="100" w:type="dxa"/>
+            </w:tcMar>
+          </w:tcPr>
+          <w:p>
+            <w:r>
+              <w:t>Completes Lesson 15's postponement</w:t>
+            </w:r>
+          </w:p>
+        </w:tc>
+        <w:tc>
+          <w:tcPr>
+            <w:tcW w:type="dxa" w:w="2448"/>
+            <w:vAlign w:val="center"/>
+            <w:tcMar>
+              <w:top w:w="100" w:type="dxa"/>
+              <w:start w:w="100" w:type="dxa"/>
+              <w:bottom w:w="100" w:type="dxa"/>
+              <w:end w:w="100" w:type="dxa"/>
+            </w:tcMar>
+          </w:tcPr>
+          <w:p/>
+        </w:tc>
+        <w:tc>
+          <w:tcPr>
+            <w:tcW w:type="dxa" w:w="2448"/>
+            <w:vAlign w:val="center"/>
+            <w:tcMar>
+              <w:top w:w="100" w:type="dxa"/>
+              <w:start w:w="100" w:type="dxa"/>
+              <w:bottom w:w="100" w:type="dxa"/>
+              <w:end w:w="100" w:type="dxa"/>
+            </w:tcMar>
+          </w:tcPr>
+          <w:p/>
+        </w:tc>
+      </w:tr>
+      <w:tr>
+        <w:tc>
+          <w:tcPr>
+            <w:tcW w:type="dxa" w:w="2448"/>
             <w:vAlign w:val="center"/>
             <w:shd w:fill="EAF2F8"/>
             <w:tcMar>
@@ -478,13 +1213,13 @@
           </w:tcPr>
           <w:p>
             <w:r>
-              <w:t>Leading log (α⁵ m) log(1/α)</w:t>
+              <w:t>ΔE ∝</w:t>
             </w:r>
           </w:p>
         </w:tc>
         <w:tc>
           <w:tcPr>
-            <w:tcW w:type="dxa" w:w="6528"/>
+            <w:tcW w:type="dxa" w:w="2448"/>
             <w:vAlign w:val="center"/>
             <w:shd w:fill="EAF2F8"/>
             <w:tcMar>
@@ -496,15 +1231,113 @@
           </w:tcPr>
           <w:p>
             <w:r>
-              <w:t>Organizes the present calculation</w:t>
+              <w:t>ψ(0)</w:t>
             </w:r>
           </w:p>
+        </w:tc>
+        <w:tc>
+          <w:tcPr>
+            <w:tcW w:type="dxa" w:w="2448"/>
+            <w:vAlign w:val="center"/>
+            <w:shd w:fill="EAF2F8"/>
+            <w:tcMar>
+              <w:top w:w="100" w:type="dxa"/>
+              <w:start w:w="100" w:type="dxa"/>
+              <w:bottom w:w="100" w:type="dxa"/>
+              <w:end w:w="100" w:type="dxa"/>
+            </w:tcMar>
+          </w:tcPr>
+          <w:p>
+            <w:r>
+              <w:t>² log(m/⟨ΔE⟩)</w:t>
+            </w:r>
+          </w:p>
+        </w:tc>
+        <w:tc>
+          <w:tcPr>
+            <w:tcW w:type="dxa" w:w="2448"/>
+            <w:vAlign w:val="center"/>
+            <w:shd w:fill="EAF2F8"/>
+            <w:tcMar>
+              <w:top w:w="100" w:type="dxa"/>
+              <w:start w:w="100" w:type="dxa"/>
+              <w:bottom w:w="100" w:type="dxa"/>
+              <w:end w:w="100" w:type="dxa"/>
+            </w:tcMar>
+          </w:tcPr>
+          <w:p>
+            <w:r>
+              <w:t>Bethe's leading Lamb shift</w:t>
+            </w:r>
+          </w:p>
+        </w:tc>
+      </w:tr>
+      <w:tr>
+        <w:tc>
+          <w:tcPr>
+            <w:tcW w:type="dxa" w:w="2448"/>
+            <w:vAlign w:val="center"/>
+            <w:tcMar>
+              <w:top w:w="100" w:type="dxa"/>
+              <w:start w:w="100" w:type="dxa"/>
+              <w:bottom w:w="100" w:type="dxa"/>
+              <w:end w:w="100" w:type="dxa"/>
+            </w:tcMar>
+          </w:tcPr>
+          <w:p>
+            <w:r>
+              <w:t>2s above 2p by ~1058 MHz</w:t>
+            </w:r>
+          </w:p>
+        </w:tc>
+        <w:tc>
+          <w:tcPr>
+            <w:tcW w:type="dxa" w:w="2448"/>
+            <w:vAlign w:val="center"/>
+            <w:tcMar>
+              <w:top w:w="100" w:type="dxa"/>
+              <w:start w:w="100" w:type="dxa"/>
+              <w:bottom w:w="100" w:type="dxa"/>
+              <w:end w:w="100" w:type="dxa"/>
+            </w:tcMar>
+          </w:tcPr>
+          <w:p>
+            <w:r>
+              <w:t>Compared with experiment in Lesson 78</w:t>
+            </w:r>
+          </w:p>
+        </w:tc>
+        <w:tc>
+          <w:tcPr>
+            <w:tcW w:type="dxa" w:w="2448"/>
+            <w:vAlign w:val="center"/>
+            <w:tcMar>
+              <w:top w:w="100" w:type="dxa"/>
+              <w:start w:w="100" w:type="dxa"/>
+              <w:bottom w:w="100" w:type="dxa"/>
+              <w:end w:w="100" w:type="dxa"/>
+            </w:tcMar>
+          </w:tcPr>
+          <w:p/>
+        </w:tc>
+        <w:tc>
+          <w:tcPr>
+            <w:tcW w:type="dxa" w:w="2448"/>
+            <w:vAlign w:val="center"/>
+            <w:tcMar>
+              <w:top w:w="100" w:type="dxa"/>
+              <w:start w:w="100" w:type="dxa"/>
+              <w:bottom w:w="100" w:type="dxa"/>
+              <w:end w:w="100" w:type="dxa"/>
+            </w:tcMar>
+          </w:tcPr>
+          <w:p/>
         </w:tc>
       </w:tr>
     </w:tbl>
     <w:p>
       <w:pPr>
-        <w:pStyle w:val="Heading1"/>
+        <w:pStyle w:val="Heading2"/>
       </w:pPr>
       <w:r>
         <w:t>Summary</w:t>
@@ -519,7 +1352,7 @@
         </w:numPr>
       </w:pPr>
       <w:r>
-        <w:t>The Dirac equation, with the Coulomb field as a fixed A_μ, predicts that 2s_{1/2} and 2p_{1/2} have the same energy (Lesson 15's fine-structure formula depending on n and j only).</w:t>
+        <w:t>The Dirac–Coulomb problem leaves 2s_{1/2} and 2p_{1/2} degenerate.</w:t>
       </w:r>
     </w:p>
     <w:p>
@@ -531,7 +1364,7 @@
         </w:numPr>
       </w:pPr>
       <w:r>
-        <w:t>The core relation is stated and checked in a limit.</w:t>
+        <w:t>The electron self-energy in the Coulomb field is, at high virtual momentum, a contact operator sampling |ψ(0)|².</w:t>
       </w:r>
     </w:p>
     <w:p>
@@ -543,12 +1376,36 @@
         </w:numPr>
       </w:pPr>
       <w:r>
-        <w:t>Earlier lessons supply the ingredients; this lesson supplies the interpretation.</w:t>
+        <w:t>Only s-states have |ψ(0)|≠0, so the leading shift is a 2s–2p splitting.</w:t>
       </w:r>
     </w:p>
     <w:p>
       <w:pPr>
-        <w:pStyle w:val="Heading1"/>
+        <w:pStyle w:val="ListNumber"/>
+        <w:numPr>
+          <w:ilvl w:val="0"/>
+          <w:numId w:val="10"/>
+        </w:numPr>
+      </w:pPr>
+      <w:r>
+        <w:t>The infrared of the same self-energy is cut off by atomic energy differences, producing log(m/⟨ΔE⟩).</w:t>
+      </w:r>
+    </w:p>
+    <w:p>
+      <w:pPr>
+        <w:pStyle w:val="ListNumber"/>
+        <w:numPr>
+          <w:ilvl w:val="0"/>
+          <w:numId w:val="10"/>
+        </w:numPr>
+      </w:pPr>
+      <w:r>
+        <w:t>Bethe's evaluation of that formula is about 1040 MHz; experiment is 1057.845(9) MHz. Vacuum polarization is Lesson 77.</w:t>
+      </w:r>
+    </w:p>
+    <w:p>
+      <w:pPr>
+        <w:pStyle w:val="Heading2"/>
       </w:pPr>
       <w:r>
         <w:t>Exercises</w:t>
@@ -564,13 +1421,15 @@
         <w:tblLook w:firstColumn="1" w:firstRow="1" w:lastColumn="0" w:lastRow="0" w:noHBand="0" w:noVBand="1" w:val="04A0"/>
       </w:tblPr>
       <w:tblGrid>
-        <w:gridCol w:w="720"/>
-        <w:gridCol w:w="9072"/>
+        <w:gridCol w:w="2448"/>
+        <w:gridCol w:w="2448"/>
+        <w:gridCol w:w="2448"/>
+        <w:gridCol w:w="2448"/>
       </w:tblGrid>
       <w:tr>
         <w:tc>
           <w:tcPr>
-            <w:tcW w:type="dxa" w:w="720"/>
+            <w:tcW w:type="dxa" w:w="2448"/>
             <w:shd w:fill="1F4E78"/>
             <w:vAlign w:val="center"/>
             <w:tcMar>
@@ -592,7 +1451,7 @@
         </w:tc>
         <w:tc>
           <w:tcPr>
-            <w:tcW w:type="dxa" w:w="9072"/>
+            <w:tcW w:type="dxa" w:w="2448"/>
             <w:shd w:fill="1F4E78"/>
             <w:vAlign w:val="center"/>
             <w:tcMar>
@@ -612,11 +1471,53 @@
             </w:r>
           </w:p>
         </w:tc>
+        <w:tc>
+          <w:tcPr>
+            <w:tcW w:type="dxa" w:w="2448"/>
+            <w:shd w:fill="1F4E78"/>
+            <w:vAlign w:val="center"/>
+            <w:tcMar>
+              <w:top w:w="100" w:type="dxa"/>
+              <w:start w:w="100" w:type="dxa"/>
+              <w:bottom w:w="100" w:type="dxa"/>
+              <w:end w:w="100" w:type="dxa"/>
+            </w:tcMar>
+          </w:tcPr>
+          <w:p>
+            <w:r>
+              <w:rPr>
+                <w:b/>
+                <w:color w:val="FFFFFF"/>
+              </w:rPr>
+            </w:r>
+          </w:p>
+        </w:tc>
+        <w:tc>
+          <w:tcPr>
+            <w:tcW w:type="dxa" w:w="2448"/>
+            <w:shd w:fill="1F4E78"/>
+            <w:vAlign w:val="center"/>
+            <w:tcMar>
+              <w:top w:w="100" w:type="dxa"/>
+              <w:start w:w="100" w:type="dxa"/>
+              <w:bottom w:w="100" w:type="dxa"/>
+              <w:end w:w="100" w:type="dxa"/>
+            </w:tcMar>
+          </w:tcPr>
+          <w:p>
+            <w:r>
+              <w:rPr>
+                <w:b/>
+                <w:color w:val="FFFFFF"/>
+              </w:rPr>
+            </w:r>
+          </w:p>
+        </w:tc>
       </w:tr>
       <w:tr>
         <w:tc>
           <w:tcPr>
-            <w:tcW w:type="dxa" w:w="720"/>
+            <w:tcW w:type="dxa" w:w="2448"/>
             <w:vAlign w:val="center"/>
             <w:tcMar>
               <w:top w:w="100" w:type="dxa"/>
@@ -633,7 +1534,7 @@
         </w:tc>
         <w:tc>
           <w:tcPr>
-            <w:tcW w:type="dxa" w:w="9072"/>
+            <w:tcW w:type="dxa" w:w="2448"/>
             <w:vAlign w:val="center"/>
             <w:tcMar>
               <w:top w:w="100" w:type="dxa"/>
@@ -644,15 +1545,41 @@
           </w:tcPr>
           <w:p>
             <w:r>
-              <w:t>State the core relation without looking.</w:t>
+              <w:t>Why are 2s_{1/2} and 2p_{1/2} degenerate in the Dirac equation with a Coulomb A_μ?</w:t>
             </w:r>
           </w:p>
+        </w:tc>
+        <w:tc>
+          <w:tcPr>
+            <w:tcW w:type="dxa" w:w="2448"/>
+            <w:vAlign w:val="center"/>
+            <w:tcMar>
+              <w:top w:w="100" w:type="dxa"/>
+              <w:start w:w="100" w:type="dxa"/>
+              <w:bottom w:w="100" w:type="dxa"/>
+              <w:end w:w="100" w:type="dxa"/>
+            </w:tcMar>
+          </w:tcPr>
+          <w:p/>
+        </w:tc>
+        <w:tc>
+          <w:tcPr>
+            <w:tcW w:type="dxa" w:w="2448"/>
+            <w:vAlign w:val="center"/>
+            <w:tcMar>
+              <w:top w:w="100" w:type="dxa"/>
+              <w:start w:w="100" w:type="dxa"/>
+              <w:bottom w:w="100" w:type="dxa"/>
+              <w:end w:w="100" w:type="dxa"/>
+            </w:tcMar>
+          </w:tcPr>
+          <w:p/>
         </w:tc>
       </w:tr>
       <w:tr>
         <w:tc>
           <w:tcPr>
-            <w:tcW w:type="dxa" w:w="720"/>
+            <w:tcW w:type="dxa" w:w="2448"/>
             <w:vAlign w:val="center"/>
             <w:shd w:fill="EAF2F8"/>
             <w:tcMar>
@@ -670,7 +1597,7 @@
         </w:tc>
         <w:tc>
           <w:tcPr>
-            <w:tcW w:type="dxa" w:w="9072"/>
+            <w:tcW w:type="dxa" w:w="2448"/>
             <w:vAlign w:val="center"/>
             <w:shd w:fill="EAF2F8"/>
             <w:tcMar>
@@ -682,7 +1609,43 @@
           </w:tcPr>
           <w:p>
             <w:r>
-              <w:t>Name the earlier lesson that supplies the main ingredient.</w:t>
+              <w:t>Compute</w:t>
+            </w:r>
+          </w:p>
+        </w:tc>
+        <w:tc>
+          <w:tcPr>
+            <w:tcW w:type="dxa" w:w="2448"/>
+            <w:vAlign w:val="center"/>
+            <w:shd w:fill="EAF2F8"/>
+            <w:tcMar>
+              <w:top w:w="100" w:type="dxa"/>
+              <w:start w:w="100" w:type="dxa"/>
+              <w:bottom w:w="100" w:type="dxa"/>
+              <w:end w:w="100" w:type="dxa"/>
+            </w:tcMar>
+          </w:tcPr>
+          <w:p>
+            <w:r>
+              <w:t>ψ_{2s}(0)</w:t>
+            </w:r>
+          </w:p>
+        </w:tc>
+        <w:tc>
+          <w:tcPr>
+            <w:tcW w:type="dxa" w:w="2448"/>
+            <w:vAlign w:val="center"/>
+            <w:shd w:fill="EAF2F8"/>
+            <w:tcMar>
+              <w:top w:w="100" w:type="dxa"/>
+              <w:start w:w="100" w:type="dxa"/>
+              <w:bottom w:w="100" w:type="dxa"/>
+              <w:end w:w="100" w:type="dxa"/>
+            </w:tcMar>
+          </w:tcPr>
+          <w:p>
+            <w:r>
+              <w:t>² in terms of α and m.</w:t>
             </w:r>
           </w:p>
         </w:tc>
@@ -690,7 +1653,7 @@
       <w:tr>
         <w:tc>
           <w:tcPr>
-            <w:tcW w:type="dxa" w:w="720"/>
+            <w:tcW w:type="dxa" w:w="2448"/>
             <w:vAlign w:val="center"/>
             <w:tcMar>
               <w:top w:w="100" w:type="dxa"/>
@@ -707,7 +1670,7 @@
         </w:tc>
         <w:tc>
           <w:tcPr>
-            <w:tcW w:type="dxa" w:w="9072"/>
+            <w:tcW w:type="dxa" w:w="2448"/>
             <w:vAlign w:val="center"/>
             <w:tcMar>
               <w:top w:w="100" w:type="dxa"/>
@@ -718,15 +1681,41 @@
           </w:tcPr>
           <w:p>
             <w:r>
-              <w:t>Check a special case or limit of the relation.</w:t>
+              <w:t>Show that a pure contact operator has vanishing 2p expectation value.</w:t>
             </w:r>
           </w:p>
+        </w:tc>
+        <w:tc>
+          <w:tcPr>
+            <w:tcW w:type="dxa" w:w="2448"/>
+            <w:vAlign w:val="center"/>
+            <w:tcMar>
+              <w:top w:w="100" w:type="dxa"/>
+              <w:start w:w="100" w:type="dxa"/>
+              <w:bottom w:w="100" w:type="dxa"/>
+              <w:end w:w="100" w:type="dxa"/>
+            </w:tcMar>
+          </w:tcPr>
+          <w:p/>
+        </w:tc>
+        <w:tc>
+          <w:tcPr>
+            <w:tcW w:type="dxa" w:w="2448"/>
+            <w:vAlign w:val="center"/>
+            <w:tcMar>
+              <w:top w:w="100" w:type="dxa"/>
+              <w:start w:w="100" w:type="dxa"/>
+              <w:bottom w:w="100" w:type="dxa"/>
+              <w:end w:w="100" w:type="dxa"/>
+            </w:tcMar>
+          </w:tcPr>
+          <w:p/>
         </w:tc>
       </w:tr>
       <w:tr>
         <w:tc>
           <w:tcPr>
-            <w:tcW w:type="dxa" w:w="720"/>
+            <w:tcW w:type="dxa" w:w="2448"/>
             <w:vAlign w:val="center"/>
             <w:shd w:fill="EAF2F8"/>
             <w:tcMar>
@@ -744,7 +1733,7 @@
         </w:tc>
         <w:tc>
           <w:tcPr>
-            <w:tcW w:type="dxa" w:w="9072"/>
+            <w:tcW w:type="dxa" w:w="2448"/>
             <w:vAlign w:val="center"/>
             <w:shd w:fill="EAF2F8"/>
             <w:tcMar>
@@ -756,15 +1745,43 @@
           </w:tcPr>
           <w:p>
             <w:r>
-              <w:t>Identify one convention that would change intermediate signs but not the observable.</w:t>
+              <w:t>Identify the infrared cutoff of the bound self-energy and the ultraviolet cutoff of the nonrelativistic calculation.</w:t>
             </w:r>
           </w:p>
+        </w:tc>
+        <w:tc>
+          <w:tcPr>
+            <w:tcW w:type="dxa" w:w="2448"/>
+            <w:vAlign w:val="center"/>
+            <w:shd w:fill="EAF2F8"/>
+            <w:tcMar>
+              <w:top w:w="100" w:type="dxa"/>
+              <w:start w:w="100" w:type="dxa"/>
+              <w:bottom w:w="100" w:type="dxa"/>
+              <w:end w:w="100" w:type="dxa"/>
+            </w:tcMar>
+          </w:tcPr>
+          <w:p/>
+        </w:tc>
+        <w:tc>
+          <w:tcPr>
+            <w:tcW w:type="dxa" w:w="2448"/>
+            <w:vAlign w:val="center"/>
+            <w:shd w:fill="EAF2F8"/>
+            <w:tcMar>
+              <w:top w:w="100" w:type="dxa"/>
+              <w:start w:w="100" w:type="dxa"/>
+              <w:bottom w:w="100" w:type="dxa"/>
+              <w:end w:w="100" w:type="dxa"/>
+            </w:tcMar>
+          </w:tcPr>
+          <w:p/>
         </w:tc>
       </w:tr>
       <w:tr>
         <w:tc>
           <w:tcPr>
-            <w:tcW w:type="dxa" w:w="720"/>
+            <w:tcW w:type="dxa" w:w="2448"/>
             <w:vAlign w:val="center"/>
             <w:tcMar>
               <w:top w:w="100" w:type="dxa"/>
@@ -781,7 +1798,7 @@
         </w:tc>
         <w:tc>
           <w:tcPr>
-            <w:tcW w:type="dxa" w:w="9072"/>
+            <w:tcW w:type="dxa" w:w="2448"/>
             <w:vAlign w:val="center"/>
             <w:tcMar>
               <w:top w:w="100" w:type="dxa"/>
@@ -792,15 +1809,41 @@
           </w:tcPr>
           <w:p>
             <w:r>
-              <w:t>Write the mass dimension of each new symbol.</w:t>
+              <w:t>Write Bethe's formula for ΔE_{ns} and name the one number this lesson does not compute.</w:t>
             </w:r>
           </w:p>
+        </w:tc>
+        <w:tc>
+          <w:tcPr>
+            <w:tcW w:type="dxa" w:w="2448"/>
+            <w:vAlign w:val="center"/>
+            <w:tcMar>
+              <w:top w:w="100" w:type="dxa"/>
+              <w:start w:w="100" w:type="dxa"/>
+              <w:bottom w:w="100" w:type="dxa"/>
+              <w:end w:w="100" w:type="dxa"/>
+            </w:tcMar>
+          </w:tcPr>
+          <w:p/>
+        </w:tc>
+        <w:tc>
+          <w:tcPr>
+            <w:tcW w:type="dxa" w:w="2448"/>
+            <w:vAlign w:val="center"/>
+            <w:tcMar>
+              <w:top w:w="100" w:type="dxa"/>
+              <w:start w:w="100" w:type="dxa"/>
+              <w:bottom w:w="100" w:type="dxa"/>
+              <w:end w:w="100" w:type="dxa"/>
+            </w:tcMar>
+          </w:tcPr>
+          <w:p/>
         </w:tc>
       </w:tr>
       <w:tr>
         <w:tc>
           <w:tcPr>
-            <w:tcW w:type="dxa" w:w="720"/>
+            <w:tcW w:type="dxa" w:w="2448"/>
             <w:vAlign w:val="center"/>
             <w:shd w:fill="EAF2F8"/>
             <w:tcMar>
@@ -818,7 +1861,7 @@
         </w:tc>
         <w:tc>
           <w:tcPr>
-            <w:tcW w:type="dxa" w:w="9072"/>
+            <w:tcW w:type="dxa" w:w="2448"/>
             <w:vAlign w:val="center"/>
             <w:shd w:fill="EAF2F8"/>
             <w:tcMar>
@@ -830,15 +1873,43 @@
           </w:tcPr>
           <w:p>
             <w:r>
-              <w:t>Explain, in one sentence, what would go wrong if the main assumption were dropped.</w:t>
+              <w:t>Convert 1057.8 MHz into eV.</w:t>
             </w:r>
           </w:p>
+        </w:tc>
+        <w:tc>
+          <w:tcPr>
+            <w:tcW w:type="dxa" w:w="2448"/>
+            <w:vAlign w:val="center"/>
+            <w:shd w:fill="EAF2F8"/>
+            <w:tcMar>
+              <w:top w:w="100" w:type="dxa"/>
+              <w:start w:w="100" w:type="dxa"/>
+              <w:bottom w:w="100" w:type="dxa"/>
+              <w:end w:w="100" w:type="dxa"/>
+            </w:tcMar>
+          </w:tcPr>
+          <w:p/>
+        </w:tc>
+        <w:tc>
+          <w:tcPr>
+            <w:tcW w:type="dxa" w:w="2448"/>
+            <w:vAlign w:val="center"/>
+            <w:shd w:fill="EAF2F8"/>
+            <w:tcMar>
+              <w:top w:w="100" w:type="dxa"/>
+              <w:start w:w="100" w:type="dxa"/>
+              <w:bottom w:w="100" w:type="dxa"/>
+              <w:end w:w="100" w:type="dxa"/>
+            </w:tcMar>
+          </w:tcPr>
+          <w:p/>
         </w:tc>
       </w:tr>
       <w:tr>
         <w:tc>
           <w:tcPr>
-            <w:tcW w:type="dxa" w:w="720"/>
+            <w:tcW w:type="dxa" w:w="2448"/>
             <w:vAlign w:val="center"/>
             <w:tcMar>
               <w:top w:w="100" w:type="dxa"/>
@@ -855,7 +1926,7 @@
         </w:tc>
         <w:tc>
           <w:tcPr>
-            <w:tcW w:type="dxa" w:w="9072"/>
+            <w:tcW w:type="dxa" w:w="2448"/>
             <w:vAlign w:val="center"/>
             <w:tcMar>
               <w:top w:w="100" w:type="dxa"/>
@@ -866,15 +1937,41 @@
           </w:tcPr>
           <w:p>
             <w:r>
-              <w:t>Connect this result to a tree-level process in Part VIII.</w:t>
+              <w:t>Does mass renormalization of Lesson 67 remove the Lamb shift? Why not?</w:t>
             </w:r>
           </w:p>
+        </w:tc>
+        <w:tc>
+          <w:tcPr>
+            <w:tcW w:type="dxa" w:w="2448"/>
+            <w:vAlign w:val="center"/>
+            <w:tcMar>
+              <w:top w:w="100" w:type="dxa"/>
+              <w:start w:w="100" w:type="dxa"/>
+              <w:bottom w:w="100" w:type="dxa"/>
+              <w:end w:w="100" w:type="dxa"/>
+            </w:tcMar>
+          </w:tcPr>
+          <w:p/>
+        </w:tc>
+        <w:tc>
+          <w:tcPr>
+            <w:tcW w:type="dxa" w:w="2448"/>
+            <w:vAlign w:val="center"/>
+            <w:tcMar>
+              <w:top w:w="100" w:type="dxa"/>
+              <w:start w:w="100" w:type="dxa"/>
+              <w:bottom w:w="100" w:type="dxa"/>
+              <w:end w:w="100" w:type="dxa"/>
+            </w:tcMar>
+          </w:tcPr>
+          <w:p/>
         </w:tc>
       </w:tr>
       <w:tr>
         <w:tc>
           <w:tcPr>
-            <w:tcW w:type="dxa" w:w="720"/>
+            <w:tcW w:type="dxa" w:w="2448"/>
             <w:vAlign w:val="center"/>
             <w:shd w:fill="EAF2F8"/>
             <w:tcMar>
@@ -892,7 +1989,7 @@
         </w:tc>
         <w:tc>
           <w:tcPr>
-            <w:tcW w:type="dxa" w:w="9072"/>
+            <w:tcW w:type="dxa" w:w="2448"/>
             <w:vAlign w:val="center"/>
             <w:shd w:fill="EAF2F8"/>
             <w:tcMar>
@@ -904,15 +2001,43 @@
           </w:tcPr>
           <w:p>
             <w:r>
-              <w:t>Connect this result to a loop in Part IX.</w:t>
+              <w:t>Sign: the 2s level is raised relative to 2p. What does that say about the effective potential near r=0 from this self-energy piece?</w:t>
             </w:r>
           </w:p>
+        </w:tc>
+        <w:tc>
+          <w:tcPr>
+            <w:tcW w:type="dxa" w:w="2448"/>
+            <w:vAlign w:val="center"/>
+            <w:shd w:fill="EAF2F8"/>
+            <w:tcMar>
+              <w:top w:w="100" w:type="dxa"/>
+              <w:start w:w="100" w:type="dxa"/>
+              <w:bottom w:w="100" w:type="dxa"/>
+              <w:end w:w="100" w:type="dxa"/>
+            </w:tcMar>
+          </w:tcPr>
+          <w:p/>
+        </w:tc>
+        <w:tc>
+          <w:tcPr>
+            <w:tcW w:type="dxa" w:w="2448"/>
+            <w:vAlign w:val="center"/>
+            <w:shd w:fill="EAF2F8"/>
+            <w:tcMar>
+              <w:top w:w="100" w:type="dxa"/>
+              <w:start w:w="100" w:type="dxa"/>
+              <w:bottom w:w="100" w:type="dxa"/>
+              <w:end w:w="100" w:type="dxa"/>
+            </w:tcMar>
+          </w:tcPr>
+          <w:p/>
         </w:tc>
       </w:tr>
       <w:tr>
         <w:tc>
           <w:tcPr>
-            <w:tcW w:type="dxa" w:w="720"/>
+            <w:tcW w:type="dxa" w:w="2448"/>
             <w:vAlign w:val="center"/>
             <w:tcMar>
               <w:top w:w="100" w:type="dxa"/>
@@ -929,7 +2054,7 @@
         </w:tc>
         <w:tc>
           <w:tcPr>
-            <w:tcW w:type="dxa" w:w="9072"/>
+            <w:tcW w:type="dxa" w:w="2448"/>
             <w:vAlign w:val="center"/>
             <w:tcMar>
               <w:top w:w="100" w:type="dxa"/>
@@ -940,15 +2065,41 @@
           </w:tcPr>
           <w:p>
             <w:r>
-              <w:t>Is the result ultraviolet, infrared, or finite? Justify.</w:t>
+              <w:t>Connect this lesson to Lesson 63's Σ(p).</w:t>
             </w:r>
           </w:p>
+        </w:tc>
+        <w:tc>
+          <w:tcPr>
+            <w:tcW w:type="dxa" w:w="2448"/>
+            <w:vAlign w:val="center"/>
+            <w:tcMar>
+              <w:top w:w="100" w:type="dxa"/>
+              <w:start w:w="100" w:type="dxa"/>
+              <w:bottom w:w="100" w:type="dxa"/>
+              <w:end w:w="100" w:type="dxa"/>
+            </w:tcMar>
+          </w:tcPr>
+          <w:p/>
+        </w:tc>
+        <w:tc>
+          <w:tcPr>
+            <w:tcW w:type="dxa" w:w="2448"/>
+            <w:vAlign w:val="center"/>
+            <w:tcMar>
+              <w:top w:w="100" w:type="dxa"/>
+              <w:start w:w="100" w:type="dxa"/>
+              <w:bottom w:w="100" w:type="dxa"/>
+              <w:end w:w="100" w:type="dxa"/>
+            </w:tcMar>
+          </w:tcPr>
+          <w:p/>
         </w:tc>
       </w:tr>
       <w:tr>
         <w:tc>
           <w:tcPr>
-            <w:tcW w:type="dxa" w:w="720"/>
+            <w:tcW w:type="dxa" w:w="2448"/>
             <w:vAlign w:val="center"/>
             <w:shd w:fill="EAF2F8"/>
             <w:tcMar>
@@ -966,7 +2117,7 @@
         </w:tc>
         <w:tc>
           <w:tcPr>
-            <w:tcW w:type="dxa" w:w="9072"/>
+            <w:tcW w:type="dxa" w:w="2448"/>
             <w:vAlign w:val="center"/>
             <w:shd w:fill="EAF2F8"/>
             <w:tcMar>
@@ -978,51 +2129,13 @@
           </w:tcPr>
           <w:p>
             <w:r>
-              <w:t>Quote a number, a sign, or a functional form from the lesson.</w:t>
-            </w:r>
-          </w:p>
-        </w:tc>
-      </w:tr>
-      <w:tr>
-        <w:tc>
-          <w:tcPr>
-            <w:tcW w:type="dxa" w:w="720"/>
-            <w:vAlign w:val="center"/>
-            <w:tcMar>
-              <w:top w:w="100" w:type="dxa"/>
-              <w:start w:w="100" w:type="dxa"/>
-              <w:bottom w:w="100" w:type="dxa"/>
-              <w:end w:w="100" w:type="dxa"/>
-            </w:tcMar>
-          </w:tcPr>
-          <w:p>
-            <w:r>
-              <w:t>11</w:t>
+              <w:t>Challenge: argue that replacing ⟨ΔE⟩ by a Rydberg, α² m /2, already produces the correct order of magnitude ~10³ MHz without evaluating Bethe's sum.</w:t>
             </w:r>
           </w:p>
         </w:tc>
         <w:tc>
           <w:tcPr>
-            <w:tcW w:type="dxa" w:w="9072"/>
-            <w:vAlign w:val="center"/>
-            <w:tcMar>
-              <w:top w:w="100" w:type="dxa"/>
-              <w:start w:w="100" w:type="dxa"/>
-              <w:bottom w:w="100" w:type="dxa"/>
-              <w:end w:w="100" w:type="dxa"/>
-            </w:tcMar>
-          </w:tcPr>
-          <w:p>
-            <w:r>
-              <w:t>What measurement would test this?</w:t>
-            </w:r>
-          </w:p>
-        </w:tc>
-      </w:tr>
-      <w:tr>
-        <w:tc>
-          <w:tcPr>
-            <w:tcW w:type="dxa" w:w="720"/>
+            <w:tcW w:type="dxa" w:w="2448"/>
             <w:vAlign w:val="center"/>
             <w:shd w:fill="EAF2F8"/>
             <w:tcMar>
@@ -1032,15 +2145,11 @@
               <w:end w:w="100" w:type="dxa"/>
             </w:tcMar>
           </w:tcPr>
-          <w:p>
-            <w:r>
-              <w:t>12</w:t>
-            </w:r>
-          </w:p>
+          <w:p/>
         </w:tc>
         <w:tc>
           <w:tcPr>
-            <w:tcW w:type="dxa" w:w="9072"/>
+            <w:tcW w:type="dxa" w:w="2448"/>
             <w:vAlign w:val="center"/>
             <w:shd w:fill="EAF2F8"/>
             <w:tcMar>
@@ -1050,165 +2159,13 @@
               <w:end w:w="100" w:type="dxa"/>
             </w:tcMar>
           </w:tcPr>
-          <w:p>
-            <w:r>
-              <w:t>What does this lesson explicitly not compute?</w:t>
-            </w:r>
-          </w:p>
-        </w:tc>
-      </w:tr>
-      <w:tr>
-        <w:tc>
-          <w:tcPr>
-            <w:tcW w:type="dxa" w:w="720"/>
-            <w:vAlign w:val="center"/>
-            <w:tcMar>
-              <w:top w:w="100" w:type="dxa"/>
-              <w:start w:w="100" w:type="dxa"/>
-              <w:bottom w:w="100" w:type="dxa"/>
-              <w:end w:w="100" w:type="dxa"/>
-            </w:tcMar>
-          </w:tcPr>
-          <w:p>
-            <w:r>
-              <w:t>13</w:t>
-            </w:r>
-          </w:p>
-        </w:tc>
-        <w:tc>
-          <w:tcPr>
-            <w:tcW w:type="dxa" w:w="9072"/>
-            <w:vAlign w:val="center"/>
-            <w:tcMar>
-              <w:top w:w="100" w:type="dxa"/>
-              <w:start w:w="100" w:type="dxa"/>
-              <w:bottom w:w="100" w:type="dxa"/>
-              <w:end w:w="100" w:type="dxa"/>
-            </w:tcMar>
-          </w:tcPr>
-          <w:p>
-            <w:r>
-              <w:t>Write a one-line Feynman-diagram description of the effect.</w:t>
-            </w:r>
-          </w:p>
-        </w:tc>
-      </w:tr>
-      <w:tr>
-        <w:tc>
-          <w:tcPr>
-            <w:tcW w:type="dxa" w:w="720"/>
-            <w:vAlign w:val="center"/>
-            <w:shd w:fill="EAF2F8"/>
-            <w:tcMar>
-              <w:top w:w="100" w:type="dxa"/>
-              <w:start w:w="100" w:type="dxa"/>
-              <w:bottom w:w="100" w:type="dxa"/>
-              <w:end w:w="100" w:type="dxa"/>
-            </w:tcMar>
-          </w:tcPr>
-          <w:p>
-            <w:r>
-              <w:t>14</w:t>
-            </w:r>
-          </w:p>
-        </w:tc>
-        <w:tc>
-          <w:tcPr>
-            <w:tcW w:type="dxa" w:w="9072"/>
-            <w:vAlign w:val="center"/>
-            <w:shd w:fill="EAF2F8"/>
-            <w:tcMar>
-              <w:top w:w="100" w:type="dxa"/>
-              <w:start w:w="100" w:type="dxa"/>
-              <w:bottom w:w="100" w:type="dxa"/>
-              <w:end w:w="100" w:type="dxa"/>
-            </w:tcMar>
-          </w:tcPr>
-          <w:p>
-            <w:r>
-              <w:t>Restate the result in the notation of Lesson 41's Lagrangian if possible.</w:t>
-            </w:r>
-          </w:p>
-        </w:tc>
-      </w:tr>
-      <w:tr>
-        <w:tc>
-          <w:tcPr>
-            <w:tcW w:type="dxa" w:w="720"/>
-            <w:vAlign w:val="center"/>
-            <w:tcMar>
-              <w:top w:w="100" w:type="dxa"/>
-              <w:start w:w="100" w:type="dxa"/>
-              <w:bottom w:w="100" w:type="dxa"/>
-              <w:end w:w="100" w:type="dxa"/>
-            </w:tcMar>
-          </w:tcPr>
-          <w:p>
-            <w:r>
-              <w:t>15</w:t>
-            </w:r>
-          </w:p>
-        </w:tc>
-        <w:tc>
-          <w:tcPr>
-            <w:tcW w:type="dxa" w:w="9072"/>
-            <w:vAlign w:val="center"/>
-            <w:tcMar>
-              <w:top w:w="100" w:type="dxa"/>
-              <w:start w:w="100" w:type="dxa"/>
-              <w:bottom w:w="100" w:type="dxa"/>
-              <w:end w:w="100" w:type="dxa"/>
-            </w:tcMar>
-          </w:tcPr>
-          <w:p>
-            <w:r>
-              <w:t>Give a wrong statement a reader might walk away with, and correct it.</w:t>
-            </w:r>
-          </w:p>
-        </w:tc>
-      </w:tr>
-      <w:tr>
-        <w:tc>
-          <w:tcPr>
-            <w:tcW w:type="dxa" w:w="720"/>
-            <w:vAlign w:val="center"/>
-            <w:shd w:fill="EAF2F8"/>
-            <w:tcMar>
-              <w:top w:w="100" w:type="dxa"/>
-              <w:start w:w="100" w:type="dxa"/>
-              <w:bottom w:w="100" w:type="dxa"/>
-              <w:end w:w="100" w:type="dxa"/>
-            </w:tcMar>
-          </w:tcPr>
-          <w:p>
-            <w:r>
-              <w:t>16</w:t>
-            </w:r>
-          </w:p>
-        </w:tc>
-        <w:tc>
-          <w:tcPr>
-            <w:tcW w:type="dxa" w:w="9072"/>
-            <w:vAlign w:val="center"/>
-            <w:shd w:fill="EAF2F8"/>
-            <w:tcMar>
-              <w:top w:w="100" w:type="dxa"/>
-              <w:start w:w="100" w:type="dxa"/>
-              <w:bottom w:w="100" w:type="dxa"/>
-              <w:end w:w="100" w:type="dxa"/>
-            </w:tcMar>
-          </w:tcPr>
-          <w:p>
-            <w:r>
-              <w:t>Challenge: sketch the next correction beyond this lesson's order.</w:t>
-            </w:r>
-          </w:p>
+          <w:p/>
         </w:tc>
       </w:tr>
     </w:tbl>
     <w:p>
       <w:pPr>
-        <w:pStyle w:val="Heading1"/>
+        <w:pStyle w:val="Heading2"/>
       </w:pPr>
       <w:r>
         <w:t>Solutions</w:t>
@@ -1225,7 +2182,7 @@
         <w:t xml:space="preserve"> </w:t>
       </w:r>
       <w:r>
-        <w:t>See the displayed relation in Section 1.</w:t>
+        <w:t>The Dirac–Coulomb eigenvalues depend on n and j=ℓ±1/2, not on ℓ separately, so the two j=1/2 states of n=2 coincide.</w:t>
       </w:r>
     </w:p>
     <w:p>
@@ -1239,7 +2196,7 @@
         <w:t xml:space="preserve"> </w:t>
       </w:r>
       <w:r>
-        <w:t>Named in the opening and in Worked example 1.</w:t>
+        <w:t>|ψ_{ns}(0)|²=(αm)³/(π n³), so n=2 gives (αm)³/(8π).</w:t>
       </w:r>
     </w:p>
     <w:p>
@@ -1253,7 +2210,7 @@
         <w:t xml:space="preserve"> </w:t>
       </w:r>
       <w:r>
-        <w:t>The low-energy, on-shell, or μ→μ₀ limit discussed in Section 2.</w:t>
+        <w:t>ψ_{2p}(0)=0, hence ⟨δ³(r)⟩=0.</w:t>
       </w:r>
     </w:p>
     <w:p>
@@ -1267,7 +2224,7 @@
         <w:t xml:space="preserve"> </w:t>
       </w:r>
       <w:r>
-        <w:t>Metric signature, charge-sign convention, or ξ; observables unchanged.</w:t>
+        <w:t>Infrared: atomic energy differences, of order a Rydberg. Ultraviolet of the p·A calculation: k~m.</w:t>
       </w:r>
     </w:p>
     <w:p>
@@ -1281,7 +2238,7 @@
         <w:t xml:space="preserve"> </w:t>
       </w:r>
       <w:r>
-        <w:t>Read off from ℒ having dimension 4, as in Lesson 25.</w:t>
+        <w:t>ΔE_{ns}=(4α/(3π m²))|ψ(0)|² log(m/⟨ΔE⟩)+finite. The number not computed here is ⟨ΔE⟩, or equivalently the Bethe logarithm.</w:t>
       </w:r>
     </w:p>
     <w:p>
@@ -1295,7 +2252,7 @@
         <w:t xml:space="preserve"> </w:t>
       </w:r>
       <w:r>
-        <w:t>The derivation's first step would not be available; the result would not follow.</w:t>
+        <w:t>1057.8×10⁶ / 2.418×10¹⁴ ≈ 4.37×10⁻⁶ eV.</w:t>
       </w:r>
     </w:p>
     <w:p>
@@ -1309,7 +2266,7 @@
         <w:t xml:space="preserve"> </w:t>
       </w:r>
       <w:r>
-        <w:t>Part VIII supplies the tree process whose correction this is, or the kinematics.</w:t>
+        <w:t>No. Mass renormalization subtracts the free-electron self-energy. The Lamb shift is the difference between the bound self-energy and that free subtraction; the logarithm is the finite remainder of that difference.</w:t>
       </w:r>
     </w:p>
     <w:p>
@@ -1323,7 +2280,7 @@
         <w:t xml:space="preserve"> </w:t>
       </w:r>
       <w:r>
-        <w:t>Part IX supplies the loop integral being interpreted.</w:t>
+        <w:t>The self-energy piece that raises 2s is equivalent to a less attractive (or more repulsive) contact potential at the origin, often described as the electron's charge being smeared over ~1/m.</w:t>
       </w:r>
     </w:p>
     <w:p>
@@ -1337,7 +2294,7 @@
         <w:t xml:space="preserve"> </w:t>
       </w:r>
       <w:r>
-        <w:t>Stated in the lesson: UV absorbed, IR cancelled inclusively, or finite prediction.</w:t>
+        <w:t>Lesson 63 computed Σ for a free electron. Here the same diagram is evaluated between bound Coulomb wavefunctions, with the free part subtracted as in Lesson 67.</w:t>
       </w:r>
     </w:p>
     <w:p>
@@ -1351,96 +2308,12 @@
         <w:t xml:space="preserve"> </w:t>
       </w:r>
       <w:r>
-        <w:t>The number or form in the introduction.</w:t>
-      </w:r>
-    </w:p>
-    <w:p>
-      <w:r>
-        <w:rPr>
-          <w:b/>
-        </w:rPr>
-        <w:t>11.</w:t>
-      </w:r>
-      <w:r>
-        <w:t xml:space="preserve"> </w:t>
-      </w:r>
-      <w:r>
-        <w:t>The precision experiment named, or a scattering process at the relevant q².</w:t>
-      </w:r>
-    </w:p>
-    <w:p>
-      <w:r>
-        <w:rPr>
-          <w:b/>
-        </w:rPr>
-        <w:t>12.</w:t>
-      </w:r>
-      <w:r>
-        <w:t xml:space="preserve"> </w:t>
-      </w:r>
-      <w:r>
-        <w:t>Full numerical integral, higher loops, or hadronic pieces, as the opening said.</w:t>
-      </w:r>
-    </w:p>
-    <w:p>
-      <w:r>
-        <w:rPr>
-          <w:b/>
-        </w:rPr>
-        <w:t>13.</w:t>
-      </w:r>
-      <w:r>
-        <w:t xml:space="preserve"> </w:t>
-      </w:r>
-      <w:r>
-        <w:t>The diagram of the relevant lesson (vertex, vacuum polarization, or emission).</w:t>
-      </w:r>
-    </w:p>
-    <w:p>
-      <w:r>
-        <w:rPr>
-          <w:b/>
-        </w:rPr>
-        <w:t>14.</w:t>
-      </w:r>
-      <w:r>
-        <w:t xml:space="preserve"> </w:t>
-      </w:r>
-      <w:r>
-        <w:t>Match symbols to e, m, A_μ, ψ as appropriate.</w:t>
-      </w:r>
-    </w:p>
-    <w:p>
-      <w:r>
-        <w:rPr>
-          <w:b/>
-        </w:rPr>
-        <w:t>15.</w:t>
-      </w:r>
-      <w:r>
-        <w:t xml:space="preserve"> </w:t>
-      </w:r>
-      <w:r>
-        <w:t>A common overclaim is that the template slogans were already a derivation; this lesson is the derivation of the named relation only, at the stated order.</w:t>
-      </w:r>
-    </w:p>
-    <w:p>
-      <w:r>
-        <w:rPr>
-          <w:b/>
-        </w:rPr>
-        <w:t>16.</w:t>
-      </w:r>
-      <w:r>
-        <w:t xml:space="preserve"> </w:t>
-      </w:r>
-      <w:r>
-        <w:t>The next order in α, or the next operator in an effective Lagrangian.</w:t>
+        <w:t>log(m/(α² m)) = 2 log(1/α)≈9.8. Combined with (4α/(3π m²))|ψ_{2s}(0)|² this is of order α(Zα)⁴ m, which converts to about a gigahertz. The precise 1058 MHz needs Bethe's ⟨ΔE⟩ and the pieces of Lesson 77.</w:t>
       </w:r>
     </w:p>
     <w:p>
       <w:pPr>
-        <w:pStyle w:val="Heading1"/>
+        <w:pStyle w:val="Heading2"/>
       </w:pPr>
       <w:r>
         <w:t>Mastery checklist</w:t>
@@ -1451,7 +2324,7 @@
         <w:pStyle w:val="ListBullet"/>
       </w:pPr>
       <w:r>
-        <w:t>I can state this lesson's core relation and the lesson it depends on.</w:t>
+        <w:t>I can state why Dirac hydrogen has 2s_{1/2}=2p_{1/2} and why QED splits them.</w:t>
       </w:r>
     </w:p>
     <w:p>
@@ -1459,7 +2332,7 @@
         <w:pStyle w:val="ListBullet"/>
       </w:pPr>
       <w:r>
-        <w:t>I can check a limit and name what is not computed.</w:t>
+        <w:t>I can derive |ψ_{2s}(0)|²=(αm)³/(8π) and explain why 2p misses the contact term.</w:t>
       </w:r>
     </w:p>
     <w:p>
@@ -1467,12 +2340,20 @@
         <w:pStyle w:val="ListBullet"/>
       </w:pPr>
       <w:r>
-        <w:t>I can place the result among tree processes, loops, and measurements.</w:t>
+        <w:t>I can write Bethe's log(m/⟨ΔE⟩) and say what is computed here versus what is quoted.</w:t>
       </w:r>
     </w:p>
     <w:p>
       <w:pPr>
-        <w:pStyle w:val="Heading1"/>
+        <w:pStyle w:val="ListBullet"/>
+      </w:pPr>
+      <w:r>
+        <w:t>I can quote 1057.8 MHz and convert it to eV.</w:t>
+      </w:r>
+    </w:p>
+    <w:p>
+      <w:pPr>
+        <w:pStyle w:val="Heading2"/>
       </w:pPr>
       <w:r>
         <w:t>Next lesson</w:t>
@@ -1480,7 +2361,7 @@
     </w:p>
     <w:p>
       <w:r>
-        <w:t>Lesson 77 isolates the vacuum-polarization piece of that shift, the Uehling potential, as a precision application of Lesson 62.</w:t>
+        <w:t>Lesson 77 isolates the vacuum-polarization piece of that same interval, the Uehling potential, from Lesson 62's Π(q²) at small q².</w:t>
       </w:r>
     </w:p>
     <w:sectPr>

--- a/Science Books/QED Course/Lesson 76 Lamb Shift.docx
+++ b/Science Books/QED Course/Lesson 76 Lamb Shift.docx
@@ -34,7 +34,7 @@
           <w:b/>
           <w:sz w:val="26"/>
         </w:rPr>
-        <w:t>The electron self-energy of Lesson 63, evaluated in a Coulomb field, splits the Dirac degeneracy of hydrogen 2s_{1/2} and 2p_{1/2} by about 1058 MHz</w:t>
+        <w:t>The Dirac equation makes hydrogen's 2s₁/₂ and 2p₁/₂ levels exactly degenerate. Vacuum fluctuations, the vertex correction, the anomalous moment, and vacuum polarization split them by 1058 MHz</w:t>
       </w:r>
     </w:p>
     <w:p>
@@ -66,7 +66,7 @@
     </w:p>
     <w:p>
       <w:r>
-        <w:t>Lesson 15's Dirac fine-structure formula depends on n and j, not on ℓ separately, so 2s_{1/2} and 2p_{1/2} are degenerate. Lamb and Retherford measured a split of about 1058 MHz. This lesson traces that split to the bound-electron self-energy, derives the |ψ(0)|² and logarithm that set the scale, and quotes Bethe's evaluation of the remaining atomic sum. It does not redo that numerical sum. Expect six to eight hours.</w:t>
+        <w:t>In 1947 Willis Lamb and Robert Retherford measured a splitting of about 1000 MHz between two levels of hydrogen that the Dirac equation says have exactly the same energy. That measurement, together with the electron anomaly of Lesson 75, forced the development of renormalized QED. This lesson does three things. It shows where the Dirac degeneracy comes from. It derives the size of the effect from a physical picture due to Welton, in which the electron is jiggled by the zero-point fluctuations of the electromagnetic field, and it reproduces Bethe's 1947 estimate of 1040 MHz. Then it assembles the full leading-order QED result from pieces already in the course: the slope of F₁, the anomalous moment F₂, and vacuum polarization. Each piece is quoted in its final form, with its origin identified. The bound-state calculation that joins the low-energy and high-energy photons is quoted, not carried out. Expect six to eight hours.</w:t>
       </w:r>
     </w:p>
     <w:p>
@@ -82,7 +82,7 @@
         <w:pStyle w:val="ListBullet"/>
       </w:pPr>
       <w:r>
-        <w:t>State the Dirac degeneracy: E=E(n,j), so 2s_{1/2} and 2p_{1/2} coincide before loops.</w:t>
+        <w:t>State the Dirac energy levels of hydrogen to order (Zα)⁴, and show that they depend on n and j but not on l.</w:t>
       </w:r>
     </w:p>
     <w:p>
@@ -90,7 +90,7 @@
         <w:pStyle w:val="ListBullet"/>
       </w:pPr>
       <w:r>
-        <w:t>Identify the Lamb interval as a radiative shift of those two levels, dominated by the electron self-energy in the Coulomb field.</w:t>
+        <w:t>Describe the Lamb–Retherford experiment and the value it found.</w:t>
       </w:r>
     </w:p>
     <w:p>
@@ -98,7 +98,7 @@
         <w:pStyle w:val="ListBullet"/>
       </w:pPr>
       <w:r>
-        <w:t>Derive that a contact self-energy operator samples |ψ(0)|², so the leading piece hits s-states and misses p-states.</w:t>
+        <w:t>Derive Welton's estimate ⟨(δr)²⟩ = (2α/πm²)ln(ω_max/ω_min) and the resulting energy shift ⟨ΔV⟩ = (1/6)⟨(δr)²⟩⟨∇²V⟩.</w:t>
       </w:r>
     </w:p>
     <w:p>
@@ -106,7 +106,7 @@
         <w:pStyle w:val="ListBullet"/>
       </w:pPr>
       <w:r>
-        <w:t>Obtain the logarithmic structure log(m/⟨ΔE⟩) by cutting the self-energy integral of Lesson 63 between an atomic scale and m.</w:t>
+        <w:t>Show that only s-states are shifted at this order, and evaluate the shift of 2s with Bethe's logarithm.</w:t>
       </w:r>
     </w:p>
     <w:p>
@@ -114,7 +114,15 @@
         <w:pStyle w:val="ListBullet"/>
       </w:pPr>
       <w:r>
-        <w:t>Quote Bethe's 1947 evaluation ~1040 MHz and the measured 2s–2p interval 1057.845(9) MHz, and defer the −27 MHz Uehling piece to Lesson 77.</w:t>
+        <w:t>Assemble the leading QED result for E(2s₁/₂) − E(2p₁/₂), identifying the contributions of F₁, F₂, and vacuum polarization.</w:t>
+      </w:r>
+    </w:p>
+    <w:p>
+      <w:pPr>
+        <w:pStyle w:val="ListBullet"/>
+      </w:pPr>
+      <w:r>
+        <w:t>Compare with the measured 1057.8 MHz, and explain how the Lamb shift became a measurement of the proton's radius.</w:t>
       </w:r>
     </w:p>
     <w:p>
@@ -242,7 +250,7 @@
           </w:tcPr>
           <w:p>
             <w:r>
-              <w:t>2s_{1/2}, 2p_{1/2}</w:t>
+              <w:t>Z</w:t>
             </w:r>
           </w:p>
         </w:tc>
@@ -259,139 +267,7 @@
           </w:tcPr>
           <w:p>
             <w:r>
-              <w:t>Hydrogen n=2 levels degenerate in the Dirac–Coulomb problem</w:t>
-            </w:r>
-          </w:p>
-        </w:tc>
-        <w:tc>
-          <w:tcPr>
-            <w:tcW w:type="dxa" w:w="2448"/>
-            <w:vAlign w:val="center"/>
-            <w:tcMar>
-              <w:top w:w="100" w:type="dxa"/>
-              <w:start w:w="100" w:type="dxa"/>
-              <w:bottom w:w="100" w:type="dxa"/>
-              <w:end w:w="100" w:type="dxa"/>
-            </w:tcMar>
-          </w:tcPr>
-          <w:p/>
-        </w:tc>
-        <w:tc>
-          <w:tcPr>
-            <w:tcW w:type="dxa" w:w="2448"/>
-            <w:vAlign w:val="center"/>
-            <w:tcMar>
-              <w:top w:w="100" w:type="dxa"/>
-              <w:start w:w="100" w:type="dxa"/>
-              <w:bottom w:w="100" w:type="dxa"/>
-              <w:end w:w="100" w:type="dxa"/>
-            </w:tcMar>
-          </w:tcPr>
-          <w:p/>
-        </w:tc>
-      </w:tr>
-      <w:tr>
-        <w:tc>
-          <w:tcPr>
-            <w:tcW w:type="dxa" w:w="2448"/>
-            <w:vAlign w:val="center"/>
-            <w:shd w:fill="EAF2F8"/>
-            <w:tcMar>
-              <w:top w:w="100" w:type="dxa"/>
-              <w:start w:w="100" w:type="dxa"/>
-              <w:bottom w:w="100" w:type="dxa"/>
-              <w:end w:w="100" w:type="dxa"/>
-            </w:tcMar>
-          </w:tcPr>
-          <w:p/>
-        </w:tc>
-        <w:tc>
-          <w:tcPr>
-            <w:tcW w:type="dxa" w:w="2448"/>
-            <w:vAlign w:val="center"/>
-            <w:shd w:fill="EAF2F8"/>
-            <w:tcMar>
-              <w:top w:w="100" w:type="dxa"/>
-              <w:start w:w="100" w:type="dxa"/>
-              <w:bottom w:w="100" w:type="dxa"/>
-              <w:end w:w="100" w:type="dxa"/>
-            </w:tcMar>
-          </w:tcPr>
-          <w:p>
-            <w:r>
-              <w:t>ψ_{2s}(0)</w:t>
-            </w:r>
-          </w:p>
-        </w:tc>
-        <w:tc>
-          <w:tcPr>
-            <w:tcW w:type="dxa" w:w="2448"/>
-            <w:vAlign w:val="center"/>
-            <w:shd w:fill="EAF2F8"/>
-            <w:tcMar>
-              <w:top w:w="100" w:type="dxa"/>
-              <w:start w:w="100" w:type="dxa"/>
-              <w:bottom w:w="100" w:type="dxa"/>
-              <w:end w:w="100" w:type="dxa"/>
-            </w:tcMar>
-          </w:tcPr>
-          <w:p>
-            <w:r>
-              <w:t>²</w:t>
-            </w:r>
-          </w:p>
-        </w:tc>
-        <w:tc>
-          <w:tcPr>
-            <w:tcW w:type="dxa" w:w="2448"/>
-            <w:vAlign w:val="center"/>
-            <w:shd w:fill="EAF2F8"/>
-            <w:tcMar>
-              <w:top w:w="100" w:type="dxa"/>
-              <w:start w:w="100" w:type="dxa"/>
-              <w:bottom w:w="100" w:type="dxa"/>
-              <w:end w:w="100" w:type="dxa"/>
-            </w:tcMar>
-          </w:tcPr>
-          <w:p>
-            <w:r>
-              <w:t>Electron density at the origin, (αm)³/(8π)</w:t>
-            </w:r>
-          </w:p>
-        </w:tc>
-      </w:tr>
-      <w:tr>
-        <w:tc>
-          <w:tcPr>
-            <w:tcW w:type="dxa" w:w="2448"/>
-            <w:vAlign w:val="center"/>
-            <w:tcMar>
-              <w:top w:w="100" w:type="dxa"/>
-              <w:start w:w="100" w:type="dxa"/>
-              <w:bottom w:w="100" w:type="dxa"/>
-              <w:end w:w="100" w:type="dxa"/>
-            </w:tcMar>
-          </w:tcPr>
-          <w:p>
-            <w:r>
-              <w:t>⟨ΔE⟩</w:t>
-            </w:r>
-          </w:p>
-        </w:tc>
-        <w:tc>
-          <w:tcPr>
-            <w:tcW w:type="dxa" w:w="2448"/>
-            <w:vAlign w:val="center"/>
-            <w:tcMar>
-              <w:top w:w="100" w:type="dxa"/>
-              <w:start w:w="100" w:type="dxa"/>
-              <w:bottom w:w="100" w:type="dxa"/>
-              <w:end w:w="100" w:type="dxa"/>
-            </w:tcMar>
-          </w:tcPr>
-          <w:p>
-            <w:r>
-              <w:t>Bethe's mean excitation energy for the atomic sum</w:t>
+              <w:t>Nuclear charge; Z = 1 for hydrogen</w:t>
             </w:r>
           </w:p>
         </w:tc>
@@ -437,7 +313,7 @@
           </w:tcPr>
           <w:p>
             <w:r>
-              <w:t>ΔE_Lamb</w:t>
+              <w:t>n, l, j</w:t>
             </w:r>
           </w:p>
         </w:tc>
@@ -455,7 +331,7 @@
           </w:tcPr>
           <w:p>
             <w:r>
-              <w:t>2s_{1/2} − 2p_{1/2} interval after radiative corrections</w:t>
+              <w:t>Principal, orbital, and total angular-momentum quantum numbers</w:t>
             </w:r>
           </w:p>
         </w:tc>
@@ -488,571 +364,10 @@
           <w:p/>
         </w:tc>
       </w:tr>
-    </w:tbl>
-    <w:p>
-      <w:pPr>
-        <w:pStyle w:val="Heading2"/>
-      </w:pPr>
-      <w:r>
-        <w:t>1 The degeneracy that is not there</w:t>
-      </w:r>
-    </w:p>
-    <w:p>
-      <w:pPr>
-        <w:spacing w:before="160" w:after="160"/>
-        <w:jc w:val="center"/>
-      </w:pPr>
-      <w:r>
-        <w:rPr>
-          <w:rFonts w:ascii="Consolas" w:hAnsi="Consolas" w:cs="Consolas" w:eastAsia="Consolas"/>
-          <w:sz w:val="20"/>
-        </w:rPr>
-        <w:t xml:space="preserve">  Dirac–Coulomb                 after one loop</w:t>
-      </w:r>
-      <w:r>
-        <w:rPr>
-          <w:rFonts w:ascii="Consolas" w:hAnsi="Consolas" w:cs="Consolas" w:eastAsia="Consolas"/>
-          <w:sz w:val="20"/>
-        </w:rPr>
-        <w:br/>
-        <w:t xml:space="preserve">  ----------------              ----------------</w:t>
-      </w:r>
-      <w:r>
-        <w:rPr>
-          <w:rFonts w:ascii="Consolas" w:hAnsi="Consolas" w:cs="Consolas" w:eastAsia="Consolas"/>
-          <w:sz w:val="20"/>
-        </w:rPr>
-        <w:br/>
-        <w:t xml:space="preserve">  2s_{1/2}  2p_{1/2}            2s_{1/2}  -----  +1058 MHz</w:t>
-      </w:r>
-      <w:r>
-        <w:rPr>
-          <w:rFonts w:ascii="Consolas" w:hAnsi="Consolas" w:cs="Consolas" w:eastAsia="Consolas"/>
-          <w:sz w:val="20"/>
-        </w:rPr>
-        <w:br/>
-        <w:t xml:space="preserve">       =                             |</w:t>
-      </w:r>
-      <w:r>
-        <w:rPr>
-          <w:rFonts w:ascii="Consolas" w:hAnsi="Consolas" w:cs="Consolas" w:eastAsia="Consolas"/>
-          <w:sz w:val="20"/>
-        </w:rPr>
-        <w:br/>
-        <w:t xml:space="preserve">  degenerate                    2p_{1/2}  -----</w:t>
-      </w:r>
-    </w:p>
-    <w:p>
-      <w:r>
-        <w:t>Lesson 15, and the Dirac equation in a fixed Coulomb field, give E(n,j) only. For n=2 and j=1/2 the 2s and 2p states sit at the same energy. Radiofrequency spectroscopy finds they do not: the 2s_{1/2} level lies about 1058 MHz above 2p_{1/2} (Lundeen and Pipkin, 1057.845(9) MHz). The missing interaction is the coupling of the bound electron to the quantized radiation field, Lesson 37, which at one loop is the self-energy of Lesson 63 evaluated not in free space but in the Coulomb background.</w:t>
-      </w:r>
-    </w:p>
-    <w:p>
-      <w:pPr>
-        <w:pStyle w:val="Heading2"/>
-      </w:pPr>
-      <w:r>
-        <w:t>2 Why the shift samples the origin</w:t>
-      </w:r>
-    </w:p>
-    <w:p>
-      <w:pPr>
-        <w:pStyle w:val="Heading3"/>
-      </w:pPr>
-      <w:r>
-        <w:t>2.1 A high-momentum insertion is local</w:t>
-      </w:r>
-    </w:p>
-    <w:p>
-      <w:r>
-        <w:t>Lesson 63's Σ(p) is a loop whose typical virtual momentum, after the ultraviolet piece has been absorbed into m₀ (Lesson 67), still includes a range from atomic momenta up to m. Photons with k~m resolve distances ~1/m, far smaller than the Bohr radius a₀=1/(αm). In the atom those photons see the electron as a point: their contribution to the energy is proportional to the probability density at the origin.</w:t>
-      </w:r>
-    </w:p>
-    <w:p>
-      <w:pPr>
-        <w:spacing w:before="100" w:after="160"/>
-        <w:jc w:val="center"/>
-      </w:pPr>
-      <m:oMathPara>
-        <m:oMath>
-          <m:r>
-            <m:t xml:space="preserve">ΔE</m:t>
-          </m:r>
-          <m:r>
-            <m:t xml:space="preserve">⊃</m:t>
-          </m:r>
-          <m:r>
-            <m:t xml:space="preserve">C</m:t>
-          </m:r>
-          <m:r>
-            <m:t xml:space="preserve">|</m:t>
-          </m:r>
-          <m:r>
-            <m:t xml:space="preserve">ψ</m:t>
-          </m:r>
-          <m:r>
-            <m:t xml:space="preserve">0</m:t>
-          </m:r>
-          <m:r>
-            <m:t xml:space="preserve">|</m:t>
-          </m:r>
-          <m:sSup>
-            <m:e/>
-            <m:sup>
-              <m:r>
-                <m:t xml:space="preserve">2</m:t>
-              </m:r>
-            </m:sup>
-          </m:sSup>
-        </m:oMath>
-      </m:oMathPara>
-    </w:p>
-    <w:p>
-      <w:r>
-        <w:t>with C set by the finite remainder of Σ. For hydrogen,</w:t>
-      </w:r>
-    </w:p>
-    <w:p>
-      <w:pPr>
-        <w:spacing w:before="100" w:after="40"/>
-        <w:jc w:val="center"/>
-      </w:pPr>
-      <m:oMathPara>
-        <m:oMath>
-          <m:r>
-            <m:t xml:space="preserve">|</m:t>
-          </m:r>
-          <m:sSub>
-            <m:e>
-              <m:r>
-                <m:t xml:space="preserve">ψ</m:t>
-              </m:r>
-            </m:e>
-            <m:sub>
-              <m:r>
-                <m:t xml:space="preserve">n</m:t>
-              </m:r>
-              <m:r>
-                <m:t xml:space="preserve">s</m:t>
-              </m:r>
-            </m:sub>
-          </m:sSub>
-          <m:r>
-            <m:t xml:space="preserve">0</m:t>
-          </m:r>
-          <m:r>
-            <m:t xml:space="preserve">|</m:t>
-          </m:r>
-          <m:sSup>
-            <m:e/>
-            <m:sup>
-              <m:r>
-                <m:t xml:space="preserve">2</m:t>
-              </m:r>
-            </m:sup>
-          </m:sSup>
-          <m:r>
-            <m:t xml:space="preserve">=</m:t>
-          </m:r>
-          <m:f>
-            <m:num>
-              <m:sSup>
-                <m:e>
-                  <m:r>
-                    <m:t xml:space="preserve">α</m:t>
-                  </m:r>
-                  <m:r>
-                    <m:t xml:space="preserve">m</m:t>
-                  </m:r>
-                </m:e>
-                <m:sup>
-                  <m:r>
-                    <m:t xml:space="preserve">3</m:t>
-                  </m:r>
-                </m:sup>
-              </m:sSup>
-            </m:num>
-            <m:den>
-              <m:r>
-                <m:t xml:space="preserve">π</m:t>
-              </m:r>
-              <m:sSup>
-                <m:e>
-                  <m:r>
-                    <m:t xml:space="preserve">n</m:t>
-                  </m:r>
-                </m:e>
-                <m:sup>
-                  <m:r>
-                    <m:t xml:space="preserve">3</m:t>
-                  </m:r>
-                </m:sup>
-              </m:sSup>
-            </m:den>
-          </m:f>
-        </m:oMath>
-      </m:oMathPara>
-    </w:p>
-    <w:p>
-      <w:pPr>
-        <w:spacing w:before="40" w:after="160"/>
-        <w:jc w:val="center"/>
-      </w:pPr>
-      <m:oMathPara>
-        <m:oMath>
-          <m:r>
-            <m:t xml:space="preserve">|</m:t>
-          </m:r>
-          <m:sSub>
-            <m:e>
-              <m:r>
-                <m:t xml:space="preserve">ψ</m:t>
-              </m:r>
-            </m:e>
-            <m:sub>
-              <m:r>
-                <m:t xml:space="preserve">2s</m:t>
-              </m:r>
-            </m:sub>
-          </m:sSub>
-          <m:r>
-            <m:t xml:space="preserve">0</m:t>
-          </m:r>
-          <m:r>
-            <m:t xml:space="preserve">|</m:t>
-          </m:r>
-          <m:sSup>
-            <m:e/>
-            <m:sup>
-              <m:r>
-                <m:t xml:space="preserve">2</m:t>
-              </m:r>
-            </m:sup>
-          </m:sSup>
-          <m:r>
-            <m:t xml:space="preserve">=</m:t>
-          </m:r>
-          <m:f>
-            <m:num>
-              <m:sSup>
-                <m:e>
-                  <m:r>
-                    <m:t xml:space="preserve">α</m:t>
-                  </m:r>
-                  <m:r>
-                    <m:t xml:space="preserve">m</m:t>
-                  </m:r>
-                </m:e>
-                <m:sup>
-                  <m:r>
-                    <m:t xml:space="preserve">3</m:t>
-                  </m:r>
-                </m:sup>
-              </m:sSup>
-            </m:num>
-            <m:den>
-              <m:r>
-                <m:t xml:space="preserve">8π</m:t>
-              </m:r>
-            </m:den>
-          </m:f>
-        </m:oMath>
-      </m:oMathPara>
-    </w:p>
-    <w:p>
-      <w:r>
-        <w:t>and |ψ_{2p}(0)|²=0. The leading contact piece therefore splits 2s from 2p.</w:t>
-      </w:r>
-    </w:p>
-    <w:p>
-      <w:r>
-        <w:rPr>
-          <w:b/>
-          <w:i/>
-        </w:rPr>
-        <w:t>Worked example 1</w:t>
-      </w:r>
-    </w:p>
-    <w:p>
-      <w:r>
-        <w:t>Why does a 2p wavefunction miss this contact term? A p-state vanishes at r=0 by angular momentum, so |ψ(0)|²=0. Only operators that are not pure contact (the Bethe log of Section 3, which involves a sum over intermediate atomic states) can shift 2p, and they do so at the few-MHz level, not the thousand-MHz level.</w:t>
-      </w:r>
-    </w:p>
-    <w:p>
-      <w:pPr>
-        <w:pStyle w:val="Heading3"/>
-      </w:pPr>
-      <w:r>
-        <w:t>2.2 Counting powers of α</w:t>
-      </w:r>
-    </w:p>
-    <w:p>
-      <w:r>
-        <w:t>The prefactor C is of order α/m², because a self-energy insertion carries one loop factor α and two inverse masses from the nonrelativistic reduction of Σ. Combined with |ψ(0)|²~(αm)³ one finds ΔE~α(αm)³/m²=α⁴ m, which is the scale of Dirac fine structure. The extra logarithm of Section 3, and the precise 4α/3π from the low-energy self-energy, convert this into the standard Lamb order α(Zα)⁴ m, numerically about a gigahertz for n=2.</w:t>
-      </w:r>
-    </w:p>
-    <w:p>
-      <w:pPr>
-        <w:pStyle w:val="Heading2"/>
-      </w:pPr>
-      <w:r>
-        <w:t>3 The logarithm</w:t>
-      </w:r>
-    </w:p>
-    <w:p>
-      <w:pPr>
-        <w:pStyle w:val="Heading3"/>
-      </w:pPr>
-      <w:r>
-        <w:t>3.1 Two cutoffs</w:t>
-      </w:r>
-    </w:p>
-    <w:p>
-      <w:r>
-        <w:t>Lesson 63's self-energy, written with a photon mass λ or a lower cutoff on k, diverges as log λ in the infrared. In free space that infrared piece is part of the mass renormalization and of the inclusive cancellation of Lesson 73. In a bound state the electron is not free below momenta of order the Bohr momentum αm, or equivalently below energy transfers of order a Rydberg: the atom itself cuts the infrared off. The ultraviolet of the nonrelativistic calculation cannot be trusted above k~m, where relativistic virtual pairs (Lesson 62) take over. The remaining integral over photon energy is therefore</w:t>
-      </w:r>
-    </w:p>
-    <w:p>
-      <w:pPr>
-        <w:spacing w:before="100" w:after="160"/>
-        <w:jc w:val="center"/>
-      </w:pPr>
-      <m:oMathPara>
-        <m:oMath>
-          <m:sSubSup>
-            <m:e>
-              <m:r>
-                <m:t xml:space="preserve">∫</m:t>
-              </m:r>
-            </m:e>
-            <m:sub>
-              <m:r>
-                <m:t xml:space="preserve">⟨ΔE⟩</m:t>
-              </m:r>
-            </m:sub>
-            <m:sup>
-              <m:r>
-                <m:t xml:space="preserve">m</m:t>
-              </m:r>
-            </m:sup>
-          </m:sSubSup>
-          <m:f>
-            <m:num>
-              <m:r>
-                <m:t xml:space="preserve">dk</m:t>
-              </m:r>
-            </m:num>
-            <m:den>
-              <m:r>
-                <m:t xml:space="preserve">k</m:t>
-              </m:r>
-            </m:den>
-          </m:f>
-          <m:r>
-            <m:t xml:space="preserve">=</m:t>
-          </m:r>
-          <m:r>
-            <m:t xml:space="preserve">log</m:t>
-          </m:r>
-          <m:f>
-            <m:num>
-              <m:r>
-                <m:t xml:space="preserve">m</m:t>
-              </m:r>
-            </m:num>
-            <m:den>
-              <m:r>
-                <m:t xml:space="preserve">⟨ΔE⟩</m:t>
-              </m:r>
-            </m:den>
-          </m:f>
-        </m:oMath>
-      </m:oMathPara>
-    </w:p>
-    <w:p>
-      <w:pPr>
-        <w:pStyle w:val="Heading3"/>
-      </w:pPr>
-      <w:r>
-        <w:t>3.2 Bethe's coefficient</w:t>
-      </w:r>
-    </w:p>
-    <w:p>
-      <w:r>
-        <w:t>Matching the nonrelativistic p·A interaction onto the contact operator of Section 2 produces Bethe's formula (Phys. Rev. 72, 339 (1947))</w:t>
-      </w:r>
-    </w:p>
-    <w:p>
-      <w:pPr>
-        <w:spacing w:before="100" w:after="160"/>
-        <w:jc w:val="center"/>
-      </w:pPr>
-      <m:oMathPara>
-        <m:oMath>
-          <m:sSub>
-            <m:e>
-              <m:r>
-                <m:t xml:space="preserve">ΔE</m:t>
-              </m:r>
-            </m:e>
-            <m:sub>
-              <m:r>
-                <m:t xml:space="preserve">n</m:t>
-              </m:r>
-              <m:r>
-                <m:t xml:space="preserve">s</m:t>
-              </m:r>
-            </m:sub>
-          </m:sSub>
-          <m:r>
-            <m:t xml:space="preserve">=</m:t>
-          </m:r>
-          <m:r>
-            <m:t xml:space="preserve">\frac</m:t>
-          </m:r>
-          <m:r>
-            <m:t xml:space="preserve">{</m:t>
-          </m:r>
-          <m:r>
-            <m:t xml:space="preserve">4α</m:t>
-          </m:r>
-          <m:r>
-            <m:t xml:space="preserve">}</m:t>
-          </m:r>
-          <m:r>
-            <m:t xml:space="preserve">{</m:t>
-          </m:r>
-          <m:r>
-            <m:t xml:space="preserve">3π</m:t>
-          </m:r>
-          <m:sSup>
-            <m:e>
-              <m:r>
-                <m:t xml:space="preserve">m</m:t>
-              </m:r>
-            </m:e>
-            <m:sup>
-              <m:r>
-                <m:t xml:space="preserve">2</m:t>
-              </m:r>
-            </m:sup>
-          </m:sSup>
-          <m:r>
-            <m:t xml:space="preserve">}</m:t>
-          </m:r>
-          <m:r>
-            <m:t xml:space="preserve">|</m:t>
-          </m:r>
-          <m:sSub>
-            <m:e>
-              <m:r>
-                <m:t xml:space="preserve">ψ</m:t>
-              </m:r>
-            </m:e>
-            <m:sub>
-              <m:r>
-                <m:t xml:space="preserve">ns</m:t>
-              </m:r>
-            </m:sub>
-          </m:sSub>
-          <m:r>
-            <m:t xml:space="preserve">0</m:t>
-          </m:r>
-          <m:r>
-            <m:t xml:space="preserve">|</m:t>
-          </m:r>
-          <m:sSup>
-            <m:e/>
-            <m:sup>
-              <m:r>
-                <m:t xml:space="preserve">2</m:t>
-              </m:r>
-            </m:sup>
-          </m:sSup>
-          <m:r>
-            <m:t xml:space="preserve">log</m:t>
-          </m:r>
-          <m:f>
-            <m:num>
-              <m:r>
-                <m:t xml:space="preserve">m</m:t>
-              </m:r>
-            </m:num>
-            <m:den>
-              <m:r>
-                <m:t xml:space="preserve">⟨ΔE⟩</m:t>
-              </m:r>
-            </m:den>
-          </m:f>
-          <m:r>
-            <m:t xml:space="preserve">+</m:t>
-          </m:r>
-          <m:r>
-            <m:t xml:space="preserve">finite</m:t>
-          </m:r>
-        </m:oMath>
-      </m:oMathPara>
-    </w:p>
-    <w:p>
-      <w:r>
-        <w:t>The mean excitation ⟨ΔE⟩ is a purely atomic number, a weighted sum over Coulomb matrix elements. Bethe evaluated it as about 17.8 Ry for 2s. Substituting |ψ_{2s}(0)|² from Section 2 then yields an interval of order 10³ MHz; Bethe's 1947 number was about 1040 MHz. Subsequent evaluations of the same leading logarithm give 1050.56 MHz before the Uehling piece, higher-order QED, reduced mass, and proton size are added.</w:t>
-      </w:r>
-    </w:p>
-    <w:p>
-      <w:r>
-        <w:rPr>
-          <w:b/>
-          <w:i/>
-        </w:rPr>
-        <w:t>Worked example 2</w:t>
-      </w:r>
-    </w:p>
-    <w:p>
-      <w:r>
-        <w:t>Convert 1058 MHz to electronvolts and compare it with the 2s binding energy 3.4 eV. E=hν with 1 eV ≡ 2.418×10¹⁴ Hz, so 1058 MHz = 4.37×10⁻⁶ eV, about one millionth of the binding energy. Radiative corrections are small in hydrogen because α/π is small; they are visible because the Dirac degeneracy had cancelled the larger α⁴ m pieces between 2s and 2p.</w:t>
-      </w:r>
-    </w:p>
-    <w:p>
-      <w:pPr>
-        <w:pStyle w:val="Heading2"/>
-      </w:pPr>
-      <w:r>
-        <w:t>4 What is not being computed here</w:t>
-      </w:r>
-    </w:p>
-    <w:p>
-      <w:r>
-        <w:t>This lesson does not evaluate Bethe's atomic sum, does not compute the relativistic high-momentum piece of the self-energy, and does not include vacuum polarization. Lesson 77 does the last of those, a −27 MHz shift. The remaining tens of MHz that take 1040 MHz to 1057.8 MHz are higher-order QED, recoil, and finite nuclear size, not computed in this volume. The claim that is derived here is the mechanism: a loop self-energy, local at scale 1/m, samples |ψ(0)|² and is cut off in the infrared by the atomic level spacing, producing a gigahertz 2s–2p split that the Dirac equation cannot generate.</w:t>
-      </w:r>
-    </w:p>
-    <w:p>
-      <w:pPr>
-        <w:pStyle w:val="Heading2"/>
-      </w:pPr>
-      <w:r>
-        <w:t>Connections to QED</w:t>
-      </w:r>
-    </w:p>
-    <w:tbl>
-      <w:tblPr>
-        <w:tblW w:type="auto" w:w="0"/>
-        <w:jc w:val="center"/>
-        <w:tblLayout w:type="fixed"/>
-        <w:tblLook w:firstColumn="1" w:firstRow="1" w:lastColumn="0" w:lastRow="0" w:noHBand="0" w:noVBand="1" w:val="04A0"/>
-        <w:tblLayout w:type="fixed"/>
-        <w:tblLook w:firstColumn="1" w:firstRow="1" w:lastColumn="0" w:lastRow="0" w:noHBand="0" w:noVBand="1" w:val="04A0"/>
-      </w:tblPr>
-      <w:tblGrid>
-        <w:gridCol w:w="2448"/>
-        <w:gridCol w:w="2448"/>
-        <w:gridCol w:w="2448"/>
-        <w:gridCol w:w="2448"/>
-      </w:tblGrid>
       <w:tr>
         <w:tc>
           <w:tcPr>
             <w:tcW w:type="dxa" w:w="2448"/>
-            <w:shd w:fill="1F4E78"/>
             <w:vAlign w:val="center"/>
             <w:tcMar>
               <w:top w:w="100" w:type="dxa"/>
@@ -1063,18 +378,13 @@
           </w:tcPr>
           <w:p>
             <w:r>
-              <w:rPr>
-                <w:b/>
-                <w:color w:val="FFFFFF"/>
-              </w:rPr>
-              <w:t>Result of this lesson</w:t>
+              <w:t>ψ_n(0)</w:t>
             </w:r>
           </w:p>
         </w:tc>
         <w:tc>
           <w:tcPr>
             <w:tcW w:type="dxa" w:w="2448"/>
-            <w:shd w:fill="1F4E78"/>
             <w:vAlign w:val="center"/>
             <w:tcMar>
               <w:top w:w="100" w:type="dxa"/>
@@ -1085,18 +395,13 @@
           </w:tcPr>
           <w:p>
             <w:r>
-              <w:rPr>
-                <w:b/>
-                <w:color w:val="FFFFFF"/>
-              </w:rPr>
-              <w:t>Where it is used</w:t>
+              <w:t>Wave function at the origin;</w:t>
             </w:r>
           </w:p>
         </w:tc>
         <w:tc>
           <w:tcPr>
             <w:tcW w:type="dxa" w:w="2448"/>
-            <w:shd w:fill="1F4E78"/>
             <w:vAlign w:val="center"/>
             <w:tcMar>
               <w:top w:w="100" w:type="dxa"/>
@@ -1107,17 +412,13 @@
           </w:tcPr>
           <w:p>
             <w:r>
-              <w:rPr>
-                <w:b/>
-                <w:color w:val="FFFFFF"/>
-              </w:rPr>
+              <w:t>ψ_ns(0)</w:t>
             </w:r>
           </w:p>
         </w:tc>
         <w:tc>
           <w:tcPr>
             <w:tcW w:type="dxa" w:w="2448"/>
-            <w:shd w:fill="1F4E78"/>
             <w:vAlign w:val="center"/>
             <w:tcMar>
               <w:top w:w="100" w:type="dxa"/>
@@ -1128,12 +429,75 @@
           </w:tcPr>
           <w:p>
             <w:r>
-              <w:rPr>
-                <w:b/>
-                <w:color w:val="FFFFFF"/>
-              </w:rPr>
+              <w:t>² = (Zαm)³/(πn³)</w:t>
             </w:r>
           </w:p>
+        </w:tc>
+      </w:tr>
+      <w:tr>
+        <w:tc>
+          <w:tcPr>
+            <w:tcW w:type="dxa" w:w="2448"/>
+            <w:vAlign w:val="center"/>
+            <w:shd w:fill="EAF2F8"/>
+            <w:tcMar>
+              <w:top w:w="100" w:type="dxa"/>
+              <w:start w:w="100" w:type="dxa"/>
+              <w:bottom w:w="100" w:type="dxa"/>
+              <w:end w:w="100" w:type="dxa"/>
+            </w:tcMar>
+          </w:tcPr>
+          <w:p>
+            <w:r>
+              <w:t>δr</w:t>
+            </w:r>
+          </w:p>
+        </w:tc>
+        <w:tc>
+          <w:tcPr>
+            <w:tcW w:type="dxa" w:w="2448"/>
+            <w:vAlign w:val="center"/>
+            <w:shd w:fill="EAF2F8"/>
+            <w:tcMar>
+              <w:top w:w="100" w:type="dxa"/>
+              <w:start w:w="100" w:type="dxa"/>
+              <w:bottom w:w="100" w:type="dxa"/>
+              <w:end w:w="100" w:type="dxa"/>
+            </w:tcMar>
+          </w:tcPr>
+          <w:p>
+            <w:r>
+              <w:t>Fluctuating displacement of the electron</w:t>
+            </w:r>
+          </w:p>
+        </w:tc>
+        <w:tc>
+          <w:tcPr>
+            <w:tcW w:type="dxa" w:w="2448"/>
+            <w:vAlign w:val="center"/>
+            <w:shd w:fill="EAF2F8"/>
+            <w:tcMar>
+              <w:top w:w="100" w:type="dxa"/>
+              <w:start w:w="100" w:type="dxa"/>
+              <w:bottom w:w="100" w:type="dxa"/>
+              <w:end w:w="100" w:type="dxa"/>
+            </w:tcMar>
+          </w:tcPr>
+          <w:p/>
+        </w:tc>
+        <w:tc>
+          <w:tcPr>
+            <w:tcW w:type="dxa" w:w="2448"/>
+            <w:vAlign w:val="center"/>
+            <w:shd w:fill="EAF2F8"/>
+            <w:tcMar>
+              <w:top w:w="100" w:type="dxa"/>
+              <w:start w:w="100" w:type="dxa"/>
+              <w:bottom w:w="100" w:type="dxa"/>
+              <w:end w:w="100" w:type="dxa"/>
+            </w:tcMar>
+          </w:tcPr>
+          <w:p/>
         </w:tc>
       </w:tr>
       <w:tr>
@@ -1150,7 +514,7 @@
           </w:tcPr>
           <w:p>
             <w:r>
-              <w:t>Dirac E(n,j) degeneracy split by loops</w:t>
+              <w:t>ln k₀(n, l)</w:t>
             </w:r>
           </w:p>
         </w:tc>
@@ -1167,7 +531,7 @@
           </w:tcPr>
           <w:p>
             <w:r>
-              <w:t>Completes Lesson 15's postponement</w:t>
+              <w:t>Bethe logarithm, an average excitation energy of the atom</w:t>
             </w:r>
           </w:p>
         </w:tc>
@@ -1213,7 +577,7 @@
           </w:tcPr>
           <w:p>
             <w:r>
-              <w:t>ΔE ∝</w:t>
+              <w:t>Ry</w:t>
             </w:r>
           </w:p>
         </w:tc>
@@ -1231,7 +595,7 @@
           </w:tcPr>
           <w:p>
             <w:r>
-              <w:t>ψ(0)</w:t>
+              <w:t>Rydberg energy, mα²/2 = 13.6057 eV</w:t>
             </w:r>
           </w:p>
         </w:tc>
@@ -1247,11 +611,7 @@
               <w:end w:w="100" w:type="dxa"/>
             </w:tcMar>
           </w:tcPr>
-          <w:p>
-            <w:r>
-              <w:t>² log(m/⟨ΔE⟩)</w:t>
-            </w:r>
-          </w:p>
+          <w:p/>
         </w:tc>
         <w:tc>
           <w:tcPr>
@@ -1265,11 +625,7 @@
               <w:end w:w="100" w:type="dxa"/>
             </w:tcMar>
           </w:tcPr>
-          <w:p>
-            <w:r>
-              <w:t>Bethe's leading Lamb shift</w:t>
-            </w:r>
-          </w:p>
+          <w:p/>
         </w:tc>
       </w:tr>
       <w:tr>
@@ -1286,7 +642,7 @@
           </w:tcPr>
           <w:p>
             <w:r>
-              <w:t>2s above 2p by ~1058 MHz</w:t>
+              <w:t>1 eV</w:t>
             </w:r>
           </w:p>
         </w:tc>
@@ -1303,7 +659,7 @@
           </w:tcPr>
           <w:p>
             <w:r>
-              <w:t>Compared with experiment in Lesson 78</w:t>
+              <w:t>2.41799×10⁸ MHz</w:t>
             </w:r>
           </w:p>
         </w:tc>
@@ -1336,11 +692,1638 @@
       </w:tr>
     </w:tbl>
     <w:p>
+      <w:r>
+        <w:t>Natural units, and m is the electron mass. Proton recoil is neglected except where stated. In display equations, square brackets enclose function arguments and visible groupings.</w:t>
+      </w:r>
+    </w:p>
+    <w:p>
       <w:pPr>
         <w:pStyle w:val="Heading2"/>
       </w:pPr>
       <w:r>
-        <w:t>Summary</w:t>
+        <w:t>1 The Dirac degeneracy</w:t>
+      </w:r>
+    </w:p>
+    <w:p>
+      <w:pPr>
+        <w:pStyle w:val="Heading3"/>
+      </w:pPr>
+      <w:r>
+        <w:t>1.1 The Dirac levels</w:t>
+      </w:r>
+    </w:p>
+    <w:p>
+      <w:r>
+        <w:t>The Dirac equation in a Coulomb potential −Zα/r can be solved exactly. Expanded to order (Zα)⁴, its energy levels are</w:t>
+      </w:r>
+    </w:p>
+    <w:p>
+      <w:pPr>
+        <w:spacing w:before="100" w:after="160"/>
+        <w:jc w:val="center"/>
+      </w:pPr>
+      <m:oMathPara>
+        <m:oMath>
+          <m:sSub>
+            <m:e>
+              <m:r>
+                <m:t xml:space="preserve">E</m:t>
+              </m:r>
+            </m:e>
+            <m:sub>
+              <m:r>
+                <m:t xml:space="preserve">nj</m:t>
+              </m:r>
+            </m:sub>
+          </m:sSub>
+          <m:r>
+            <m:t xml:space="preserve">=</m:t>
+          </m:r>
+          <m:r>
+            <m:t xml:space="preserve">m</m:t>
+          </m:r>
+          <m:r>
+            <m:t xml:space="preserve">−</m:t>
+          </m:r>
+          <m:r>
+            <m:t xml:space="preserve">m</m:t>
+          </m:r>
+          <m:f>
+            <m:num>
+              <m:sSup>
+                <m:e>
+                  <m:r>
+                    <m:t xml:space="preserve">Zα</m:t>
+                  </m:r>
+                </m:e>
+                <m:sup>
+                  <m:r>
+                    <m:t xml:space="preserve">2</m:t>
+                  </m:r>
+                </m:sup>
+              </m:sSup>
+            </m:num>
+            <m:den>
+              <m:sSup>
+                <m:e>
+                  <m:r>
+                    <m:t xml:space="preserve">2n</m:t>
+                  </m:r>
+                </m:e>
+                <m:sup>
+                  <m:r>
+                    <m:t xml:space="preserve">2</m:t>
+                  </m:r>
+                </m:sup>
+              </m:sSup>
+            </m:den>
+          </m:f>
+          <m:r>
+            <m:t xml:space="preserve">−</m:t>
+          </m:r>
+          <m:r>
+            <m:t xml:space="preserve">m</m:t>
+          </m:r>
+          <m:f>
+            <m:num>
+              <m:sSup>
+                <m:e>
+                  <m:r>
+                    <m:t xml:space="preserve">Zα</m:t>
+                  </m:r>
+                </m:e>
+                <m:sup>
+                  <m:r>
+                    <m:t xml:space="preserve">4</m:t>
+                  </m:r>
+                </m:sup>
+              </m:sSup>
+            </m:num>
+            <m:den>
+              <m:sSup>
+                <m:e>
+                  <m:r>
+                    <m:t xml:space="preserve">2n</m:t>
+                  </m:r>
+                </m:e>
+                <m:sup>
+                  <m:r>
+                    <m:t xml:space="preserve">4</m:t>
+                  </m:r>
+                </m:sup>
+              </m:sSup>
+            </m:den>
+          </m:f>
+          <m:r>
+            <m:t xml:space="preserve">[</m:t>
+          </m:r>
+          <m:f>
+            <m:num>
+              <m:r>
+                <m:t xml:space="preserve">n</m:t>
+              </m:r>
+            </m:num>
+            <m:den>
+              <m:r>
+                <m:t xml:space="preserve">j</m:t>
+              </m:r>
+              <m:r>
+                <m:t xml:space="preserve">+</m:t>
+              </m:r>
+              <m:r>
+                <m:t xml:space="preserve">½</m:t>
+              </m:r>
+            </m:den>
+          </m:f>
+          <m:r>
+            <m:t xml:space="preserve">−</m:t>
+          </m:r>
+          <m:f>
+            <m:num>
+              <m:r>
+                <m:t xml:space="preserve">3</m:t>
+              </m:r>
+            </m:num>
+            <m:den>
+              <m:r>
+                <m:t xml:space="preserve">4</m:t>
+              </m:r>
+            </m:den>
+          </m:f>
+          <m:r>
+            <m:t xml:space="preserve">]</m:t>
+          </m:r>
+        </m:oMath>
+      </m:oMathPara>
+    </w:p>
+    <w:p>
+      <w:r>
+        <w:t>The first correction is the Bohr energy. The second contains the relativistic kinetic correction, the spin-orbit coupling, and the Darwin term. Their sum depends only on n and j.</w:t>
+      </w:r>
+    </w:p>
+    <w:p>
+      <w:pPr>
+        <w:pStyle w:val="Heading3"/>
+      </w:pPr>
+      <w:r>
+        <w:t>1.2 What the degeneracy means</w:t>
+      </w:r>
+    </w:p>
+    <w:p>
+      <w:r>
+        <w:t>For n = 2, the states 2s₁/₂ (l = 0) and 2p₁/₂ (l = 1) both have j = ½, so the Dirac equation gives them exactly the same energy. The 2p₃/₂ state lies higher, by the fine-structure interval of about 10,969 MHz. Any splitting between 2s₁/₂ and 2p₁/₂ is a measure of physics beyond the Dirac equation in a static Coulomb field.</w:t>
+      </w:r>
+    </w:p>
+    <w:p>
+      <w:r>
+        <w:rPr>
+          <w:b/>
+          <w:i/>
+        </w:rPr>
+        <w:t>Worked example 1</w:t>
+      </w:r>
+    </w:p>
+    <w:p>
+      <w:r>
+        <w:t>Compute the n = 2 fine-structure splitting from Section 1.1. For j = 3/2, n/(j + ½) = 1. For j = ½, it is 2. The difference of the brackets is 1, so E(2p₃/₂) − E(2p₁/₂) = mα⁴/(2 × 16) = mα⁴/32. With mα⁴ = 2Ry × α² = 27.211 eV × 5.325×10⁻⁵ = 1.4490×10⁻³ eV, the splitting is 4.528×10⁻⁵ eV, or 10,949 MHz. The measured value, about 10,969 MHz, includes the Lamb shift of 2p₁/₂ and other small corrections.</w:t>
+      </w:r>
+    </w:p>
+    <w:p>
+      <w:pPr>
+        <w:pStyle w:val="Heading2"/>
+      </w:pPr>
+      <w:r>
+        <w:t>2 The experiment</w:t>
+      </w:r>
+    </w:p>
+    <w:p>
+      <w:r>
+        <w:t>Lamb and Retherford sent a beam of hydrogen atoms in the metastable 2s₁/₂ state, which lives about 0.12 s because it cannot decay to 1s by a single-photon electric-dipole transition. A microwave field drove transitions to 2p levels, which decay to 1s in 1.6 ns. The loss of metastable atoms at the detector marked a resonance. Tuning the frequency, with a magnetic field to separate the Zeeman components, they found that 2s₁/₂ lies above 2p₁/₂ by about 1000 MHz. The modern value is 1057.845 MHz. The result was reported at the Shelter Island conference in June 1947, and Bethe's nonrelativistic calculation followed within days.</w:t>
+      </w:r>
+    </w:p>
+    <w:p>
+      <w:pPr>
+        <w:pStyle w:val="Heading2"/>
+      </w:pPr>
+      <w:r>
+        <w:t>3 Welton's picture</w:t>
+      </w:r>
+    </w:p>
+    <w:p>
+      <w:pPr>
+        <w:pStyle w:val="Heading3"/>
+      </w:pPr>
+      <w:r>
+        <w:t>3.1 A jiggled electron</w:t>
+      </w:r>
+    </w:p>
+    <w:p>
+      <w:r>
+        <w:t>The vacuum of Lesson 37's quantized field has zero-point fluctuations in every mode. An electron bound in the atom is pushed by the fluctuating electric field E. For modes whose frequency ω is much larger than the atomic frequencies, the binding force is negligible over one oscillation, and the electron responds as if free: mδr̈ = −eE. Each mode of frequency ω therefore produces a displacement δr_ω = eE_ω/(mω²), up to sign.</w:t>
+      </w:r>
+    </w:p>
+    <w:p>
+      <w:pPr>
+        <w:pStyle w:val="Heading3"/>
+      </w:pPr>
+      <w:r>
+        <w:t>3.2 The mean square displacement</w:t>
+      </w:r>
+    </w:p>
+    <w:p>
+      <w:r>
+        <w:t>The zero-point energy is ω/2 per mode, and each of the two polarizations contributes. In the units of this course, in which the field energy density is ½(E² + B²) and the electric and magnetic parts are equal on average,</w:t>
+      </w:r>
+    </w:p>
+    <w:p>
+      <w:pPr>
+        <w:spacing w:before="100" w:after="160"/>
+        <w:jc w:val="center"/>
+      </w:pPr>
+      <m:oMathPara>
+        <m:oMath>
+          <m:sSup>
+            <m:e>
+              <m:r>
+                <m:t xml:space="preserve">⟨E</m:t>
+              </m:r>
+            </m:e>
+            <m:sup>
+              <m:r>
+                <m:t xml:space="preserve">2</m:t>
+              </m:r>
+            </m:sup>
+          </m:sSup>
+          <m:r>
+            <m:t xml:space="preserve">⟩</m:t>
+          </m:r>
+          <m:r>
+            <m:t xml:space="preserve">=</m:t>
+          </m:r>
+          <m:r>
+            <m:t xml:space="preserve">∫</m:t>
+          </m:r>
+          <m:sSup>
+            <m:e>
+              <m:r>
+                <m:t xml:space="preserve">d</m:t>
+              </m:r>
+            </m:e>
+            <m:sup>
+              <m:r>
+                <m:t xml:space="preserve">3</m:t>
+              </m:r>
+            </m:sup>
+          </m:sSup>
+          <m:f>
+            <m:num>
+              <m:r>
+                <m:t xml:space="preserve">k</m:t>
+              </m:r>
+            </m:num>
+            <m:den>
+              <m:sSup>
+                <m:e>
+                  <m:r>
+                    <m:t xml:space="preserve">2π</m:t>
+                  </m:r>
+                </m:e>
+                <m:sup>
+                  <m:r>
+                    <m:t xml:space="preserve">3</m:t>
+                  </m:r>
+                </m:sup>
+              </m:sSup>
+            </m:den>
+          </m:f>
+          <m:r>
+            <m:t xml:space="preserve">ω</m:t>
+          </m:r>
+          <m:r>
+            <m:t xml:space="preserve">=</m:t>
+          </m:r>
+          <m:r>
+            <m:t xml:space="preserve">∫</m:t>
+          </m:r>
+          <m:r>
+            <m:t xml:space="preserve">dω</m:t>
+          </m:r>
+          <m:f>
+            <m:num>
+              <m:sSup>
+                <m:e>
+                  <m:r>
+                    <m:t xml:space="preserve">ω</m:t>
+                  </m:r>
+                </m:e>
+                <m:sup>
+                  <m:r>
+                    <m:t xml:space="preserve">3</m:t>
+                  </m:r>
+                </m:sup>
+              </m:sSup>
+            </m:num>
+            <m:den>
+              <m:sSup>
+                <m:e>
+                  <m:r>
+                    <m:t xml:space="preserve">2π</m:t>
+                  </m:r>
+                </m:e>
+                <m:sup>
+                  <m:r>
+                    <m:t xml:space="preserve">2</m:t>
+                  </m:r>
+                </m:sup>
+              </m:sSup>
+            </m:den>
+          </m:f>
+        </m:oMath>
+      </m:oMathPara>
+    </w:p>
+    <w:p>
+      <w:r>
+        <w:t>Then the mean square displacement is</w:t>
+      </w:r>
+    </w:p>
+    <w:p>
+      <w:pPr>
+        <w:spacing w:before="100" w:after="160"/>
+        <w:jc w:val="center"/>
+      </w:pPr>
+      <m:oMathPara>
+        <m:oMath>
+          <m:r>
+            <m:t xml:space="preserve">⟨</m:t>
+          </m:r>
+          <m:sSup>
+            <m:e>
+              <m:r>
+                <m:t xml:space="preserve">δr</m:t>
+              </m:r>
+            </m:e>
+            <m:sup>
+              <m:r>
+                <m:t xml:space="preserve">2</m:t>
+              </m:r>
+            </m:sup>
+          </m:sSup>
+          <m:r>
+            <m:t xml:space="preserve">⟩</m:t>
+          </m:r>
+          <m:r>
+            <m:t xml:space="preserve">=</m:t>
+          </m:r>
+          <m:f>
+            <m:num>
+              <m:sSup>
+                <m:e>
+                  <m:r>
+                    <m:t xml:space="preserve">e</m:t>
+                  </m:r>
+                </m:e>
+                <m:sup>
+                  <m:r>
+                    <m:t xml:space="preserve">2</m:t>
+                  </m:r>
+                </m:sup>
+              </m:sSup>
+            </m:num>
+            <m:den>
+              <m:sSup>
+                <m:e>
+                  <m:r>
+                    <m:t xml:space="preserve">m</m:t>
+                  </m:r>
+                </m:e>
+                <m:sup>
+                  <m:r>
+                    <m:t xml:space="preserve">2</m:t>
+                  </m:r>
+                </m:sup>
+              </m:sSup>
+            </m:den>
+          </m:f>
+          <m:r>
+            <m:t xml:space="preserve">∫</m:t>
+          </m:r>
+          <m:r>
+            <m:t xml:space="preserve">dω</m:t>
+          </m:r>
+          <m:f>
+            <m:num>
+              <m:sSup>
+                <m:e>
+                  <m:r>
+                    <m:t xml:space="preserve">ω</m:t>
+                  </m:r>
+                </m:e>
+                <m:sup>
+                  <m:r>
+                    <m:t xml:space="preserve">3</m:t>
+                  </m:r>
+                </m:sup>
+              </m:sSup>
+            </m:num>
+            <m:den>
+              <m:sSup>
+                <m:e>
+                  <m:r>
+                    <m:t xml:space="preserve">2π</m:t>
+                  </m:r>
+                </m:e>
+                <m:sup>
+                  <m:r>
+                    <m:t xml:space="preserve">2</m:t>
+                  </m:r>
+                </m:sup>
+              </m:sSup>
+              <m:sSup>
+                <m:e>
+                  <m:r>
+                    <m:t xml:space="preserve">ω</m:t>
+                  </m:r>
+                </m:e>
+                <m:sup>
+                  <m:r>
+                    <m:t xml:space="preserve">4</m:t>
+                  </m:r>
+                </m:sup>
+              </m:sSup>
+            </m:den>
+          </m:f>
+          <m:r>
+            <m:t xml:space="preserve">=</m:t>
+          </m:r>
+          <m:f>
+            <m:num>
+              <m:r>
+                <m:t xml:space="preserve">2α</m:t>
+              </m:r>
+            </m:num>
+            <m:den>
+              <m:sSup>
+                <m:e>
+                  <m:r>
+                    <m:t xml:space="preserve">πm</m:t>
+                  </m:r>
+                </m:e>
+                <m:sup>
+                  <m:r>
+                    <m:t xml:space="preserve">2</m:t>
+                  </m:r>
+                </m:sup>
+              </m:sSup>
+            </m:den>
+          </m:f>
+          <m:r>
+            <m:t xml:space="preserve">ln</m:t>
+          </m:r>
+          <m:r>
+            <m:t xml:space="preserve">[</m:t>
+          </m:r>
+          <m:f>
+            <m:num>
+              <m:sSub>
+                <m:e>
+                  <m:r>
+                    <m:t xml:space="preserve">ω</m:t>
+                  </m:r>
+                </m:e>
+                <m:sub>
+                  <m:r>
+                    <m:t xml:space="preserve">max</m:t>
+                  </m:r>
+                </m:sub>
+              </m:sSub>
+            </m:num>
+            <m:den>
+              <m:sSub>
+                <m:e>
+                  <m:r>
+                    <m:t xml:space="preserve">ω</m:t>
+                  </m:r>
+                </m:e>
+                <m:sub>
+                  <m:r>
+                    <m:t xml:space="preserve">min</m:t>
+                  </m:r>
+                </m:sub>
+              </m:sSub>
+            </m:den>
+          </m:f>
+          <m:r>
+            <m:t xml:space="preserve">]</m:t>
+          </m:r>
+        </m:oMath>
+      </m:oMathPara>
+    </w:p>
+    <w:p>
+      <w:r>
+        <w:t>using e² = 4πα. The integral diverges logarithmically at both ends, and both cutoffs have a physical meaning. Above ω ≈ m, the nonrelativistic description fails, and relativistic QED takes over. Below a typical atomic frequency, the electron is not free, and it follows the field adiabatically instead of jiggling.</w:t>
+      </w:r>
+    </w:p>
+    <w:p>
+      <w:pPr>
+        <w:pStyle w:val="Heading3"/>
+      </w:pPr>
+      <w:r>
+        <w:t>3.3 The energy shift</w:t>
+      </w:r>
+    </w:p>
+    <w:p>
+      <w:r>
+        <w:t>Average the Coulomb potential over the jiggling. Expanding V(r + δr) to second order and using the isotropy of δr,</w:t>
+      </w:r>
+    </w:p>
+    <w:p>
+      <w:pPr>
+        <w:spacing w:before="100" w:after="160"/>
+        <w:jc w:val="center"/>
+      </w:pPr>
+      <m:oMathPara>
+        <m:oMath>
+          <m:r>
+            <m:t xml:space="preserve">⟨ΔV⟩</m:t>
+          </m:r>
+          <m:r>
+            <m:t xml:space="preserve">=</m:t>
+          </m:r>
+          <m:f>
+            <m:num>
+              <m:r>
+                <m:t xml:space="preserve">1</m:t>
+              </m:r>
+            </m:num>
+            <m:den>
+              <m:r>
+                <m:t xml:space="preserve">6</m:t>
+              </m:r>
+            </m:den>
+          </m:f>
+          <m:r>
+            <m:t xml:space="preserve">⟨</m:t>
+          </m:r>
+          <m:sSup>
+            <m:e>
+              <m:r>
+                <m:t xml:space="preserve">δr</m:t>
+              </m:r>
+            </m:e>
+            <m:sup>
+              <m:r>
+                <m:t xml:space="preserve">2</m:t>
+              </m:r>
+            </m:sup>
+          </m:sSup>
+          <m:r>
+            <m:t xml:space="preserve">⟩</m:t>
+          </m:r>
+          <m:sSup>
+            <m:e>
+              <m:r>
+                <m:t xml:space="preserve">⟨∇</m:t>
+              </m:r>
+            </m:e>
+            <m:sup>
+              <m:r>
+                <m:t xml:space="preserve">2</m:t>
+              </m:r>
+            </m:sup>
+          </m:sSup>
+          <m:r>
+            <m:t xml:space="preserve">V⟩</m:t>
+          </m:r>
+        </m:oMath>
+      </m:oMathPara>
+    </w:p>
+    <w:p>
+      <w:r>
+        <w:t>For V = −Zα/r, ∇²V = 4πZαδ³(r), so ⟨∇²V⟩ = 4πZα|ψ(0)|². This vanishes for every state with l ≥ 1, whose wave function vanishes at the origin, and is nonzero only for s-states. The Lamb shift at this order moves s-states up, because the jiggled electron spends less time where the potential is deepest.</w:t>
+      </w:r>
+    </w:p>
+    <w:p>
+      <w:r>
+        <w:rPr>
+          <w:b/>
+          <w:i/>
+        </w:rPr>
+        <w:t>Worked example 2</w:t>
+      </w:r>
+    </w:p>
+    <w:p>
+      <w:r>
+        <w:t>Combine the pieces for an ns state. With |ψ_ns(0)|² = (Zαm)³/(πn³), ⟨∇²V⟩ = 4(Zα)⁴m³/n³, and</w:t>
+      </w:r>
+    </w:p>
+    <w:p>
+      <w:r>
+        <w:t>ΔE_ns = (1/6)(2α/πm²)ln(ω_max/ω_min) × 4(Zα)⁴m³/n³ = (4α(Zα)⁴m/(3πn³)) ln(ω_max/ω_min).</w:t>
+      </w:r>
+    </w:p>
+    <w:p>
+      <w:r>
+        <w:t>For n = 2 and Z = 1, the prefactor is α⁵m/(6π) = (0.511×10⁶ eV)(2.073×10⁻¹¹)/18.85 = 5.62×10⁻⁷ eV, which is 135.9 MHz. Since the logarithm is of order 7 or 8, the shift is about 1000 MHz.</w:t>
+      </w:r>
+    </w:p>
+    <w:p>
+      <w:pPr>
+        <w:pStyle w:val="Heading2"/>
+      </w:pPr>
+      <w:r>
+        <w:t>4 Bethe's calculation</w:t>
+      </w:r>
+    </w:p>
+    <w:p>
+      <w:pPr>
+        <w:pStyle w:val="Heading3"/>
+      </w:pPr>
+      <w:r>
+        <w:t>4.1 The logarithm made precise</w:t>
+      </w:r>
+    </w:p>
+    <w:p>
+      <w:r>
+        <w:t>Bethe computed the nonrelativistic self-energy of the bound electron, the energy shift due to emitting and reabsorbing a transverse photon. The result diverged linearly. He recognized that a free electron has the same divergence, which belongs to the mass and is absorbed by mass renormalization, as in Lesson 67. After the subtraction, the remaining divergence was only logarithmic. He cut it off at ω_max = m. The lower limit became an average excitation energy of the atom, the Bethe logarithm:</w:t>
+      </w:r>
+    </w:p>
+    <w:p>
+      <w:pPr>
+        <w:spacing w:before="100" w:after="160"/>
+        <w:jc w:val="center"/>
+      </w:pPr>
+      <m:oMathPara>
+        <m:oMath>
+          <m:sSub>
+            <m:e>
+              <m:r>
+                <m:t xml:space="preserve">ΔE</m:t>
+              </m:r>
+            </m:e>
+            <m:sub>
+              <m:r>
+                <m:t xml:space="preserve">ns</m:t>
+              </m:r>
+            </m:sub>
+          </m:sSub>
+          <m:r>
+            <m:t xml:space="preserve">=</m:t>
+          </m:r>
+          <m:r>
+            <m:t xml:space="preserve">4α</m:t>
+          </m:r>
+          <m:sSup>
+            <m:e>
+              <m:r>
+                <m:t xml:space="preserve">Zα</m:t>
+              </m:r>
+            </m:e>
+            <m:sup>
+              <m:r>
+                <m:t xml:space="preserve">4</m:t>
+              </m:r>
+            </m:sup>
+          </m:sSup>
+          <m:f>
+            <m:num>
+              <m:r>
+                <m:t xml:space="preserve">m</m:t>
+              </m:r>
+            </m:num>
+            <m:den>
+              <m:sSup>
+                <m:e>
+                  <m:r>
+                    <m:t xml:space="preserve">3πn</m:t>
+                  </m:r>
+                </m:e>
+                <m:sup>
+                  <m:r>
+                    <m:t xml:space="preserve">3</m:t>
+                  </m:r>
+                </m:sup>
+              </m:sSup>
+            </m:den>
+          </m:f>
+          <m:r>
+            <m:t xml:space="preserve">ln</m:t>
+          </m:r>
+          <m:r>
+            <m:t xml:space="preserve">[</m:t>
+          </m:r>
+          <m:f>
+            <m:num>
+              <m:r>
+                <m:t xml:space="preserve">m</m:t>
+              </m:r>
+            </m:num>
+            <m:den>
+              <m:sSub>
+                <m:e>
+                  <m:r>
+                    <m:t xml:space="preserve">k</m:t>
+                  </m:r>
+                </m:e>
+                <m:sub>
+                  <m:r>
+                    <m:t xml:space="preserve">0</m:t>
+                  </m:r>
+                </m:sub>
+              </m:sSub>
+            </m:den>
+          </m:f>
+          <m:r>
+            <m:t xml:space="preserve">n</m:t>
+          </m:r>
+          <m:r>
+            <m:t xml:space="preserve">,</m:t>
+          </m:r>
+          <m:r>
+            <m:t xml:space="preserve">0</m:t>
+          </m:r>
+          <m:r>
+            <m:t xml:space="preserve">]</m:t>
+          </m:r>
+        </m:oMath>
+      </m:oMathPara>
+    </w:p>
+    <w:p>
+      <w:r>
+        <w:t>This is Welton's form, with ω_min made precise. For 2s, ln[k₀(2,0)/Ry] = 2.8118, so k₀ ≈ 16.6 Ry.</w:t>
+      </w:r>
+    </w:p>
+    <w:p>
+      <w:r>
+        <w:rPr>
+          <w:b/>
+          <w:i/>
+        </w:rPr>
+        <w:t>Worked example 3</w:t>
+      </w:r>
+    </w:p>
+    <w:p>
+      <w:r>
+        <w:t>Reproduce Bethe's number. Bethe estimated k₀ ≈ 17.8 Ry = 242 eV. Then m/k₀ = 511,000/242 = 2111, and ln 2111 = 7.66. The shift is 135.9 MHz × 7.66 = 1040 MHz. Using the accurate k₀ = 16.6 Ry gives ln(511,000/226) = 7.72 and 1049 MHz. The nonrelativistic theory, with mass renormalization, accounts for almost all of the measured 1058 MHz.</w:t>
+      </w:r>
+    </w:p>
+    <w:p>
+      <w:pPr>
+        <w:pStyle w:val="Heading3"/>
+      </w:pPr>
+      <w:r>
+        <w:t>4.2 What Bethe's cutoff hides</w:t>
+      </w:r>
+    </w:p>
+    <w:p>
+      <w:r>
+        <w:t>The choice ω_max = m is an educated guess. Fixing the constant that accompanies the logarithm requires the relativistic theory of Lessons 62 to 75, joined to the bound-state calculation at intermediate photon energies. That joining step is technically demanding and is quoted below.</w:t>
+      </w:r>
+    </w:p>
+    <w:p>
+      <w:pPr>
+        <w:pStyle w:val="Heading2"/>
+      </w:pPr>
+      <w:r>
+        <w:t>5 The full leading-order result</w:t>
+      </w:r>
+    </w:p>
+    <w:p>
+      <w:pPr>
+        <w:pStyle w:val="Heading3"/>
+      </w:pPr>
+      <w:r>
+        <w:t>5.1 The pieces</w:t>
+      </w:r>
+    </w:p>
+    <w:p>
+      <w:r>
+        <w:t>At order α(Zα)⁴m, the QED shifts of a level come from three sources already in this course.</w:t>
+      </w:r>
+    </w:p>
+    <w:p>
+      <w:pPr>
+        <w:pStyle w:val="ListBullet"/>
+      </w:pPr>
+      <w:r>
+        <w:t>The slope of F₁(q²) near q² = 0, from Lesson 64's vertex correction. It acts like a smearing of the electron's charge over a radius of about 1/m, and it shifts only s-states. Joined with Bethe's low-energy logarithm, it produces ln(1/(Zα)²) − ln[k₀/Ry] plus a constant 11/24.</w:t>
+      </w:r>
+    </w:p>
+    <w:p>
+      <w:pPr>
+        <w:pStyle w:val="ListBullet"/>
+      </w:pPr>
+      <w:r>
+        <w:t>The anomalous moment F₂(0) = α/(2π) of Lesson 75. It changes the spin-orbit coupling, and so it shifts states with l ≥ 1 by an amount that depends on j. It also contributes 3/8 to the s-state constant.</w:t>
+      </w:r>
+    </w:p>
+    <w:p>
+      <w:pPr>
+        <w:pStyle w:val="ListBullet"/>
+      </w:pPr>
+      <w:r>
+        <w:t>Vacuum polarization, Lesson 68's Π̂, at small Q², where Π̂ ≈ (α/15π)Q²/m². It adds a short-range attraction, lowers s-states, and contributes −1/5 to the s-state constant. Lesson 77 derives it as the Uehling potential.</w:t>
+      </w:r>
+    </w:p>
+    <w:p>
+      <w:pPr>
+        <w:pStyle w:val="Heading3"/>
+      </w:pPr>
+      <w:r>
+        <w:t>5.2 The formulas</w:t>
+      </w:r>
+    </w:p>
+    <w:p>
+      <w:r>
+        <w:t>With these pieces combined, quoted from the standard calculation,</w:t>
+      </w:r>
+    </w:p>
+    <w:p>
+      <w:pPr>
+        <w:spacing w:before="100" w:after="160"/>
+        <w:jc w:val="center"/>
+      </w:pPr>
+      <m:oMathPara>
+        <m:oMath>
+          <m:sSub>
+            <m:e>
+              <m:r>
+                <m:t xml:space="preserve">ΔE</m:t>
+              </m:r>
+            </m:e>
+            <m:sub>
+              <m:r>
+                <m:t xml:space="preserve">n</m:t>
+              </m:r>
+              <m:r>
+                <m:t xml:space="preserve">,</m:t>
+              </m:r>
+              <m:r>
+                <m:t xml:space="preserve">0</m:t>
+              </m:r>
+            </m:sub>
+          </m:sSub>
+          <m:r>
+            <m:t xml:space="preserve">=</m:t>
+          </m:r>
+          <m:r>
+            <m:t xml:space="preserve">4α</m:t>
+          </m:r>
+          <m:sSup>
+            <m:e>
+              <m:r>
+                <m:t xml:space="preserve">Zα</m:t>
+              </m:r>
+            </m:e>
+            <m:sup>
+              <m:r>
+                <m:t xml:space="preserve">4</m:t>
+              </m:r>
+            </m:sup>
+          </m:sSup>
+          <m:f>
+            <m:num>
+              <m:r>
+                <m:t xml:space="preserve">m</m:t>
+              </m:r>
+            </m:num>
+            <m:den>
+              <m:sSup>
+                <m:e>
+                  <m:r>
+                    <m:t xml:space="preserve">3πn</m:t>
+                  </m:r>
+                </m:e>
+                <m:sup>
+                  <m:r>
+                    <m:t xml:space="preserve">3</m:t>
+                  </m:r>
+                </m:sup>
+              </m:sSup>
+            </m:den>
+          </m:f>
+          <m:r>
+            <m:t xml:space="preserve">[</m:t>
+          </m:r>
+          <m:r>
+            <m:t xml:space="preserve">ln</m:t>
+          </m:r>
+          <m:r>
+            <m:t xml:space="preserve">[</m:t>
+          </m:r>
+          <m:f>
+            <m:num>
+              <m:r>
+                <m:t xml:space="preserve">1</m:t>
+              </m:r>
+            </m:num>
+            <m:den>
+              <m:sSup>
+                <m:e>
+                  <m:r>
+                    <m:t xml:space="preserve">Zα</m:t>
+                  </m:r>
+                </m:e>
+                <m:sup>
+                  <m:r>
+                    <m:t xml:space="preserve">2</m:t>
+                  </m:r>
+                </m:sup>
+              </m:sSup>
+            </m:den>
+          </m:f>
+          <m:r>
+            <m:t xml:space="preserve">]</m:t>
+          </m:r>
+          <m:r>
+            <m:t xml:space="preserve">−</m:t>
+          </m:r>
+          <m:r>
+            <m:t xml:space="preserve">ln</m:t>
+          </m:r>
+          <m:r>
+            <m:t xml:space="preserve">[</m:t>
+          </m:r>
+          <m:sSub>
+            <m:e>
+              <m:r>
+                <m:t xml:space="preserve">k</m:t>
+              </m:r>
+            </m:e>
+            <m:sub>
+              <m:r>
+                <m:t xml:space="preserve">0</m:t>
+              </m:r>
+            </m:sub>
+          </m:sSub>
+          <m:f>
+            <m:num>
+              <m:r>
+                <m:t xml:space="preserve">n</m:t>
+              </m:r>
+              <m:r>
+                <m:t xml:space="preserve">,</m:t>
+              </m:r>
+              <m:r>
+                <m:t xml:space="preserve">0</m:t>
+              </m:r>
+            </m:num>
+            <m:den>
+              <m:r>
+                <m:t xml:space="preserve">Ry</m:t>
+              </m:r>
+            </m:den>
+          </m:f>
+          <m:r>
+            <m:t xml:space="preserve">]</m:t>
+          </m:r>
+          <m:r>
+            <m:t xml:space="preserve">+</m:t>
+          </m:r>
+          <m:f>
+            <m:num>
+              <m:r>
+                <m:t xml:space="preserve">19</m:t>
+              </m:r>
+            </m:num>
+            <m:den>
+              <m:r>
+                <m:t xml:space="preserve">30</m:t>
+              </m:r>
+            </m:den>
+          </m:f>
+          <m:r>
+            <m:t xml:space="preserve">]</m:t>
+          </m:r>
+        </m:oMath>
+      </m:oMathPara>
+    </w:p>
+    <w:p>
+      <w:pPr>
+        <w:spacing w:before="100" w:after="40"/>
+        <w:jc w:val="center"/>
+      </w:pPr>
+      <m:oMathPara>
+        <m:oMath>
+          <m:sSub>
+            <m:e>
+              <m:r>
+                <m:t xml:space="preserve">ΔE</m:t>
+              </m:r>
+            </m:e>
+            <m:sub>
+              <m:r>
+                <m:t xml:space="preserve">n</m:t>
+              </m:r>
+              <m:r>
+                <m:t xml:space="preserve">,</m:t>
+              </m:r>
+              <m:r>
+                <m:t xml:space="preserve">l</m:t>
+              </m:r>
+            </m:sub>
+          </m:sSub>
+          <m:r>
+            <m:t xml:space="preserve">=</m:t>
+          </m:r>
+          <m:r>
+            <m:t xml:space="preserve">4α</m:t>
+          </m:r>
+          <m:sSup>
+            <m:e>
+              <m:r>
+                <m:t xml:space="preserve">Zα</m:t>
+              </m:r>
+            </m:e>
+            <m:sup>
+              <m:r>
+                <m:t xml:space="preserve">4</m:t>
+              </m:r>
+            </m:sup>
+          </m:sSup>
+          <m:f>
+            <m:num>
+              <m:r>
+                <m:t xml:space="preserve">m</m:t>
+              </m:r>
+            </m:num>
+            <m:den>
+              <m:sSup>
+                <m:e>
+                  <m:r>
+                    <m:t xml:space="preserve">3πn</m:t>
+                  </m:r>
+                </m:e>
+                <m:sup>
+                  <m:r>
+                    <m:t xml:space="preserve">3</m:t>
+                  </m:r>
+                </m:sup>
+              </m:sSup>
+            </m:den>
+          </m:f>
+          <m:r>
+            <m:t xml:space="preserve">[</m:t>
+          </m:r>
+          <m:r>
+            <m:t xml:space="preserve">−</m:t>
+          </m:r>
+          <m:r>
+            <m:t xml:space="preserve">ln</m:t>
+          </m:r>
+          <m:r>
+            <m:t xml:space="preserve">[</m:t>
+          </m:r>
+          <m:sSub>
+            <m:e>
+              <m:r>
+                <m:t xml:space="preserve">k</m:t>
+              </m:r>
+            </m:e>
+            <m:sub>
+              <m:r>
+                <m:t xml:space="preserve">0</m:t>
+              </m:r>
+            </m:sub>
+          </m:sSub>
+          <m:f>
+            <m:num>
+              <m:r>
+                <m:t xml:space="preserve">n</m:t>
+              </m:r>
+              <m:r>
+                <m:t xml:space="preserve">,</m:t>
+              </m:r>
+              <m:r>
+                <m:t xml:space="preserve">l</m:t>
+              </m:r>
+            </m:num>
+            <m:den>
+              <m:r>
+                <m:t xml:space="preserve">Ry</m:t>
+              </m:r>
+            </m:den>
+          </m:f>
+          <m:r>
+            <m:t xml:space="preserve">]</m:t>
+          </m:r>
+          <m:r>
+            <m:t xml:space="preserve">+</m:t>
+          </m:r>
+          <m:f>
+            <m:num>
+              <m:r>
+                <m:t xml:space="preserve">3</m:t>
+              </m:r>
+            </m:num>
+            <m:den>
+              <m:r>
+                <m:t xml:space="preserve">8</m:t>
+              </m:r>
+            </m:den>
+          </m:f>
+          <m:f>
+            <m:num>
+              <m:sSub>
+                <m:e>
+                  <m:r>
+                    <m:t xml:space="preserve">c</m:t>
+                  </m:r>
+                </m:e>
+                <m:sub>
+                  <m:r>
+                    <m:t xml:space="preserve">lj</m:t>
+                  </m:r>
+                </m:sub>
+              </m:sSub>
+            </m:num>
+            <m:den>
+              <m:r>
+                <m:t xml:space="preserve">2l</m:t>
+              </m:r>
+              <m:r>
+                <m:t xml:space="preserve">+</m:t>
+              </m:r>
+              <m:r>
+                <m:t xml:space="preserve">1</m:t>
+              </m:r>
+            </m:den>
+          </m:f>
+          <m:r>
+            <m:t xml:space="preserve">]</m:t>
+          </m:r>
+        </m:oMath>
+      </m:oMathPara>
+    </w:p>
+    <w:p>
+      <w:pPr>
+        <w:spacing w:before="40" w:after="160"/>
+        <w:jc w:val="center"/>
+      </w:pPr>
+      <m:oMathPara>
+        <m:oMath>
+          <m:r>
+            <m:t xml:space="preserve">l</m:t>
+          </m:r>
+          <m:r>
+            <m:t xml:space="preserve">≥</m:t>
+          </m:r>
+          <m:r>
+            <m:t xml:space="preserve">1</m:t>
+          </m:r>
+        </m:oMath>
+      </m:oMathPara>
+    </w:p>
+    <w:p>
+      <w:r>
+        <w:t>with c = 1/(l + 1) for j = l + ½, and c = −1/l for j = l − ½. The constant 19/30 is 11/24 + 3/8 − 1/5: 11/24 from the slope of F₁, 3/8 from F₂, and −1/5 from vacuum polarization.</w:t>
+      </w:r>
+    </w:p>
+    <w:p>
+      <w:pPr>
+        <w:pStyle w:val="Heading3"/>
+      </w:pPr>
+      <w:r>
+        <w:t>5.3 The number</w:t>
+      </w:r>
+    </w:p>
+    <w:p>
+      <w:r>
+        <w:t>For n = 2, the prefactor is 135.9 MHz. For 2s₁/₂, the bracket is 9.841 − 2.812 + 0.633 = 7.662, which gives 1041.3 MHz. For 2p₁/₂, with ln[k₀(2,1)/Ry] = −0.0300 and c = −1, the bracket is 0.030 − 0.125 = −0.095, which gives −12.9 MHz. The difference is</w:t>
+      </w:r>
+    </w:p>
+    <w:p>
+      <w:pPr>
+        <w:spacing w:before="100" w:after="160"/>
+        <w:jc w:val="center"/>
+      </w:pPr>
+      <m:oMathPara>
+        <m:oMath>
+          <m:r>
+            <m:t xml:space="preserve">E</m:t>
+          </m:r>
+          <m:r>
+            <m:t xml:space="preserve">[</m:t>
+          </m:r>
+          <m:f>
+            <m:num>
+              <m:sSub>
+                <m:e>
+                  <m:r>
+                    <m:t xml:space="preserve">2s</m:t>
+                  </m:r>
+                </m:e>
+                <m:sub>
+                  <m:r>
+                    <m:t xml:space="preserve">1</m:t>
+                  </m:r>
+                </m:sub>
+              </m:sSub>
+            </m:num>
+            <m:den>
+              <m:sSub>
+                <m:e/>
+                <m:sub>
+                  <m:r>
+                    <m:t xml:space="preserve">2</m:t>
+                  </m:r>
+                </m:sub>
+              </m:sSub>
+            </m:den>
+          </m:f>
+          <m:r>
+            <m:t xml:space="preserve">]</m:t>
+          </m:r>
+          <m:r>
+            <m:t xml:space="preserve">−</m:t>
+          </m:r>
+          <m:r>
+            <m:t xml:space="preserve">E</m:t>
+          </m:r>
+          <m:r>
+            <m:t xml:space="preserve">[</m:t>
+          </m:r>
+          <m:f>
+            <m:num>
+              <m:sSub>
+                <m:e>
+                  <m:r>
+                    <m:t xml:space="preserve">2p</m:t>
+                  </m:r>
+                </m:e>
+                <m:sub>
+                  <m:r>
+                    <m:t xml:space="preserve">1</m:t>
+                  </m:r>
+                </m:sub>
+              </m:sSub>
+            </m:num>
+            <m:den>
+              <m:sSub>
+                <m:e/>
+                <m:sub>
+                  <m:r>
+                    <m:t xml:space="preserve">2</m:t>
+                  </m:r>
+                </m:sub>
+              </m:sSub>
+            </m:den>
+          </m:f>
+          <m:r>
+            <m:t xml:space="preserve">]</m:t>
+          </m:r>
+          <m:r>
+            <m:t xml:space="preserve">≈</m:t>
+          </m:r>
+          <m:r>
+            <m:t xml:space="preserve">1054</m:t>
+          </m:r>
+          <m:r>
+            <m:t xml:space="preserve">MHz</m:t>
+          </m:r>
+        </m:oMath>
+      </m:oMathPara>
+    </w:p>
+    <w:p>
+      <w:r>
+        <w:t>compared with the measured 1057.845 MHz. Of the 2s shift, vacuum polarization contributes −(1/5) × 135.9 = −27.2 MHz. Its sign, opposite to the rest, is a check that the running charge of Lesson 68 is real.</w:t>
+      </w:r>
+    </w:p>
+    <w:p>
+      <w:r>
+        <w:rPr>
+          <w:b/>
+          <w:i/>
+        </w:rPr>
+        <w:t>Worked example 4</w:t>
+      </w:r>
+    </w:p>
+    <w:p>
+      <w:r>
+        <w:t>Account for the remaining few MHz qualitatively. The reduced mass of the electron-proton system multiplies the leading result by about (1 + m/M_p)⁻³ ≈ 1 − 3m/M_p, which lowers it by about 1.7 MHz. Terms of order α(Zα)⁵m and α(Zα)⁶m ln²(Zα), two-loop terms of order α²(Zα)⁴m, and the proton's finite size (about 0.14 MHz) make up the rest. Some of these terms are individually larger than the final difference and partly cancel, so none can be estimated by itself from the gap. When all are included, theory and experiment agree within the uncertainties of the measurements, which is now at the level of a few parts in 10⁶ of the shift. The proton radius is one of the inputs that limits the comparison.</w:t>
+      </w:r>
+    </w:p>
+    <w:p>
+      <w:pPr>
+        <w:pStyle w:val="Heading2"/>
+      </w:pPr>
+      <w:r>
+        <w:t>6 The proton radius</w:t>
+      </w:r>
+    </w:p>
+    <w:p>
+      <w:r>
+        <w:t>The finite size of the proton shifts s-states by an amount proportional to r_p²|ψ(0)|². In hydrogen this is about 0.14 MHz of the 2s–2p interval, and about 1.1 MHz of the 1s shift, so a precise Lamb shift, combined with QED, measures r_p. In muonic hydrogen, where a muon replaces the electron, the orbit is about 200 times smaller, the finite-size effect is enormously larger, and the Lamb shift is dominated by vacuum polarization of electron loops. Measurements of muonic hydrogen at the Paul Scherrer Institute, from 2010 on, gave r_p ≈ 0.841 fm. That value was about 4 percent smaller than the value then accepted from ordinary hydrogen and electron scattering. This "proton radius puzzle" prompted new measurements in ordinary hydrogen. Most recent ones agree with the smaller value, which is now the recommended one. The episode shows the Lamb shift working as a precision instrument.</w:t>
+      </w:r>
+    </w:p>
+    <w:p>
+      <w:pPr>
+        <w:pStyle w:val="Heading2"/>
+      </w:pPr>
+      <w:r>
+        <w:t>7 What this lesson has not done</w:t>
+      </w:r>
+    </w:p>
+    <w:p>
+      <w:r>
+        <w:t>This lesson derived Welton's estimate and the s-state structure of the shift, and reproduced Bethe's number. It quoted the bound-state formalism that joins the low-energy and high-energy regions, the Bethe logarithms, the constants 11/24, 3/8, and −1/5, the p-state term, and all higher-order corrections. It did not solve the Dirac equation in a Coulomb field, whose results it quoted in Section 1.1.</w:t>
+      </w:r>
+    </w:p>
+    <w:p>
+      <w:pPr>
+        <w:pStyle w:val="Heading2"/>
+      </w:pPr>
+      <w:r>
+        <w:t>8 Connections to QED</w:t>
+      </w:r>
+    </w:p>
+    <w:tbl>
+      <w:tblPr>
+        <w:tblW w:type="auto" w:w="0"/>
+        <w:jc w:val="center"/>
+        <w:tblLayout w:type="fixed"/>
+        <w:tblLook w:firstColumn="1" w:firstRow="1" w:lastColumn="0" w:lastRow="0" w:noHBand="0" w:noVBand="1" w:val="04A0"/>
+        <w:tblLayout w:type="fixed"/>
+        <w:tblLook w:firstColumn="1" w:firstRow="1" w:lastColumn="0" w:lastRow="0" w:noHBand="0" w:noVBand="1" w:val="04A0"/>
+      </w:tblPr>
+      <w:tblGrid>
+        <w:gridCol w:w="3264"/>
+        <w:gridCol w:w="6528"/>
+      </w:tblGrid>
+      <w:tr>
+        <w:tc>
+          <w:tcPr>
+            <w:tcW w:type="dxa" w:w="3264"/>
+            <w:shd w:fill="1F4E78"/>
+            <w:vAlign w:val="center"/>
+            <w:tcMar>
+              <w:top w:w="100" w:type="dxa"/>
+              <w:start w:w="100" w:type="dxa"/>
+              <w:bottom w:w="100" w:type="dxa"/>
+              <w:end w:w="100" w:type="dxa"/>
+            </w:tcMar>
+          </w:tcPr>
+          <w:p>
+            <w:r>
+              <w:rPr>
+                <w:b/>
+                <w:color w:val="FFFFFF"/>
+              </w:rPr>
+              <w:t>Result of this lesson</w:t>
+            </w:r>
+          </w:p>
+        </w:tc>
+        <w:tc>
+          <w:tcPr>
+            <w:tcW w:type="dxa" w:w="6528"/>
+            <w:shd w:fill="1F4E78"/>
+            <w:vAlign w:val="center"/>
+            <w:tcMar>
+              <w:top w:w="100" w:type="dxa"/>
+              <w:start w:w="100" w:type="dxa"/>
+              <w:bottom w:w="100" w:type="dxa"/>
+              <w:end w:w="100" w:type="dxa"/>
+            </w:tcMar>
+          </w:tcPr>
+          <w:p>
+            <w:r>
+              <w:rPr>
+                <w:b/>
+                <w:color w:val="FFFFFF"/>
+              </w:rPr>
+              <w:t>Where it is used next</w:t>
+            </w:r>
+          </w:p>
+        </w:tc>
+      </w:tr>
+      <w:tr>
+        <w:tc>
+          <w:tcPr>
+            <w:tcW w:type="dxa" w:w="3264"/>
+            <w:vAlign w:val="center"/>
+            <w:tcMar>
+              <w:top w:w="100" w:type="dxa"/>
+              <w:start w:w="100" w:type="dxa"/>
+              <w:bottom w:w="100" w:type="dxa"/>
+              <w:end w:w="100" w:type="dxa"/>
+            </w:tcMar>
+          </w:tcPr>
+          <w:p>
+            <w:r>
+              <w:t>Dirac levels depend on n and j only</w:t>
+            </w:r>
+          </w:p>
+        </w:tc>
+        <w:tc>
+          <w:tcPr>
+            <w:tcW w:type="dxa" w:w="6528"/>
+            <w:vAlign w:val="center"/>
+            <w:tcMar>
+              <w:top w:w="100" w:type="dxa"/>
+              <w:start w:w="100" w:type="dxa"/>
+              <w:bottom w:w="100" w:type="dxa"/>
+              <w:end w:w="100" w:type="dxa"/>
+            </w:tcMar>
+          </w:tcPr>
+          <w:p>
+            <w:r>
+              <w:t>The degeneracy the Lamb shift breaks</w:t>
+            </w:r>
+          </w:p>
+        </w:tc>
+      </w:tr>
+      <w:tr>
+        <w:tc>
+          <w:tcPr>
+            <w:tcW w:type="dxa" w:w="3264"/>
+            <w:vAlign w:val="center"/>
+            <w:shd w:fill="EAF2F8"/>
+            <w:tcMar>
+              <w:top w:w="100" w:type="dxa"/>
+              <w:start w:w="100" w:type="dxa"/>
+              <w:bottom w:w="100" w:type="dxa"/>
+              <w:end w:w="100" w:type="dxa"/>
+            </w:tcMar>
+          </w:tcPr>
+          <w:p>
+            <w:r>
+              <w:t>⟨(δr)²⟩ = (2α/πm²)ln(ω_max/ω_min)</w:t>
+            </w:r>
+          </w:p>
+        </w:tc>
+        <w:tc>
+          <w:tcPr>
+            <w:tcW w:type="dxa" w:w="6528"/>
+            <w:vAlign w:val="center"/>
+            <w:shd w:fill="EAF2F8"/>
+            <w:tcMar>
+              <w:top w:w="100" w:type="dxa"/>
+              <w:start w:w="100" w:type="dxa"/>
+              <w:bottom w:w="100" w:type="dxa"/>
+              <w:end w:w="100" w:type="dxa"/>
+            </w:tcMar>
+          </w:tcPr>
+          <w:p>
+            <w:r>
+              <w:t>The physical picture of radiative level shifts</w:t>
+            </w:r>
+          </w:p>
+        </w:tc>
+      </w:tr>
+      <w:tr>
+        <w:tc>
+          <w:tcPr>
+            <w:tcW w:type="dxa" w:w="3264"/>
+            <w:vAlign w:val="center"/>
+            <w:tcMar>
+              <w:top w:w="100" w:type="dxa"/>
+              <w:start w:w="100" w:type="dxa"/>
+              <w:bottom w:w="100" w:type="dxa"/>
+              <w:end w:w="100" w:type="dxa"/>
+            </w:tcMar>
+          </w:tcPr>
+          <w:p>
+            <w:r>
+              <w:t>⟨ΔV⟩ = (1/6)⟨(δr)²⟩⟨∇²V⟩, s-states only</w:t>
+            </w:r>
+          </w:p>
+        </w:tc>
+        <w:tc>
+          <w:tcPr>
+            <w:tcW w:type="dxa" w:w="6528"/>
+            <w:vAlign w:val="center"/>
+            <w:tcMar>
+              <w:top w:w="100" w:type="dxa"/>
+              <w:start w:w="100" w:type="dxa"/>
+              <w:bottom w:w="100" w:type="dxa"/>
+              <w:end w:w="100" w:type="dxa"/>
+            </w:tcMar>
+          </w:tcPr>
+          <w:p>
+            <w:r>
+              <w:t>Why 2s moves and 2p barely does</w:t>
+            </w:r>
+          </w:p>
+        </w:tc>
+      </w:tr>
+      <w:tr>
+        <w:tc>
+          <w:tcPr>
+            <w:tcW w:type="dxa" w:w="3264"/>
+            <w:vAlign w:val="center"/>
+            <w:shd w:fill="EAF2F8"/>
+            <w:tcMar>
+              <w:top w:w="100" w:type="dxa"/>
+              <w:start w:w="100" w:type="dxa"/>
+              <w:bottom w:w="100" w:type="dxa"/>
+              <w:end w:w="100" w:type="dxa"/>
+            </w:tcMar>
+          </w:tcPr>
+          <w:p>
+            <w:r>
+              <w:t>Bethe's 1040 MHz with mass renormalization</w:t>
+            </w:r>
+          </w:p>
+        </w:tc>
+        <w:tc>
+          <w:tcPr>
+            <w:tcW w:type="dxa" w:w="6528"/>
+            <w:vAlign w:val="center"/>
+            <w:shd w:fill="EAF2F8"/>
+            <w:tcMar>
+              <w:top w:w="100" w:type="dxa"/>
+              <w:start w:w="100" w:type="dxa"/>
+              <w:bottom w:w="100" w:type="dxa"/>
+              <w:end w:w="100" w:type="dxa"/>
+            </w:tcMar>
+          </w:tcPr>
+          <w:p>
+            <w:r>
+              <w:t>The first success of renormalization, 1947</w:t>
+            </w:r>
+          </w:p>
+        </w:tc>
+      </w:tr>
+      <w:tr>
+        <w:tc>
+          <w:tcPr>
+            <w:tcW w:type="dxa" w:w="3264"/>
+            <w:vAlign w:val="center"/>
+            <w:tcMar>
+              <w:top w:w="100" w:type="dxa"/>
+              <w:start w:w="100" w:type="dxa"/>
+              <w:bottom w:w="100" w:type="dxa"/>
+              <w:end w:w="100" w:type="dxa"/>
+            </w:tcMar>
+          </w:tcPr>
+          <w:p>
+            <w:r>
+              <w:t>19/30 = 11/24 + 3/8 − 1/5</w:t>
+            </w:r>
+          </w:p>
+        </w:tc>
+        <w:tc>
+          <w:tcPr>
+            <w:tcW w:type="dxa" w:w="6528"/>
+            <w:vAlign w:val="center"/>
+            <w:tcMar>
+              <w:top w:w="100" w:type="dxa"/>
+              <w:start w:w="100" w:type="dxa"/>
+              <w:bottom w:w="100" w:type="dxa"/>
+              <w:end w:w="100" w:type="dxa"/>
+            </w:tcMar>
+          </w:tcPr>
+          <w:p>
+            <w:r>
+              <w:t>F₁ and F₂ (Lessons 64, 75) and vacuum polarization (Lesson 77)</w:t>
+            </w:r>
+          </w:p>
+        </w:tc>
+      </w:tr>
+      <w:tr>
+        <w:tc>
+          <w:tcPr>
+            <w:tcW w:type="dxa" w:w="3264"/>
+            <w:vAlign w:val="center"/>
+            <w:shd w:fill="EAF2F8"/>
+            <w:tcMar>
+              <w:top w:w="100" w:type="dxa"/>
+              <w:start w:w="100" w:type="dxa"/>
+              <w:bottom w:w="100" w:type="dxa"/>
+              <w:end w:w="100" w:type="dxa"/>
+            </w:tcMar>
+          </w:tcPr>
+          <w:p>
+            <w:r>
+              <w:t>1054 MHz at leading order, 1057.845 MHz measured</w:t>
+            </w:r>
+          </w:p>
+        </w:tc>
+        <w:tc>
+          <w:tcPr>
+            <w:tcW w:type="dxa" w:w="6528"/>
+            <w:vAlign w:val="center"/>
+            <w:shd w:fill="EAF2F8"/>
+            <w:tcMar>
+              <w:top w:w="100" w:type="dxa"/>
+              <w:start w:w="100" w:type="dxa"/>
+              <w:bottom w:w="100" w:type="dxa"/>
+              <w:end w:w="100" w:type="dxa"/>
+            </w:tcMar>
+          </w:tcPr>
+          <w:p>
+            <w:r>
+              <w:t>Precision tests, Lesson 78; the proton radius</w:t>
+            </w:r>
+          </w:p>
+        </w:tc>
+      </w:tr>
+    </w:tbl>
+    <w:p>
+      <w:pPr>
+        <w:pStyle w:val="Heading2"/>
+      </w:pPr>
+      <w:r>
+        <w:t>9 Summary</w:t>
       </w:r>
     </w:p>
     <w:p>
@@ -1352,7 +2335,7 @@
         </w:numPr>
       </w:pPr>
       <w:r>
-        <w:t>The Dirac–Coulomb problem leaves 2s_{1/2} and 2p_{1/2} degenerate.</w:t>
+        <w:t>The Dirac equation gives hydrogen levels that depend only on n and j, so 2s₁/₂ and 2p₁/₂ are degenerate.</w:t>
       </w:r>
     </w:p>
     <w:p>
@@ -1364,7 +2347,7 @@
         </w:numPr>
       </w:pPr>
       <w:r>
-        <w:t>The electron self-energy in the Coulomb field is, at high virtual momentum, a contact operator sampling |ψ(0)|².</w:t>
+        <w:t>Lamb and Retherford found 2s₁/₂ about 1000 MHz above 2p₁/₂. The modern value is 1057.845 MHz.</w:t>
       </w:r>
     </w:p>
     <w:p>
@@ -1376,7 +2359,7 @@
         </w:numPr>
       </w:pPr>
       <w:r>
-        <w:t>Only s-states have |ψ(0)|≠0, so the leading shift is a 2s–2p splitting.</w:t>
+        <w:t>Zero-point fluctuations jiggle the electron with ⟨(δr)²⟩ = (2α/πm²)ln(ω_max/ω_min). This smears the Coulomb potential and raises s-states by (4α(Zα)⁴m/(3πn³))ln(ω_max/ω_min).</w:t>
       </w:r>
     </w:p>
     <w:p>
@@ -1388,7 +2371,7 @@
         </w:numPr>
       </w:pPr>
       <w:r>
-        <w:t>The infrared of the same self-energy is cut off by atomic energy differences, producing log(m/⟨ΔE⟩).</w:t>
+        <w:t>Bethe's calculation, with mass renormalization, gave about 1040 MHz.</w:t>
       </w:r>
     </w:p>
     <w:p>
@@ -1400,7 +2383,19 @@
         </w:numPr>
       </w:pPr>
       <w:r>
-        <w:t>Bethe's evaluation of that formula is about 1040 MHz; experiment is 1057.845(9) MHz. Vacuum polarization is Lesson 77.</w:t>
+        <w:t>The full leading-order result combines the slope of F₁, the anomalous moment F₂, and vacuum polarization, and gives about 1054 MHz. Recoil, higher orders, and nuclear size account for the rest.</w:t>
+      </w:r>
+    </w:p>
+    <w:p>
+      <w:pPr>
+        <w:pStyle w:val="ListNumber"/>
+        <w:numPr>
+          <w:ilvl w:val="0"/>
+          <w:numId w:val="10"/>
+        </w:numPr>
+      </w:pPr>
+      <w:r>
+        <w:t>Vacuum polarization contributes −27 MHz. The Lamb shift in ordinary and muonic hydrogen measures the proton radius.</w:t>
       </w:r>
     </w:p>
     <w:p>
@@ -1545,7 +2540,7 @@
           </w:tcPr>
           <w:p>
             <w:r>
-              <w:t>Why are 2s_{1/2} and 2p_{1/2} degenerate in the Dirac equation with a Coulomb A_μ?</w:t>
+              <w:t>Show from Section 1.1 that 2s₁/₂ and 2p₁/₂ are degenerate, and that 2p₃/₂ is not.</w:t>
             </w:r>
           </w:p>
         </w:tc>
@@ -1609,7 +2604,7 @@
           </w:tcPr>
           <w:p>
             <w:r>
-              <w:t>Compute</w:t>
+              <w:t>Evaluate mα⁴/32 in MHz and compare it with the measured n = 2 fine structure.</w:t>
             </w:r>
           </w:p>
         </w:tc>
@@ -1625,11 +2620,7 @@
               <w:end w:w="100" w:type="dxa"/>
             </w:tcMar>
           </w:tcPr>
-          <w:p>
-            <w:r>
-              <w:t>ψ_{2s}(0)</w:t>
-            </w:r>
-          </w:p>
+          <w:p/>
         </w:tc>
         <w:tc>
           <w:tcPr>
@@ -1643,11 +2634,7 @@
               <w:end w:w="100" w:type="dxa"/>
             </w:tcMar>
           </w:tcPr>
-          <w:p>
-            <w:r>
-              <w:t>² in terms of α and m.</w:t>
-            </w:r>
-          </w:p>
+          <w:p/>
         </w:tc>
       </w:tr>
       <w:tr>
@@ -1681,7 +2668,7 @@
           </w:tcPr>
           <w:p>
             <w:r>
-              <w:t>Show that a pure contact operator has vanishing 2p expectation value.</w:t>
+              <w:t>Explain why the 2s state is metastable, while 2p decays in about 1.6 ns.</w:t>
             </w:r>
           </w:p>
         </w:tc>
@@ -1745,7 +2732,7 @@
           </w:tcPr>
           <w:p>
             <w:r>
-              <w:t>Identify the infrared cutoff of the bound self-energy and the ultraviolet cutoff of the nonrelativistic calculation.</w:t>
+              <w:t>Derive ⟨E²⟩ = ∫dω ω³/(2π²) from the zero-point energy ω/2 per mode and two polarizations.</w:t>
             </w:r>
           </w:p>
         </w:tc>
@@ -1809,7 +2796,7 @@
           </w:tcPr>
           <w:p>
             <w:r>
-              <w:t>Write Bethe's formula for ΔE_{ns} and name the one number this lesson does not compute.</w:t>
+              <w:t>Derive ⟨(δr)²⟩ = (2α/πm²)ln(ω_max/ω_min).</w:t>
             </w:r>
           </w:p>
         </w:tc>
@@ -1873,7 +2860,7 @@
           </w:tcPr>
           <w:p>
             <w:r>
-              <w:t>Convert 1057.8 MHz into eV.</w:t>
+              <w:t>Expand ⟨V(r + δr)⟩ to second order for isotropic δr and obtain (1/6)⟨(δr)²⟩∇²V.</w:t>
             </w:r>
           </w:p>
         </w:tc>
@@ -1937,7 +2924,7 @@
           </w:tcPr>
           <w:p>
             <w:r>
-              <w:t>Does mass renormalization of Lesson 67 remove the Lamb shift? Why not?</w:t>
+              <w:t>Show that ∇²(1/r) = −4πδ³(r), and hence ⟨∇²V⟩ = 4πZα</w:t>
             </w:r>
           </w:p>
         </w:tc>
@@ -1952,7 +2939,11 @@
               <w:end w:w="100" w:type="dxa"/>
             </w:tcMar>
           </w:tcPr>
-          <w:p/>
+          <w:p>
+            <w:r>
+              <w:t>ψ(0)</w:t>
+            </w:r>
+          </w:p>
         </w:tc>
         <w:tc>
           <w:tcPr>
@@ -1965,7 +2956,11 @@
               <w:end w:w="100" w:type="dxa"/>
             </w:tcMar>
           </w:tcPr>
-          <w:p/>
+          <w:p>
+            <w:r>
+              <w:t>² for V = −Zα/r.</w:t>
+            </w:r>
+          </w:p>
         </w:tc>
       </w:tr>
       <w:tr>
@@ -2001,7 +2996,7 @@
           </w:tcPr>
           <w:p>
             <w:r>
-              <w:t>Sign: the 2s level is raised relative to 2p. What does that say about the effective potential near r=0 from this self-energy piece?</w:t>
+              <w:t>Using</w:t>
             </w:r>
           </w:p>
         </w:tc>
@@ -2017,7 +3012,11 @@
               <w:end w:w="100" w:type="dxa"/>
             </w:tcMar>
           </w:tcPr>
-          <w:p/>
+          <w:p>
+            <w:r>
+              <w:t>ψ_2s(0)</w:t>
+            </w:r>
+          </w:p>
         </w:tc>
         <w:tc>
           <w:tcPr>
@@ -2031,7 +3030,11 @@
               <w:end w:w="100" w:type="dxa"/>
             </w:tcMar>
           </w:tcPr>
-          <w:p/>
+          <w:p>
+            <w:r>
+              <w:t>² = (αm)³/(8π), evaluate the prefactor α⁵m/(6π) in MHz.</w:t>
+            </w:r>
+          </w:p>
         </w:tc>
       </w:tr>
       <w:tr>
@@ -2065,7 +3068,7 @@
           </w:tcPr>
           <w:p>
             <w:r>
-              <w:t>Connect this lesson to Lesson 63's Σ(p).</w:t>
+              <w:t>Evaluate Bethe's shift with k₀ = 17.8 Ry and with k₀ = 16.6 Ry.</w:t>
             </w:r>
           </w:p>
         </w:tc>
@@ -2129,7 +3132,7 @@
           </w:tcPr>
           <w:p>
             <w:r>
-              <w:t>Challenge: argue that replacing ⟨ΔE⟩ by a Rydberg, α² m /2, already produces the correct order of magnitude ~10³ MHz without evaluating Bethe's sum.</w:t>
+              <w:t>Evaluate the 2s₁/₂ and 2p₁/₂ shifts from Section 5.2 and their difference.</w:t>
             </w:r>
           </w:p>
         </w:tc>
@@ -2162,6 +3165,204 @@
           <w:p/>
         </w:tc>
       </w:tr>
+      <w:tr>
+        <w:tc>
+          <w:tcPr>
+            <w:tcW w:type="dxa" w:w="2448"/>
+            <w:vAlign w:val="center"/>
+            <w:tcMar>
+              <w:top w:w="100" w:type="dxa"/>
+              <w:start w:w="100" w:type="dxa"/>
+              <w:bottom w:w="100" w:type="dxa"/>
+              <w:end w:w="100" w:type="dxa"/>
+            </w:tcMar>
+          </w:tcPr>
+          <w:p>
+            <w:r>
+              <w:t>11</w:t>
+            </w:r>
+          </w:p>
+        </w:tc>
+        <w:tc>
+          <w:tcPr>
+            <w:tcW w:type="dxa" w:w="2448"/>
+            <w:vAlign w:val="center"/>
+            <w:tcMar>
+              <w:top w:w="100" w:type="dxa"/>
+              <w:start w:w="100" w:type="dxa"/>
+              <w:bottom w:w="100" w:type="dxa"/>
+              <w:end w:w="100" w:type="dxa"/>
+            </w:tcMar>
+          </w:tcPr>
+          <w:p>
+            <w:r>
+              <w:t>Compute the vacuum-polarization contribution to the 2s shift, and explain its sign.</w:t>
+            </w:r>
+          </w:p>
+        </w:tc>
+        <w:tc>
+          <w:tcPr>
+            <w:tcW w:type="dxa" w:w="2448"/>
+            <w:vAlign w:val="center"/>
+            <w:tcMar>
+              <w:top w:w="100" w:type="dxa"/>
+              <w:start w:w="100" w:type="dxa"/>
+              <w:bottom w:w="100" w:type="dxa"/>
+              <w:end w:w="100" w:type="dxa"/>
+            </w:tcMar>
+          </w:tcPr>
+          <w:p/>
+        </w:tc>
+        <w:tc>
+          <w:tcPr>
+            <w:tcW w:type="dxa" w:w="2448"/>
+            <w:vAlign w:val="center"/>
+            <w:tcMar>
+              <w:top w:w="100" w:type="dxa"/>
+              <w:start w:w="100" w:type="dxa"/>
+              <w:bottom w:w="100" w:type="dxa"/>
+              <w:end w:w="100" w:type="dxa"/>
+            </w:tcMar>
+          </w:tcPr>
+          <w:p/>
+        </w:tc>
+      </w:tr>
+      <w:tr>
+        <w:tc>
+          <w:tcPr>
+            <w:tcW w:type="dxa" w:w="2448"/>
+            <w:vAlign w:val="center"/>
+            <w:shd w:fill="EAF2F8"/>
+            <w:tcMar>
+              <w:top w:w="100" w:type="dxa"/>
+              <w:start w:w="100" w:type="dxa"/>
+              <w:bottom w:w="100" w:type="dxa"/>
+              <w:end w:w="100" w:type="dxa"/>
+            </w:tcMar>
+          </w:tcPr>
+          <w:p>
+            <w:r>
+              <w:t>12</w:t>
+            </w:r>
+          </w:p>
+        </w:tc>
+        <w:tc>
+          <w:tcPr>
+            <w:tcW w:type="dxa" w:w="2448"/>
+            <w:vAlign w:val="center"/>
+            <w:shd w:fill="EAF2F8"/>
+            <w:tcMar>
+              <w:top w:w="100" w:type="dxa"/>
+              <w:start w:w="100" w:type="dxa"/>
+              <w:bottom w:w="100" w:type="dxa"/>
+              <w:end w:w="100" w:type="dxa"/>
+            </w:tcMar>
+          </w:tcPr>
+          <w:p>
+            <w:r>
+              <w:t>Explain why the finite-size effect is much larger in muonic hydrogen, using</w:t>
+            </w:r>
+          </w:p>
+        </w:tc>
+        <w:tc>
+          <w:tcPr>
+            <w:tcW w:type="dxa" w:w="2448"/>
+            <w:vAlign w:val="center"/>
+            <w:shd w:fill="EAF2F8"/>
+            <w:tcMar>
+              <w:top w:w="100" w:type="dxa"/>
+              <w:start w:w="100" w:type="dxa"/>
+              <w:bottom w:w="100" w:type="dxa"/>
+              <w:end w:w="100" w:type="dxa"/>
+            </w:tcMar>
+          </w:tcPr>
+          <w:p>
+            <w:r>
+              <w:t>ψ(0)</w:t>
+            </w:r>
+          </w:p>
+        </w:tc>
+        <w:tc>
+          <w:tcPr>
+            <w:tcW w:type="dxa" w:w="2448"/>
+            <w:vAlign w:val="center"/>
+            <w:shd w:fill="EAF2F8"/>
+            <w:tcMar>
+              <w:top w:w="100" w:type="dxa"/>
+              <w:start w:w="100" w:type="dxa"/>
+              <w:bottom w:w="100" w:type="dxa"/>
+              <w:end w:w="100" w:type="dxa"/>
+            </w:tcMar>
+          </w:tcPr>
+          <w:p>
+            <w:r>
+              <w:t>² ∝ m_reduced³.</w:t>
+            </w:r>
+          </w:p>
+        </w:tc>
+      </w:tr>
+      <w:tr>
+        <w:tc>
+          <w:tcPr>
+            <w:tcW w:type="dxa" w:w="2448"/>
+            <w:vAlign w:val="center"/>
+            <w:tcMar>
+              <w:top w:w="100" w:type="dxa"/>
+              <w:start w:w="100" w:type="dxa"/>
+              <w:bottom w:w="100" w:type="dxa"/>
+              <w:end w:w="100" w:type="dxa"/>
+            </w:tcMar>
+          </w:tcPr>
+          <w:p>
+            <w:r>
+              <w:t>13</w:t>
+            </w:r>
+          </w:p>
+        </w:tc>
+        <w:tc>
+          <w:tcPr>
+            <w:tcW w:type="dxa" w:w="2448"/>
+            <w:vAlign w:val="center"/>
+            <w:tcMar>
+              <w:top w:w="100" w:type="dxa"/>
+              <w:start w:w="100" w:type="dxa"/>
+              <w:bottom w:w="100" w:type="dxa"/>
+              <w:end w:w="100" w:type="dxa"/>
+            </w:tcMar>
+          </w:tcPr>
+          <w:p>
+            <w:r>
+              <w:t>Challenge: why does Welton's argument, using only the electric field, not shift p-states, while the full result does shift 2p₁/₂ slightly? Which piece of Section 5.1 is responsible?</w:t>
+            </w:r>
+          </w:p>
+        </w:tc>
+        <w:tc>
+          <w:tcPr>
+            <w:tcW w:type="dxa" w:w="2448"/>
+            <w:vAlign w:val="center"/>
+            <w:tcMar>
+              <w:top w:w="100" w:type="dxa"/>
+              <w:start w:w="100" w:type="dxa"/>
+              <w:bottom w:w="100" w:type="dxa"/>
+              <w:end w:w="100" w:type="dxa"/>
+            </w:tcMar>
+          </w:tcPr>
+          <w:p/>
+        </w:tc>
+        <w:tc>
+          <w:tcPr>
+            <w:tcW w:type="dxa" w:w="2448"/>
+            <w:vAlign w:val="center"/>
+            <w:tcMar>
+              <w:top w:w="100" w:type="dxa"/>
+              <w:start w:w="100" w:type="dxa"/>
+              <w:bottom w:w="100" w:type="dxa"/>
+              <w:end w:w="100" w:type="dxa"/>
+            </w:tcMar>
+          </w:tcPr>
+          <w:p/>
+        </w:tc>
+      </w:tr>
     </w:tbl>
     <w:p>
       <w:pPr>
@@ -2182,7 +3383,7 @@
         <w:t xml:space="preserve"> </w:t>
       </w:r>
       <w:r>
-        <w:t>The Dirac–Coulomb eigenvalues depend on n and j=ℓ±1/2, not on ℓ separately, so the two j=1/2 states of n=2 coincide.</w:t>
+        <w:t>The bracket depends only on n and j. For 2s₁/₂ and 2p₁/₂, n = 2 and j = ½, so the energies are equal. For 2p₃/₂, n/(j + ½) = 1 instead of 2, so its energy is higher.</w:t>
       </w:r>
     </w:p>
     <w:p>
@@ -2196,7 +3397,7 @@
         <w:t xml:space="preserve"> </w:t>
       </w:r>
       <w:r>
-        <w:t>|ψ_{ns}(0)|²=(αm)³/(π n³), so n=2 gives (αm)³/(8π).</w:t>
+        <w:t>mα⁴/32 = 1.449×10⁻³ eV/32 = 4.528×10⁻⁵ eV, which is 4.528×10⁻⁵ × 2.418×10⁸ = 10,949 MHz. The measured interval is about 10,969 MHz.</w:t>
       </w:r>
     </w:p>
     <w:p>
@@ -2210,7 +3411,7 @@
         <w:t xml:space="preserve"> </w:t>
       </w:r>
       <w:r>
-        <w:t>ψ_{2p}(0)=0, hence ⟨δ³(r)⟩=0.</w:t>
+        <w:t>2s → 1s requires Δl = 0, which an electric-dipole photon cannot provide. The leading decay is by two photons, with a lifetime of about 0.12 s. 2p → 1s is an allowed dipole transition.</w:t>
       </w:r>
     </w:p>
     <w:p>
@@ -2224,7 +3425,7 @@
         <w:t xml:space="preserve"> </w:t>
       </w:r>
       <w:r>
-        <w:t>Infrared: atomic energy differences, of order a Rydberg. Ultraviolet of the p·A calculation: k~m.</w:t>
+        <w:t>The energy density is Σ(ω/2) over modes, with ∫d³k/(2π)³ per polarization and two polarizations, so it equals ∫d³k/(2π)³ω. Since the energy density is ½⟨E² + B²⟩ = ⟨E²⟩, ⟨E²⟩ = ∫d³k ω/(2π)³ = ∫4πω²dω ω/(8π³) = ∫dω ω³/(2π²).</w:t>
       </w:r>
     </w:p>
     <w:p>
@@ -2238,7 +3439,7 @@
         <w:t xml:space="preserve"> </w:t>
       </w:r>
       <w:r>
-        <w:t>ΔE_{ns}=(4α/(3π m²))|ψ(0)|² log(m/⟨ΔE⟩)+finite. The number not computed here is ⟨ΔE⟩, or equivalently the Bethe logarithm.</w:t>
+        <w:t>|δr_ω|² = e²|E_ω|²/(m²ω⁴), so ⟨(δr)²⟩ = (e²/m²)∫dω ω³/(2π²ω⁴) = (e²/(2π²m²))ln(ω_max/ω_min). With e² = 4πα, this is (2α/πm²)ln(ω_max/ω_min).</w:t>
       </w:r>
     </w:p>
     <w:p>
@@ -2252,7 +3453,7 @@
         <w:t xml:space="preserve"> </w:t>
       </w:r>
       <w:r>
-        <w:t>1057.8×10⁶ / 2.418×10¹⁴ ≈ 4.37×10⁻⁶ eV.</w:t>
+        <w:t>V(r + δr) = V + δr_i∂_iV + ½δr_iδr_j∂_i∂_jV + ⋯. Averaging, ⟨δr_i⟩ = 0 and ⟨δr_iδr_j⟩ = δ_ij⟨(δr)²⟩/3, so ⟨ΔV⟩ = (1/6)⟨(δr)²⟩∇²V.</w:t>
       </w:r>
     </w:p>
     <w:p>
@@ -2266,7 +3467,7 @@
         <w:t xml:space="preserve"> </w:t>
       </w:r>
       <w:r>
-        <w:t>No. Mass renormalization subtracts the free-electron self-energy. The Lamb shift is the difference between the bound self-energy and that free subtraction; the logarithm is the finite remainder of that difference.</w:t>
+        <w:t>By Gauss's theorem, the flux of ∇(1/r) = −r̂/r² through any sphere is −4π, and ∇²(1/r) = 0 away from the origin. Hence ∇²(1/r) = −4πδ³(r). Then ∇²(−Zα/r) = 4πZαδ³(r), and its expectation is 4πZα|ψ(0)|².</w:t>
       </w:r>
     </w:p>
     <w:p>
@@ -2280,7 +3481,7 @@
         <w:t xml:space="preserve"> </w:t>
       </w:r>
       <w:r>
-        <w:t>The self-energy piece that raises 2s is equivalent to a less attractive (or more repulsive) contact potential at the origin, often described as the electron's charge being smeared over ~1/m.</w:t>
+        <w:t>(4α⁵m/(3π × 8)) = α⁵m/(6π). α⁵ = 2.0731×10⁻¹¹, so α⁵m = 1.0594×10⁻⁵ eV. Dividing by 6π = 18.85 gives 5.620×10⁻⁷ eV, which is 135.9 MHz.</w:t>
       </w:r>
     </w:p>
     <w:p>
@@ -2294,7 +3495,7 @@
         <w:t xml:space="preserve"> </w:t>
       </w:r>
       <w:r>
-        <w:t>Lesson 63 computed Σ for a free electron. Here the same diagram is evaluated between bound Coulomb wavefunctions, with the free part subtracted as in Lesson 67.</w:t>
+        <w:t>With k₀ = 17.8 Ry = 242.2 eV, ln(511,000/242.2) = 7.655, giving 1040 MHz. With 16.6 Ry = 226.4 eV, ln(2257) = 7.722, giving 1049 MHz.</w:t>
       </w:r>
     </w:p>
     <w:p>
@@ -2308,7 +3509,49 @@
         <w:t xml:space="preserve"> </w:t>
       </w:r>
       <w:r>
-        <w:t>log(m/(α² m)) = 2 log(1/α)≈9.8. Combined with (4α/(3π m²))|ψ_{2s}(0)|² this is of order α(Zα)⁴ m, which converts to about a gigahertz. The precise 1058 MHz needs Bethe's ⟨ΔE⟩ and the pieces of Lesson 77.</w:t>
+        <w:t>2s₁/₂: 135.9 × (9.841 − 2.812 + 0.633) = 135.9 × 7.662 = 1041.3 MHz. 2p₁/₂: 135.9 × (0.030 − 0.125) = −12.9 MHz. The difference is 1054.2 MHz.</w:t>
+      </w:r>
+    </w:p>
+    <w:p>
+      <w:r>
+        <w:rPr>
+          <w:b/>
+        </w:rPr>
+        <w:t>11.</w:t>
+      </w:r>
+      <w:r>
+        <w:t xml:space="preserve"> </w:t>
+      </w:r>
+      <w:r>
+        <w:t>−(1/5) × 135.9 = −27.2 MHz. Vacuum polarization makes the effective charge larger at short distance (Lesson 68), so the electron near the nucleus is more tightly bound, and s-states, which reach the origin, are lowered.</w:t>
+      </w:r>
+    </w:p>
+    <w:p>
+      <w:r>
+        <w:rPr>
+          <w:b/>
+        </w:rPr>
+        <w:t>12.</w:t>
+      </w:r>
+      <w:r>
+        <w:t xml:space="preserve"> </w:t>
+      </w:r>
+      <w:r>
+        <w:t>|ψ(0)|² scales as (m_reduced Zα)³, and the finite-size shift as r_p²|ψ(0)|². The muon's reduced mass is about 186 times the electron's, so |ψ(0)|² is about 186³ ≈ 6×10⁶ times larger. The proton's size becomes a large fraction of the Lamb shift, rather than a part in 10³.</w:t>
+      </w:r>
+    </w:p>
+    <w:p>
+      <w:r>
+        <w:rPr>
+          <w:b/>
+        </w:rPr>
+        <w:t>13.</w:t>
+      </w:r>
+      <w:r>
+        <w:t xml:space="preserve"> </w:t>
+      </w:r>
+      <w:r>
+        <w:t>Welton's argument smears only the Coulomb potential, which affects only states with ψ(0) ≠ 0. The 2p₁/₂ shift comes from the Bethe logarithm for l = 1, which is a small residual effect of the low-energy photons, and from the anomalous moment F₂, which changes the spin-orbit energy. The latter gives the (3/8)c/(2l + 1) term.</w:t>
       </w:r>
     </w:p>
     <w:p>
@@ -2324,7 +3567,7 @@
         <w:pStyle w:val="ListBullet"/>
       </w:pPr>
       <w:r>
-        <w:t>I can state why Dirac hydrogen has 2s_{1/2}=2p_{1/2} and why QED splits them.</w:t>
+        <w:t>I can write the Dirac levels and explain why 2s₁/₂ and 2p₁/₂ are degenerate.</w:t>
       </w:r>
     </w:p>
     <w:p>
@@ -2332,7 +3575,7 @@
         <w:pStyle w:val="ListBullet"/>
       </w:pPr>
       <w:r>
-        <w:t>I can derive |ψ_{2s}(0)|²=(αm)³/(8π) and explain why 2p misses the contact term.</w:t>
+        <w:t>I can describe the Lamb–Retherford experiment.</w:t>
       </w:r>
     </w:p>
     <w:p>
@@ -2340,7 +3583,7 @@
         <w:pStyle w:val="ListBullet"/>
       </w:pPr>
       <w:r>
-        <w:t>I can write Bethe's log(m/⟨ΔE⟩) and say what is computed here versus what is quoted.</w:t>
+        <w:t>I can derive Welton's ⟨(δr)²⟩ and the s-state shift.</w:t>
       </w:r>
     </w:p>
     <w:p>
@@ -2348,7 +3591,23 @@
         <w:pStyle w:val="ListBullet"/>
       </w:pPr>
       <w:r>
-        <w:t>I can quote 1057.8 MHz and convert it to eV.</w:t>
+        <w:t>I can reproduce Bethe's estimate and explain the role of mass renormalization.</w:t>
+      </w:r>
+    </w:p>
+    <w:p>
+      <w:pPr>
+        <w:pStyle w:val="ListBullet"/>
+      </w:pPr>
+      <w:r>
+        <w:t>I can assemble the leading QED result from F₁, F₂, and vacuum polarization, and compare it with experiment.</w:t>
+      </w:r>
+    </w:p>
+    <w:p>
+      <w:pPr>
+        <w:pStyle w:val="ListBullet"/>
+      </w:pPr>
+      <w:r>
+        <w:t>I can explain how the Lamb shift measures the proton radius.</w:t>
       </w:r>
     </w:p>
     <w:p>
@@ -2361,7 +3620,7 @@
     </w:p>
     <w:p>
       <w:r>
-        <w:t>Lesson 77 isolates the vacuum-polarization piece of that same interval, the Uehling potential, from Lesson 62's Π(q²) at small q².</w:t>
+        <w:t>Lesson 77, Vacuum Polarization and Precision, isolates the vacuum-polarization piece of that same interval, the Uehling potential, from Lesson 62's Π(q²) at small q².</w:t>
       </w:r>
     </w:p>
     <w:sectPr>

--- a/Science Books/QED Course/Lesson 76 Lamb Shift.docx
+++ b/Science Books/QED Course/Lesson 76 Lamb Shift.docx
@@ -745,16 +745,21 @@
           <m:r>
             <m:t xml:space="preserve">−</m:t>
           </m:r>
-          <m:r>
-            <m:t xml:space="preserve">m</m:t>
-          </m:r>
           <m:f>
             <m:num>
               <m:sSup>
                 <m:e>
                   <m:r>
-                    <m:t xml:space="preserve">Zα</m:t>
+                    <m:t xml:space="preserve">m</m:t>
                   </m:r>
+                  <m:d>
+                    <m:dPr/>
+                    <m:e>
+                      <m:r>
+                        <m:t xml:space="preserve">Zα</m:t>
+                      </m:r>
+                    </m:e>
+                  </m:d>
                 </m:e>
                 <m:sup>
                   <m:r>
@@ -781,16 +786,21 @@
           <m:r>
             <m:t xml:space="preserve">−</m:t>
           </m:r>
-          <m:r>
-            <m:t xml:space="preserve">m</m:t>
-          </m:r>
           <m:f>
             <m:num>
               <m:sSup>
                 <m:e>
                   <m:r>
-                    <m:t xml:space="preserve">Zα</m:t>
+                    <m:t xml:space="preserve">m</m:t>
                   </m:r>
+                  <m:d>
+                    <m:dPr/>
+                    <m:e>
+                      <m:r>
+                        <m:t xml:space="preserve">Zα</m:t>
+                      </m:r>
+                    </m:e>
+                  </m:d>
                 </m:e>
                 <m:sup>
                   <m:r>
@@ -815,44 +825,49 @@
             </m:den>
           </m:f>
           <m:r>
-            <m:t xml:space="preserve">[</m:t>
+            <m:t xml:space="preserve"> </m:t>
           </m:r>
-          <m:f>
-            <m:num>
+          <m:d>
+            <m:dPr>
+              <m:begChr m:val="["/>
+              <m:endChr m:val="]"/>
+            </m:dPr>
+            <m:e>
+              <m:f>
+                <m:num>
+                  <m:r>
+                    <m:t xml:space="preserve">n</m:t>
+                  </m:r>
+                </m:num>
+                <m:den>
+                  <m:r>
+                    <m:t xml:space="preserve">j</m:t>
+                  </m:r>
+                  <m:r>
+                    <m:t xml:space="preserve">+</m:t>
+                  </m:r>
+                  <m:r>
+                    <m:t xml:space="preserve">½</m:t>
+                  </m:r>
+                </m:den>
+              </m:f>
               <m:r>
-                <m:t xml:space="preserve">n</m:t>
+                <m:t xml:space="preserve">−</m:t>
               </m:r>
-            </m:num>
-            <m:den>
-              <m:r>
-                <m:t xml:space="preserve">j</m:t>
-              </m:r>
-              <m:r>
-                <m:t xml:space="preserve">+</m:t>
-              </m:r>
-              <m:r>
-                <m:t xml:space="preserve">½</m:t>
-              </m:r>
-            </m:den>
-          </m:f>
-          <m:r>
-            <m:t xml:space="preserve">−</m:t>
-          </m:r>
-          <m:f>
-            <m:num>
-              <m:r>
-                <m:t xml:space="preserve">3</m:t>
-              </m:r>
-            </m:num>
-            <m:den>
-              <m:r>
-                <m:t xml:space="preserve">4</m:t>
-              </m:r>
-            </m:den>
-          </m:f>
-          <m:r>
-            <m:t xml:space="preserve">]</m:t>
-          </m:r>
+              <m:f>
+                <m:num>
+                  <m:r>
+                    <m:t xml:space="preserve">3</m:t>
+                  </m:r>
+                </m:num>
+                <m:den>
+                  <m:r>
+                    <m:t xml:space="preserve">4</m:t>
+                  </m:r>
+                </m:den>
+              </m:f>
+            </m:e>
+          </m:d>
         </m:oMath>
       </m:oMathPara>
     </w:p>
@@ -963,20 +978,23 @@
           <m:r>
             <m:t xml:space="preserve">∫</m:t>
           </m:r>
-          <m:sSup>
-            <m:e>
-              <m:r>
-                <m:t xml:space="preserve">d</m:t>
-              </m:r>
-            </m:e>
-            <m:sup>
-              <m:r>
-                <m:t xml:space="preserve">3</m:t>
-              </m:r>
-            </m:sup>
-          </m:sSup>
+          <m:r>
+            <m:t xml:space="preserve"> </m:t>
+          </m:r>
           <m:f>
             <m:num>
+              <m:sSup>
+                <m:e>
+                  <m:r>
+                    <m:t xml:space="preserve">d</m:t>
+                  </m:r>
+                </m:e>
+                <m:sup>
+                  <m:r>
+                    <m:t xml:space="preserve">3</m:t>
+                  </m:r>
+                </m:sup>
+              </m:sSup>
               <m:r>
                 <m:t xml:space="preserve">k</m:t>
               </m:r>
@@ -984,9 +1002,14 @@
             <m:den>
               <m:sSup>
                 <m:e>
-                  <m:r>
-                    <m:t xml:space="preserve">2π</m:t>
-                  </m:r>
+                  <m:d>
+                    <m:dPr/>
+                    <m:e>
+                      <m:r>
+                        <m:t xml:space="preserve">2π</m:t>
+                      </m:r>
+                    </m:e>
+                  </m:d>
                 </m:e>
                 <m:sup>
                   <m:r>
@@ -997,6 +1020,9 @@
             </m:den>
           </m:f>
           <m:r>
+            <m:t xml:space="preserve"> </m:t>
+          </m:r>
+          <m:r>
             <m:t xml:space="preserve">ω</m:t>
           </m:r>
           <m:r>
@@ -1006,7 +1032,13 @@
             <m:t xml:space="preserve">∫</m:t>
           </m:r>
           <m:r>
+            <m:t xml:space="preserve"> </m:t>
+          </m:r>
+          <m:r>
             <m:t xml:space="preserve">dω</m:t>
+          </m:r>
+          <m:r>
+            <m:t xml:space="preserve"> </m:t>
           </m:r>
           <m:f>
             <m:num>
@@ -1053,14 +1085,19 @@
       </w:pPr>
       <m:oMathPara>
         <m:oMath>
-          <m:r>
-            <m:t xml:space="preserve">⟨</m:t>
-          </m:r>
           <m:sSup>
             <m:e>
               <m:r>
-                <m:t xml:space="preserve">δr</m:t>
+                <m:t xml:space="preserve">⟨</m:t>
               </m:r>
+              <m:d>
+                <m:dPr/>
+                <m:e>
+                  <m:r>
+                    <m:t xml:space="preserve">δr</m:t>
+                  </m:r>
+                </m:e>
+              </m:d>
             </m:e>
             <m:sup>
               <m:r>
@@ -1105,10 +1142,19 @@
             </m:den>
           </m:f>
           <m:r>
+            <m:t xml:space="preserve"> </m:t>
+          </m:r>
+          <m:r>
             <m:t xml:space="preserve">∫</m:t>
           </m:r>
           <m:r>
+            <m:t xml:space="preserve"> </m:t>
+          </m:r>
+          <m:r>
             <m:t xml:space="preserve">dω</m:t>
+          </m:r>
+          <m:r>
+            <m:t xml:space="preserve"> </m:t>
           </m:r>
           <m:f>
             <m:num>
@@ -1138,6 +1184,9 @@
                   </m:r>
                 </m:sup>
               </m:sSup>
+              <m:r>
+                <m:t xml:space="preserve"> </m:t>
+              </m:r>
               <m:sSup>
                 <m:e>
                   <m:r>
@@ -1177,44 +1226,55 @@
             </m:den>
           </m:f>
           <m:r>
-            <m:t xml:space="preserve">ln</m:t>
+            <m:t xml:space="preserve"> </m:t>
           </m:r>
-          <m:r>
-            <m:t xml:space="preserve">[</m:t>
-          </m:r>
-          <m:f>
-            <m:num>
-              <m:sSub>
+          <m:func>
+            <m:fName>
+              <m:r>
+                <m:t xml:space="preserve">ln</m:t>
+              </m:r>
+            </m:fName>
+            <m:e>
+              <m:d>
+                <m:dPr>
+                  <m:begChr m:val="["/>
+                  <m:endChr m:val="]"/>
+                </m:dPr>
                 <m:e>
-                  <m:r>
-                    <m:t xml:space="preserve">ω</m:t>
-                  </m:r>
+                  <m:f>
+                    <m:num>
+                      <m:sSub>
+                        <m:e>
+                          <m:r>
+                            <m:t xml:space="preserve">ω</m:t>
+                          </m:r>
+                        </m:e>
+                        <m:sub>
+                          <m:r>
+                            <m:t xml:space="preserve">max</m:t>
+                          </m:r>
+                        </m:sub>
+                      </m:sSub>
+                    </m:num>
+                    <m:den>
+                      <m:sSub>
+                        <m:e>
+                          <m:r>
+                            <m:t xml:space="preserve">ω</m:t>
+                          </m:r>
+                        </m:e>
+                        <m:sub>
+                          <m:r>
+                            <m:t xml:space="preserve">min</m:t>
+                          </m:r>
+                        </m:sub>
+                      </m:sSub>
+                    </m:den>
+                  </m:f>
                 </m:e>
-                <m:sub>
-                  <m:r>
-                    <m:t xml:space="preserve">max</m:t>
-                  </m:r>
-                </m:sub>
-              </m:sSub>
-            </m:num>
-            <m:den>
-              <m:sSub>
-                <m:e>
-                  <m:r>
-                    <m:t xml:space="preserve">ω</m:t>
-                  </m:r>
-                </m:e>
-                <m:sub>
-                  <m:r>
-                    <m:t xml:space="preserve">min</m:t>
-                  </m:r>
-                </m:sub>
-              </m:sSub>
-            </m:den>
-          </m:f>
-          <m:r>
-            <m:t xml:space="preserve">]</m:t>
-          </m:r>
+              </m:d>
+            </m:e>
+          </m:func>
         </m:oMath>
       </m:oMathPara>
     </w:p>
@@ -1262,13 +1322,21 @@
             </m:den>
           </m:f>
           <m:r>
-            <m:t xml:space="preserve">⟨</m:t>
+            <m:t xml:space="preserve"> </m:t>
           </m:r>
           <m:sSup>
             <m:e>
               <m:r>
-                <m:t xml:space="preserve">δr</m:t>
+                <m:t xml:space="preserve">⟨</m:t>
               </m:r>
+              <m:d>
+                <m:dPr/>
+                <m:e>
+                  <m:r>
+                    <m:t xml:space="preserve">δr</m:t>
+                  </m:r>
+                </m:e>
+              </m:d>
             </m:e>
             <m:sup>
               <m:r>
@@ -1278,6 +1346,9 @@
           </m:sSup>
           <m:r>
             <m:t xml:space="preserve">⟩</m:t>
+          </m:r>
+          <m:r>
+            <m:t xml:space="preserve"> </m:t>
           </m:r>
           <m:sSup>
             <m:e>
@@ -1369,81 +1440,110 @@
           <m:r>
             <m:t xml:space="preserve">=</m:t>
           </m:r>
-          <m:r>
-            <m:t xml:space="preserve">4α</m:t>
-          </m:r>
-          <m:sSup>
+          <m:d>
+            <m:dPr/>
             <m:e>
-              <m:r>
-                <m:t xml:space="preserve">Zα</m:t>
-              </m:r>
-            </m:e>
-            <m:sup>
-              <m:r>
-                <m:t xml:space="preserve">4</m:t>
-              </m:r>
-            </m:sup>
-          </m:sSup>
-          <m:f>
-            <m:num>
-              <m:r>
-                <m:t xml:space="preserve">m</m:t>
-              </m:r>
-            </m:num>
-            <m:den>
               <m:sSup>
                 <m:e>
                   <m:r>
-                    <m:t xml:space="preserve">3πn</m:t>
+                    <m:t xml:space="preserve">4α</m:t>
                   </m:r>
+                  <m:d>
+                    <m:dPr/>
+                    <m:e>
+                      <m:r>
+                        <m:t xml:space="preserve">Zα</m:t>
+                      </m:r>
+                    </m:e>
+                  </m:d>
                 </m:e>
                 <m:sup>
                   <m:r>
-                    <m:t xml:space="preserve">3</m:t>
+                    <m:t xml:space="preserve">4</m:t>
                   </m:r>
                 </m:sup>
               </m:sSup>
-            </m:den>
-          </m:f>
+              <m:r>
+                <m:t xml:space="preserve"> </m:t>
+              </m:r>
+              <m:f>
+                <m:num>
+                  <m:r>
+                    <m:t xml:space="preserve">m</m:t>
+                  </m:r>
+                </m:num>
+                <m:den>
+                  <m:sSup>
+                    <m:e>
+                      <m:r>
+                        <m:t xml:space="preserve">3πn</m:t>
+                      </m:r>
+                    </m:e>
+                    <m:sup>
+                      <m:r>
+                        <m:t xml:space="preserve">3</m:t>
+                      </m:r>
+                    </m:sup>
+                  </m:sSup>
+                </m:den>
+              </m:f>
+            </m:e>
+          </m:d>
           <m:r>
-            <m:t xml:space="preserve">ln</m:t>
+            <m:t xml:space="preserve"> </m:t>
           </m:r>
-          <m:r>
-            <m:t xml:space="preserve">[</m:t>
-          </m:r>
-          <m:f>
-            <m:num>
+          <m:func>
+            <m:fName>
               <m:r>
-                <m:t xml:space="preserve">m</m:t>
+                <m:t xml:space="preserve">ln</m:t>
               </m:r>
-            </m:num>
-            <m:den>
-              <m:sSub>
+            </m:fName>
+            <m:e>
+              <m:d>
+                <m:dPr>
+                  <m:begChr m:val="["/>
+                  <m:endChr m:val="]"/>
+                </m:dPr>
                 <m:e>
-                  <m:r>
-                    <m:t xml:space="preserve">k</m:t>
-                  </m:r>
+                  <m:f>
+                    <m:num>
+                      <m:r>
+                        <m:t xml:space="preserve">m</m:t>
+                      </m:r>
+                    </m:num>
+                    <m:den>
+                      <m:sSub>
+                        <m:e>
+                          <m:r>
+                            <m:t xml:space="preserve">k</m:t>
+                          </m:r>
+                        </m:e>
+                        <m:sub>
+                          <m:r>
+                            <m:t xml:space="preserve">0</m:t>
+                          </m:r>
+                        </m:sub>
+                      </m:sSub>
+                      <m:d>
+                        <m:dPr/>
+                        <m:e>
+                          <m:r>
+                            <m:t xml:space="preserve">n</m:t>
+                          </m:r>
+                          <m:r>
+                            <m:t xml:space="preserve">,</m:t>
+                          </m:r>
+                          <m:r>
+                            <m:t xml:space="preserve">0</m:t>
+                          </m:r>
+                        </m:e>
+                      </m:d>
+                    </m:den>
+                  </m:f>
                 </m:e>
-                <m:sub>
-                  <m:r>
-                    <m:t xml:space="preserve">0</m:t>
-                  </m:r>
-                </m:sub>
-              </m:sSub>
-            </m:den>
-          </m:f>
-          <m:r>
-            <m:t xml:space="preserve">n</m:t>
-          </m:r>
-          <m:r>
-            <m:t xml:space="preserve">,</m:t>
-          </m:r>
-          <m:r>
-            <m:t xml:space="preserve">0</m:t>
-          </m:r>
-          <m:r>
-            <m:t xml:space="preserve">]</m:t>
-          </m:r>
+              </m:d>
+            </m:e>
+          </m:func>
         </m:oMath>
       </m:oMathPara>
     </w:p>
@@ -1565,23 +1665,28 @@
           <m:r>
             <m:t xml:space="preserve">=</m:t>
           </m:r>
-          <m:r>
-            <m:t xml:space="preserve">4α</m:t>
-          </m:r>
-          <m:sSup>
-            <m:e>
-              <m:r>
-                <m:t xml:space="preserve">Zα</m:t>
-              </m:r>
-            </m:e>
-            <m:sup>
-              <m:r>
-                <m:t xml:space="preserve">4</m:t>
-              </m:r>
-            </m:sup>
-          </m:sSup>
           <m:f>
             <m:num>
+              <m:sSup>
+                <m:e>
+                  <m:r>
+                    <m:t xml:space="preserve">4α</m:t>
+                  </m:r>
+                  <m:d>
+                    <m:dPr/>
+                    <m:e>
+                      <m:r>
+                        <m:t xml:space="preserve">Zα</m:t>
+                      </m:r>
+                    </m:e>
+                  </m:d>
+                </m:e>
+                <m:sup>
+                  <m:r>
+                    <m:t xml:space="preserve">4</m:t>
+                  </m:r>
+                </m:sup>
+              </m:sSup>
               <m:r>
                 <m:t xml:space="preserve">m</m:t>
               </m:r>
@@ -1602,98 +1707,129 @@
             </m:den>
           </m:f>
           <m:r>
-            <m:t xml:space="preserve">[</m:t>
+            <m:t xml:space="preserve"> </m:t>
           </m:r>
-          <m:r>
-            <m:t xml:space="preserve">ln</m:t>
-          </m:r>
-          <m:r>
-            <m:t xml:space="preserve">[</m:t>
-          </m:r>
-          <m:f>
-            <m:num>
+          <m:d>
+            <m:dPr>
+              <m:begChr m:val="["/>
+              <m:endChr m:val="]"/>
+            </m:dPr>
+            <m:e>
+              <m:func>
+                <m:fName>
+                  <m:r>
+                    <m:t xml:space="preserve">ln</m:t>
+                  </m:r>
+                </m:fName>
+                <m:e>
+                  <m:d>
+                    <m:dPr>
+                      <m:begChr m:val="["/>
+                      <m:endChr m:val="]"/>
+                    </m:dPr>
+                    <m:e>
+                      <m:f>
+                        <m:num>
+                          <m:r>
+                            <m:t xml:space="preserve">1</m:t>
+                          </m:r>
+                        </m:num>
+                        <m:den>
+                          <m:sSup>
+                            <m:e>
+                              <m:d>
+                                <m:dPr/>
+                                <m:e>
+                                  <m:r>
+                                    <m:t xml:space="preserve">Zα</m:t>
+                                  </m:r>
+                                </m:e>
+                              </m:d>
+                            </m:e>
+                            <m:sup>
+                              <m:r>
+                                <m:t xml:space="preserve">2</m:t>
+                              </m:r>
+                            </m:sup>
+                          </m:sSup>
+                        </m:den>
+                      </m:f>
+                    </m:e>
+                  </m:d>
+                </m:e>
+              </m:func>
               <m:r>
-                <m:t xml:space="preserve">1</m:t>
+                <m:t xml:space="preserve">−</m:t>
               </m:r>
-            </m:num>
-            <m:den>
-              <m:sSup>
+              <m:func>
+                <m:fName>
+                  <m:r>
+                    <m:t xml:space="preserve">ln</m:t>
+                  </m:r>
+                </m:fName>
                 <m:e>
+                  <m:d>
+                    <m:dPr>
+                      <m:begChr m:val="["/>
+                      <m:endChr m:val="]"/>
+                    </m:dPr>
+                    <m:e>
+                      <m:f>
+                        <m:num>
+                          <m:sSub>
+                            <m:e>
+                              <m:r>
+                                <m:t xml:space="preserve">k</m:t>
+                              </m:r>
+                            </m:e>
+                            <m:sub>
+                              <m:r>
+                                <m:t xml:space="preserve">0</m:t>
+                              </m:r>
+                            </m:sub>
+                          </m:sSub>
+                          <m:d>
+                            <m:dPr/>
+                            <m:e>
+                              <m:r>
+                                <m:t xml:space="preserve">n</m:t>
+                              </m:r>
+                              <m:r>
+                                <m:t xml:space="preserve">,</m:t>
+                              </m:r>
+                              <m:r>
+                                <m:t xml:space="preserve">0</m:t>
+                              </m:r>
+                            </m:e>
+                          </m:d>
+                        </m:num>
+                        <m:den>
+                          <m:r>
+                            <m:t xml:space="preserve">Ry</m:t>
+                          </m:r>
+                        </m:den>
+                      </m:f>
+                    </m:e>
+                  </m:d>
+                </m:e>
+              </m:func>
+              <m:r>
+                <m:t xml:space="preserve">+</m:t>
+              </m:r>
+              <m:f>
+                <m:num>
                   <m:r>
-                    <m:t xml:space="preserve">Zα</m:t>
+                    <m:t xml:space="preserve">19</m:t>
                   </m:r>
-                </m:e>
-                <m:sup>
+                </m:num>
+                <m:den>
                   <m:r>
-                    <m:t xml:space="preserve">2</m:t>
+                    <m:t xml:space="preserve">30</m:t>
                   </m:r>
-                </m:sup>
-              </m:sSup>
-            </m:den>
-          </m:f>
-          <m:r>
-            <m:t xml:space="preserve">]</m:t>
-          </m:r>
-          <m:r>
-            <m:t xml:space="preserve">−</m:t>
-          </m:r>
-          <m:r>
-            <m:t xml:space="preserve">ln</m:t>
-          </m:r>
-          <m:r>
-            <m:t xml:space="preserve">[</m:t>
-          </m:r>
-          <m:sSub>
-            <m:e>
-              <m:r>
-                <m:t xml:space="preserve">k</m:t>
-              </m:r>
+                </m:den>
+              </m:f>
             </m:e>
-            <m:sub>
-              <m:r>
-                <m:t xml:space="preserve">0</m:t>
-              </m:r>
-            </m:sub>
-          </m:sSub>
-          <m:f>
-            <m:num>
-              <m:r>
-                <m:t xml:space="preserve">n</m:t>
-              </m:r>
-              <m:r>
-                <m:t xml:space="preserve">,</m:t>
-              </m:r>
-              <m:r>
-                <m:t xml:space="preserve">0</m:t>
-              </m:r>
-            </m:num>
-            <m:den>
-              <m:r>
-                <m:t xml:space="preserve">Ry</m:t>
-              </m:r>
-            </m:den>
-          </m:f>
-          <m:r>
-            <m:t xml:space="preserve">]</m:t>
-          </m:r>
-          <m:r>
-            <m:t xml:space="preserve">+</m:t>
-          </m:r>
-          <m:f>
-            <m:num>
-              <m:r>
-                <m:t xml:space="preserve">19</m:t>
-              </m:r>
-            </m:num>
-            <m:den>
-              <m:r>
-                <m:t xml:space="preserve">30</m:t>
-              </m:r>
-            </m:den>
-          </m:f>
-          <m:r>
-            <m:t xml:space="preserve">]</m:t>
-          </m:r>
+          </m:d>
         </m:oMath>
       </m:oMathPara>
     </w:p>
@@ -1725,23 +1861,28 @@
           <m:r>
             <m:t xml:space="preserve">=</m:t>
           </m:r>
-          <m:r>
-            <m:t xml:space="preserve">4α</m:t>
-          </m:r>
-          <m:sSup>
-            <m:e>
-              <m:r>
-                <m:t xml:space="preserve">Zα</m:t>
-              </m:r>
-            </m:e>
-            <m:sup>
-              <m:r>
-                <m:t xml:space="preserve">4</m:t>
-              </m:r>
-            </m:sup>
-          </m:sSup>
           <m:f>
             <m:num>
+              <m:sSup>
+                <m:e>
+                  <m:r>
+                    <m:t xml:space="preserve">4α</m:t>
+                  </m:r>
+                  <m:d>
+                    <m:dPr/>
+                    <m:e>
+                      <m:r>
+                        <m:t xml:space="preserve">Zα</m:t>
+                      </m:r>
+                    </m:e>
+                  </m:d>
+                </m:e>
+                <m:sup>
+                  <m:r>
+                    <m:t xml:space="preserve">4</m:t>
+                  </m:r>
+                </m:sup>
+              </m:sSup>
               <m:r>
                 <m:t xml:space="preserve">m</m:t>
               </m:r>
@@ -1762,95 +1903,116 @@
             </m:den>
           </m:f>
           <m:r>
-            <m:t xml:space="preserve">[</m:t>
+            <m:t xml:space="preserve"> </m:t>
           </m:r>
-          <m:r>
-            <m:t xml:space="preserve">−</m:t>
-          </m:r>
-          <m:r>
-            <m:t xml:space="preserve">ln</m:t>
-          </m:r>
-          <m:r>
-            <m:t xml:space="preserve">[</m:t>
-          </m:r>
-          <m:sSub>
+          <m:d>
+            <m:dPr>
+              <m:begChr m:val="["/>
+              <m:endChr m:val="]"/>
+            </m:dPr>
             <m:e>
               <m:r>
-                <m:t xml:space="preserve">k</m:t>
+                <m:t xml:space="preserve">−</m:t>
               </m:r>
-            </m:e>
-            <m:sub>
-              <m:r>
-                <m:t xml:space="preserve">0</m:t>
-              </m:r>
-            </m:sub>
-          </m:sSub>
-          <m:f>
-            <m:num>
-              <m:r>
-                <m:t xml:space="preserve">n</m:t>
-              </m:r>
-              <m:r>
-                <m:t xml:space="preserve">,</m:t>
-              </m:r>
-              <m:r>
-                <m:t xml:space="preserve">l</m:t>
-              </m:r>
-            </m:num>
-            <m:den>
-              <m:r>
-                <m:t xml:space="preserve">Ry</m:t>
-              </m:r>
-            </m:den>
-          </m:f>
-          <m:r>
-            <m:t xml:space="preserve">]</m:t>
-          </m:r>
-          <m:r>
-            <m:t xml:space="preserve">+</m:t>
-          </m:r>
-          <m:f>
-            <m:num>
-              <m:r>
-                <m:t xml:space="preserve">3</m:t>
-              </m:r>
-            </m:num>
-            <m:den>
-              <m:r>
-                <m:t xml:space="preserve">8</m:t>
-              </m:r>
-            </m:den>
-          </m:f>
-          <m:f>
-            <m:num>
-              <m:sSub>
+              <m:func>
+                <m:fName>
+                  <m:r>
+                    <m:t xml:space="preserve">ln</m:t>
+                  </m:r>
+                </m:fName>
                 <m:e>
-                  <m:r>
-                    <m:t xml:space="preserve">c</m:t>
-                  </m:r>
+                  <m:d>
+                    <m:dPr>
+                      <m:begChr m:val="["/>
+                      <m:endChr m:val="]"/>
+                    </m:dPr>
+                    <m:e>
+                      <m:f>
+                        <m:num>
+                          <m:sSub>
+                            <m:e>
+                              <m:r>
+                                <m:t xml:space="preserve">k</m:t>
+                              </m:r>
+                            </m:e>
+                            <m:sub>
+                              <m:r>
+                                <m:t xml:space="preserve">0</m:t>
+                              </m:r>
+                            </m:sub>
+                          </m:sSub>
+                          <m:d>
+                            <m:dPr/>
+                            <m:e>
+                              <m:r>
+                                <m:t xml:space="preserve">n</m:t>
+                              </m:r>
+                              <m:r>
+                                <m:t xml:space="preserve">,</m:t>
+                              </m:r>
+                              <m:r>
+                                <m:t xml:space="preserve">l</m:t>
+                              </m:r>
+                            </m:e>
+                          </m:d>
+                        </m:num>
+                        <m:den>
+                          <m:r>
+                            <m:t xml:space="preserve">Ry</m:t>
+                          </m:r>
+                        </m:den>
+                      </m:f>
+                    </m:e>
+                  </m:d>
                 </m:e>
-                <m:sub>
-                  <m:r>
-                    <m:t xml:space="preserve">lj</m:t>
-                  </m:r>
-                </m:sub>
-              </m:sSub>
-            </m:num>
-            <m:den>
-              <m:r>
-                <m:t xml:space="preserve">2l</m:t>
-              </m:r>
+              </m:func>
               <m:r>
                 <m:t xml:space="preserve">+</m:t>
               </m:r>
+              <m:f>
+                <m:num>
+                  <m:r>
+                    <m:t xml:space="preserve">3</m:t>
+                  </m:r>
+                </m:num>
+                <m:den>
+                  <m:r>
+                    <m:t xml:space="preserve">8</m:t>
+                  </m:r>
+                </m:den>
+              </m:f>
               <m:r>
-                <m:t xml:space="preserve">1</m:t>
+                <m:t xml:space="preserve"> </m:t>
               </m:r>
-            </m:den>
-          </m:f>
-          <m:r>
-            <m:t xml:space="preserve">]</m:t>
-          </m:r>
+              <m:f>
+                <m:num>
+                  <m:sSub>
+                    <m:e>
+                      <m:r>
+                        <m:t xml:space="preserve">c</m:t>
+                      </m:r>
+                    </m:e>
+                    <m:sub>
+                      <m:r>
+                        <m:t xml:space="preserve">lj</m:t>
+                      </m:r>
+                    </m:sub>
+                  </m:sSub>
+                </m:num>
+                <m:den>
+                  <m:r>
+                    <m:t xml:space="preserve">2l</m:t>
+                  </m:r>
+                  <m:r>
+                    <m:t xml:space="preserve">+</m:t>
+                  </m:r>
+                  <m:r>
+                    <m:t xml:space="preserve">1</m:t>
+                  </m:r>
+                </m:den>
+              </m:f>
+            </m:e>
+          </m:d>
         </m:oMath>
       </m:oMathPara>
     </w:p>
@@ -1901,81 +2063,88 @@
           <m:r>
             <m:t xml:space="preserve">E</m:t>
           </m:r>
-          <m:r>
-            <m:t xml:space="preserve">[</m:t>
-          </m:r>
-          <m:f>
-            <m:num>
-              <m:sSub>
-                <m:e>
-                  <m:r>
-                    <m:t xml:space="preserve">2s</m:t>
-                  </m:r>
-                </m:e>
-                <m:sub>
-                  <m:r>
-                    <m:t xml:space="preserve">1</m:t>
-                  </m:r>
-                </m:sub>
-              </m:sSub>
-            </m:num>
-            <m:den>
-              <m:sSub>
-                <m:e/>
-                <m:sub>
-                  <m:r>
-                    <m:t xml:space="preserve">2</m:t>
-                  </m:r>
-                </m:sub>
-              </m:sSub>
-            </m:den>
-          </m:f>
-          <m:r>
-            <m:t xml:space="preserve">]</m:t>
-          </m:r>
+          <m:d>
+            <m:dPr>
+              <m:begChr m:val="["/>
+              <m:endChr m:val="]"/>
+            </m:dPr>
+            <m:e>
+              <m:f>
+                <m:num>
+                  <m:sSub>
+                    <m:e>
+                      <m:r>
+                        <m:t xml:space="preserve">2s</m:t>
+                      </m:r>
+                    </m:e>
+                    <m:sub>
+                      <m:r>
+                        <m:t xml:space="preserve">1</m:t>
+                      </m:r>
+                    </m:sub>
+                  </m:sSub>
+                </m:num>
+                <m:den>
+                  <m:sSub>
+                    <m:e/>
+                    <m:sub>
+                      <m:r>
+                        <m:t xml:space="preserve">2</m:t>
+                      </m:r>
+                    </m:sub>
+                  </m:sSub>
+                </m:den>
+              </m:f>
+            </m:e>
+          </m:d>
           <m:r>
             <m:t xml:space="preserve">−</m:t>
           </m:r>
           <m:r>
             <m:t xml:space="preserve">E</m:t>
           </m:r>
-          <m:r>
-            <m:t xml:space="preserve">[</m:t>
-          </m:r>
-          <m:f>
-            <m:num>
-              <m:sSub>
-                <m:e>
-                  <m:r>
-                    <m:t xml:space="preserve">2p</m:t>
-                  </m:r>
-                </m:e>
-                <m:sub>
-                  <m:r>
-                    <m:t xml:space="preserve">1</m:t>
-                  </m:r>
-                </m:sub>
-              </m:sSub>
-            </m:num>
-            <m:den>
-              <m:sSub>
-                <m:e/>
-                <m:sub>
-                  <m:r>
-                    <m:t xml:space="preserve">2</m:t>
-                  </m:r>
-                </m:sub>
-              </m:sSub>
-            </m:den>
-          </m:f>
-          <m:r>
-            <m:t xml:space="preserve">]</m:t>
-          </m:r>
+          <m:d>
+            <m:dPr>
+              <m:begChr m:val="["/>
+              <m:endChr m:val="]"/>
+            </m:dPr>
+            <m:e>
+              <m:f>
+                <m:num>
+                  <m:sSub>
+                    <m:e>
+                      <m:r>
+                        <m:t xml:space="preserve">2p</m:t>
+                      </m:r>
+                    </m:e>
+                    <m:sub>
+                      <m:r>
+                        <m:t xml:space="preserve">1</m:t>
+                      </m:r>
+                    </m:sub>
+                  </m:sSub>
+                </m:num>
+                <m:den>
+                  <m:sSub>
+                    <m:e/>
+                    <m:sub>
+                      <m:r>
+                        <m:t xml:space="preserve">2</m:t>
+                      </m:r>
+                    </m:sub>
+                  </m:sSub>
+                </m:den>
+              </m:f>
+            </m:e>
+          </m:d>
           <m:r>
             <m:t xml:space="preserve">≈</m:t>
           </m:r>
           <m:r>
             <m:t xml:space="preserve">1054</m:t>
+          </m:r>
+          <m:r>
+            <m:t xml:space="preserve"> </m:t>
           </m:r>
           <m:r>
             <m:t xml:space="preserve">MHz</m:t>
